--- a/Figures & Presentables/Figs.docx
+++ b/Figures & Presentables/Figs.docx
@@ -326,7 +326,33 @@
         <w:t xml:space="preserve"> </w:t>
       </w:r>
       <w:r>
-        <w:t xml:space="preserve">the Class level (Aves or Mammalia) through preferably detailing all the</w:t>
+        <w:t xml:space="preserve">the Class level (</w:t>
+      </w:r>
+      <w:r>
+        <w:rPr>
+          <w:i/>
+          <w:iCs/>
+        </w:rPr>
+        <w:t xml:space="preserve">Aves</w:t>
+      </w:r>
+      <w:r>
+        <w:t xml:space="preserve"> </w:t>
+      </w:r>
+      <w:r>
+        <w:t xml:space="preserve">or</w:t>
+      </w:r>
+      <w:r>
+        <w:t xml:space="preserve"> </w:t>
+      </w:r>
+      <w:r>
+        <w:rPr>
+          <w:i/>
+          <w:iCs/>
+        </w:rPr>
+        <w:t xml:space="preserve">Mammalia</w:t>
+      </w:r>
+      <w:r>
+        <w:t xml:space="preserve">) through preferably detailing all the</w:t>
       </w:r>
       <w:r>
         <w:t xml:space="preserve"> </w:t>
@@ -364,7 +390,75 @@
         <w:t xml:space="preserve"> </w:t>
       </w:r>
       <w:r>
-        <w:t xml:space="preserve">Canidae, Suidae, Equidae, Hominidae or Phyllostomidae (New World bats)</w:t>
+        <w:t xml:space="preserve">canine, swine, horse, human or New World bats (</w:t>
+      </w:r>
+      <w:r>
+        <w:rPr>
+          <w:i/>
+          <w:iCs/>
+        </w:rPr>
+        <w:t xml:space="preserve">Canidae</w:t>
+      </w:r>
+      <w:r>
+        <w:t xml:space="preserve">,</w:t>
+      </w:r>
+      <w:r>
+        <w:t xml:space="preserve"> </w:t>
+      </w:r>
+      <w:r>
+        <w:rPr>
+          <w:i/>
+          <w:iCs/>
+        </w:rPr>
+        <w:t xml:space="preserve">Suidae</w:t>
+      </w:r>
+      <w:r>
+        <w:t xml:space="preserve">,</w:t>
+      </w:r>
+      <w:r>
+        <w:t xml:space="preserve"> </w:t>
+      </w:r>
+      <w:r>
+        <w:rPr>
+          <w:i/>
+          <w:iCs/>
+        </w:rPr>
+        <w:t xml:space="preserve">Equidae</w:t>
+      </w:r>
+      <w:r>
+        <w:t xml:space="preserve">,</w:t>
+      </w:r>
+      <w:r>
+        <w:t xml:space="preserve"> </w:t>
+      </w:r>
+      <w:r>
+        <w:rPr>
+          <w:i/>
+          <w:iCs/>
+        </w:rPr>
+        <w:t xml:space="preserve">Hominidae</w:t>
+      </w:r>
+      <w:r>
+        <w:t xml:space="preserve"> </w:t>
+      </w:r>
+      <w:r>
+        <w:t xml:space="preserve">and</w:t>
+      </w:r>
+      <w:r>
+        <w:t xml:space="preserve"> </w:t>
+      </w:r>
+      <w:r>
+        <w:rPr>
+          <w:i/>
+          <w:iCs/>
+        </w:rPr>
+        <w:t xml:space="preserve">Phyllostomidae</w:t>
+      </w:r>
+      <w:r>
+        <w:t xml:space="preserve"> </w:t>
+      </w:r>
+      <w:r>
+        <w:t xml:space="preserve">respectively)</w:t>
       </w:r>
       <w:r>
         <w:t xml:space="preserve"> </w:t>
@@ -468,14 +562,14 @@
         <w:t xml:space="preserve"> </w:t>
       </w:r>
       <w:r>
-        <w:t xml:space="preserve">Paradis and Schliep (</w:t>
+        <w:t xml:space="preserve">(</w:t>
       </w:r>
       <w:hyperlink w:anchor="ref-paradis_2019aa">
         <w:r>
           <w:rPr>
             <w:rStyle w:val="Hyperlink"/>
           </w:rPr>
-          <w:t xml:space="preserve">2019</w:t>
+          <w:t xml:space="preserve">Paradis and Schliep 2019</w:t>
         </w:r>
       </w:hyperlink>
       <w:r>
@@ -506,14 +600,14 @@
         <w:t xml:space="preserve"> </w:t>
       </w:r>
       <w:r>
-        <w:t xml:space="preserve">Rozewicki et al. (</w:t>
+        <w:t xml:space="preserve">(</w:t>
       </w:r>
       <w:hyperlink w:anchor="ref-rozewicki_2019aa">
         <w:r>
           <w:rPr>
             <w:rStyle w:val="Hyperlink"/>
           </w:rPr>
-          <w:t xml:space="preserve">2019</w:t>
+          <w:t xml:space="preserve">Rozewicki et al. 2019</w:t>
         </w:r>
       </w:hyperlink>
       <w:r>
@@ -562,14 +656,14 @@
         <w:t xml:space="preserve"> </w:t>
       </w:r>
       <w:r>
-        <w:t xml:space="preserve">Steinegger and Söding (</w:t>
+        <w:t xml:space="preserve">(</w:t>
       </w:r>
       <w:hyperlink w:anchor="ref-steinegger_2018aa">
         <w:r>
           <w:rPr>
             <w:rStyle w:val="Hyperlink"/>
           </w:rPr>
-          <w:t xml:space="preserve">2018</w:t>
+          <w:t xml:space="preserve">Steinegger and Söding 2018</w:t>
         </w:r>
       </w:hyperlink>
       <w:r>
@@ -844,20 +938,20 @@
         <w:pStyle w:val="BodyText"/>
       </w:pPr>
       <w:r>
-        <w:t xml:space="preserve">OmegaFeaturesCLI</w:t>
-      </w:r>
-      <w:r>
-        <w:t xml:space="preserve"> </w:t>
-      </w:r>
-      <w:r>
-        <w:t xml:space="preserve">Chen et al. (</w:t>
+        <w:t xml:space="preserve">Six datasets of protein features were obtained from OmegaFeaturesCLI</w:t>
+      </w:r>
+      <w:r>
+        <w:t xml:space="preserve"> </w:t>
+      </w:r>
+      <w:r>
+        <w:t xml:space="preserve">(</w:t>
       </w:r>
       <w:hyperlink w:anchor="ref-chen_2022aa">
         <w:r>
           <w:rPr>
             <w:rStyle w:val="Hyperlink"/>
           </w:rPr>
-          <w:t xml:space="preserve">2022</w:t>
+          <w:t xml:space="preserve">Chen et al. 2022</w:t>
         </w:r>
       </w:hyperlink>
       <w:r>
@@ -867,13 +961,7 @@
         <w:t xml:space="preserve"> </w:t>
       </w:r>
       <w:r>
-        <w:t xml:space="preserve">extracted matrices of protein</w:t>
-      </w:r>
-      <w:r>
-        <w:t xml:space="preserve"> </w:t>
-      </w:r>
-      <w:r>
-        <w:t xml:space="preserve">compositional and physio-chemical properties from alignments with the</w:t>
+        <w:t xml:space="preserve">which extracted matrices of protein compositional and physio-chemical properties from alignments with the</w:t>
       </w:r>
       <w:r>
         <w:t xml:space="preserve"> </w:t>
@@ -885,45 +973,76 @@
         <w:t xml:space="preserve"> </w:t>
       </w:r>
       <w:r>
-        <w:t xml:space="preserve">follows: 2mers (‘DPC type 1’), Chou’s pseudo-amino acid composition</w:t>
-      </w:r>
-      <w:r>
-        <w:t xml:space="preserve"> </w:t>
-      </w:r>
-      <w:r>
-        <w:t xml:space="preserve">(‘PseAAC’), conjoined triad (‘CTriad’), and finally Composition</w:t>
-      </w:r>
-      <w:r>
-        <w:t xml:space="preserve"> </w:t>
-      </w:r>
-      <w:r>
-        <w:t xml:space="preserve">(‘CTDc’), Transition (‘CTDt’) &amp; Distribution (‘CTDd’) values.</w:t>
-      </w:r>
-    </w:p>
-    <w:p>
-      <w:pPr>
-        <w:pStyle w:val="BodyText"/>
-      </w:pPr>
-      <w:r>
-        <w:t xml:space="preserve">Six datasets of protein features were derived from the iFeatureOmega</w:t>
-      </w:r>
-      <w:r>
-        <w:t xml:space="preserve"> </w:t>
-      </w:r>
-      <w:r>
-        <w:t xml:space="preserve">processing: amino acid two-mers (DPC, 400 features), (CTDc, CTDd and</w:t>
-      </w:r>
-      <w:r>
-        <w:t xml:space="preserve"> </w:t>
-      </w:r>
-      <w:r>
-        <w:t xml:space="preserve">CTDt, 39, 195 and 39 features respectively), paac (23 features) and</w:t>
-      </w:r>
-      <w:r>
-        <w:t xml:space="preserve"> </w:t>
-      </w:r>
-      <w:r>
-        <w:t xml:space="preserve">triad (343 features). These were then annotated with the subtype of the</w:t>
+        <w:t xml:space="preserve">follows: amino acid two-mers (</w:t>
+      </w:r>
+      <w:r>
+        <w:rPr>
+          <w:rStyle w:val="VerbatimChar"/>
+        </w:rPr>
+        <w:t xml:space="preserve">DPC type 1</w:t>
+      </w:r>
+      <w:r>
+        <w:t xml:space="preserve">, 400 features), Chou’s pseudo-amino acid composition</w:t>
+      </w:r>
+      <w:r>
+        <w:t xml:space="preserve"> </w:t>
+      </w:r>
+      <w:r>
+        <w:t xml:space="preserve">(</w:t>
+      </w:r>
+      <w:r>
+        <w:rPr>
+          <w:rStyle w:val="VerbatimChar"/>
+        </w:rPr>
+        <w:t xml:space="preserve">PseAAC</w:t>
+      </w:r>
+      <w:r>
+        <w:t xml:space="preserve">, 23 features), conjoined triad (</w:t>
+      </w:r>
+      <w:r>
+        <w:rPr>
+          <w:rStyle w:val="VerbatimChar"/>
+        </w:rPr>
+        <w:t xml:space="preserve">CTriad</w:t>
+      </w:r>
+      <w:r>
+        <w:t xml:space="preserve">, 343 features), and finally Composition, Transition &amp; Distribution values (</w:t>
+      </w:r>
+      <w:r>
+        <w:rPr>
+          <w:rStyle w:val="VerbatimChar"/>
+        </w:rPr>
+        <w:t xml:space="preserve">CTDc</w:t>
+      </w:r>
+      <w:r>
+        <w:t xml:space="preserve">,</w:t>
+      </w:r>
+      <w:r>
+        <w:t xml:space="preserve"> </w:t>
+      </w:r>
+      <w:r>
+        <w:rPr>
+          <w:rStyle w:val="VerbatimChar"/>
+        </w:rPr>
+        <w:t xml:space="preserve">CTDd</w:t>
+      </w:r>
+      <w:r>
+        <w:t xml:space="preserve"> </w:t>
+      </w:r>
+      <w:r>
+        <w:t xml:space="preserve">and</w:t>
+      </w:r>
+      <w:r>
+        <w:t xml:space="preserve"> </w:t>
+      </w:r>
+      <w:r>
+        <w:rPr>
+          <w:rStyle w:val="VerbatimChar"/>
+        </w:rPr>
+        <w:t xml:space="preserve">CTDt</w:t>
+      </w:r>
+      <w:r>
+        <w:t xml:space="preserve">, 39, 195 and 39 features respectively). These were then annotated with the subtype of the</w:t>
       </w:r>
       <w:r>
         <w:t xml:space="preserve"> </w:t>
@@ -1029,7 +1148,10 @@
         <w:t xml:space="preserve"> </w:t>
       </w:r>
       <w:r>
-        <w:t xml:space="preserve">‘caretEnsemble’</w:t>
+        <w:rPr>
+          <w:rStyle w:val="VerbatimChar"/>
+        </w:rPr>
+        <w:t xml:space="preserve">caretEnsemble</w:t>
       </w:r>
       <w:r>
         <w:t xml:space="preserve"> </w:t>
@@ -1217,14 +1339,14 @@
         <w:t xml:space="preserve"> </w:t>
       </w:r>
       <w:r>
-        <w:t xml:space="preserve">Yan (</w:t>
+        <w:t xml:space="preserve">(</w:t>
       </w:r>
       <w:hyperlink w:anchor="ref-yan_2025aa">
         <w:r>
           <w:rPr>
             <w:rStyle w:val="Hyperlink"/>
           </w:rPr>
-          <w:t xml:space="preserve">2025</w:t>
+          <w:t xml:space="preserve">Yan 2025</w:t>
         </w:r>
       </w:hyperlink>
       <w:r>
@@ -1292,31 +1414,7 @@
         </m:f>
       </m:oMath>
       <w:r>
-        <w:t xml:space="preserve">) so the closer TPR+TNR is</w:t>
-      </w:r>
-      <w:r>
-        <w:t xml:space="preserve"> </w:t>
-      </w:r>
-      <w:r>
-        <w:t xml:space="preserve">to 1, the worse the model. This is because the model is overestimating</w:t>
-      </w:r>
-      <w:r>
-        <w:t xml:space="preserve"> </w:t>
-      </w:r>
-      <w:r>
-        <w:t xml:space="preserve">positive hits and is unable to distinguish reals from fakes – i.e. which</w:t>
-      </w:r>
-      <w:r>
-        <w:t xml:space="preserve"> </w:t>
-      </w:r>
-      <w:r>
-        <w:t xml:space="preserve">is equivalent to the expected value of a random guess in a balanced data</w:t>
-      </w:r>
-      <w:r>
-        <w:t xml:space="preserve"> </w:t>
-      </w:r>
-      <w:r>
-        <w:t xml:space="preserve">set.</w:t>
+        <w:t xml:space="preserve">) so the closer TPR+TNR is to 1, the worse the model. This is because the model is overestimating positive hits and is unable to distinguish reals from fakes – i.e. which is equivalent to the expected value of a random guess in a balanced data set.</w:t>
       </w:r>
     </w:p>
     <w:bookmarkEnd w:id="21"/>
@@ -1362,14 +1460,28 @@
         <w:t xml:space="preserve"> </w:t>
       </w:r>
       <w:r>
-        <w:t xml:space="preserve">Minh et al. (</w:t>
+        <w:t xml:space="preserve">(</w:t>
+      </w:r>
+      <w:hyperlink w:anchor="ref-kalyaanamoorthy_2017aa">
+        <w:r>
+          <w:rPr>
+            <w:rStyle w:val="Hyperlink"/>
+          </w:rPr>
+          <w:t xml:space="preserve">Kalyaanamoorthy et al. 2017</w:t>
+        </w:r>
+      </w:hyperlink>
+      <w:r>
+        <w:t xml:space="preserve">;</w:t>
+      </w:r>
+      <w:r>
+        <w:t xml:space="preserve"> </w:t>
       </w:r>
       <w:hyperlink w:anchor="ref-minh_2020aa">
         <w:r>
           <w:rPr>
             <w:rStyle w:val="Hyperlink"/>
           </w:rPr>
-          <w:t xml:space="preserve">2020</w:t>
+          <w:t xml:space="preserve">Minh et al. 2020</w:t>
         </w:r>
       </w:hyperlink>
       <w:r>
@@ -2132,7 +2244,7 @@
     <w:bookmarkEnd w:id="24"/>
     <w:bookmarkEnd w:id="25"/>
     <w:bookmarkEnd w:id="26"/>
-    <w:bookmarkStart w:id="66" w:name="results"/>
+    <w:bookmarkStart w:id="68" w:name="results"/>
     <w:p>
       <w:pPr>
         <w:pStyle w:val="Heading1"/>
@@ -2155,237 +2267,237 @@
         <w:pStyle w:val="FirstParagraph"/>
       </w:pPr>
       <w:r>
+        <w:t xml:space="preserve">Selected sequences</w:t>
+      </w:r>
+    </w:p>
+    <w:p>
+      <w:pPr>
+        <w:pStyle w:val="BodyText"/>
+      </w:pPr>
+      <w:r>
+        <w:t xml:space="preserve">Protein</w:t>
+      </w:r>
+    </w:p>
+    <w:p>
+      <w:pPr>
+        <w:pStyle w:val="BodyText"/>
+      </w:pPr>
+      <w:r>
+        <w:t xml:space="preserve">Avian</w:t>
+      </w:r>
+    </w:p>
+    <w:p>
+      <w:pPr>
+        <w:pStyle w:val="BodyText"/>
+      </w:pPr>
+      <w:r>
+        <w:t xml:space="preserve">Mammalian</w:t>
+      </w:r>
+    </w:p>
+    <w:p>
+      <w:pPr>
+        <w:pStyle w:val="BodyText"/>
+      </w:pPr>
+      <w:r>
+        <w:t xml:space="preserve">PB2</w:t>
+      </w:r>
+    </w:p>
+    <w:p>
+      <w:pPr>
+        <w:pStyle w:val="BodyText"/>
+      </w:pPr>
+      <w:r>
+        <w:t xml:space="preserve">338</w:t>
+      </w:r>
+    </w:p>
+    <w:p>
+      <w:pPr>
+        <w:pStyle w:val="BodyText"/>
+      </w:pPr>
+      <w:r>
+        <w:t xml:space="preserve">561</w:t>
+      </w:r>
+    </w:p>
+    <w:p>
+      <w:pPr>
+        <w:pStyle w:val="BodyText"/>
+      </w:pPr>
+      <w:r>
+        <w:t xml:space="preserve">PB1</w:t>
+      </w:r>
+    </w:p>
+    <w:p>
+      <w:pPr>
+        <w:pStyle w:val="BodyText"/>
+      </w:pPr>
+      <w:r>
+        <w:t xml:space="preserve">303</w:t>
+      </w:r>
+    </w:p>
+    <w:p>
+      <w:pPr>
+        <w:pStyle w:val="BodyText"/>
+      </w:pPr>
+      <w:r>
+        <w:t xml:space="preserve">255</w:t>
+      </w:r>
+    </w:p>
+    <w:p>
+      <w:pPr>
+        <w:pStyle w:val="BodyText"/>
+      </w:pPr>
+      <w:r>
+        <w:t xml:space="preserve">PA</w:t>
+      </w:r>
+    </w:p>
+    <w:p>
+      <w:pPr>
+        <w:pStyle w:val="BodyText"/>
+      </w:pPr>
+      <w:r>
+        <w:t xml:space="preserve">282</w:t>
+      </w:r>
+    </w:p>
+    <w:p>
+      <w:pPr>
+        <w:pStyle w:val="BodyText"/>
+      </w:pPr>
+      <w:r>
+        <w:t xml:space="preserve">415</w:t>
+      </w:r>
+    </w:p>
+    <w:p>
+      <w:pPr>
+        <w:pStyle w:val="BodyText"/>
+      </w:pPr>
+      <w:r>
+        <w:t xml:space="preserve">HA</w:t>
+      </w:r>
+    </w:p>
+    <w:p>
+      <w:pPr>
+        <w:pStyle w:val="BodyText"/>
+      </w:pPr>
+      <w:r>
+        <w:t xml:space="preserve">1406</w:t>
+      </w:r>
+    </w:p>
+    <w:p>
+      <w:pPr>
+        <w:pStyle w:val="BodyText"/>
+      </w:pPr>
+      <w:r>
+        <w:t xml:space="preserve">919</w:t>
+      </w:r>
+    </w:p>
+    <w:p>
+      <w:pPr>
+        <w:pStyle w:val="BodyText"/>
+      </w:pPr>
+      <w:r>
+        <w:t xml:space="preserve">NP</w:t>
+      </w:r>
+    </w:p>
+    <w:p>
+      <w:pPr>
+        <w:pStyle w:val="BodyText"/>
+      </w:pPr>
+      <w:r>
+        <w:t xml:space="preserve">215</w:t>
+      </w:r>
+    </w:p>
+    <w:p>
+      <w:pPr>
+        <w:pStyle w:val="BodyText"/>
+      </w:pPr>
+      <w:r>
+        <w:t xml:space="preserve">244</w:t>
+      </w:r>
+    </w:p>
+    <w:p>
+      <w:pPr>
+        <w:pStyle w:val="BodyText"/>
+      </w:pPr>
+      <w:r>
+        <w:t xml:space="preserve">NA</w:t>
+      </w:r>
+    </w:p>
+    <w:p>
+      <w:pPr>
+        <w:pStyle w:val="BodyText"/>
+      </w:pPr>
+      <w:r>
+        <w:t xml:space="preserve">185</w:t>
+      </w:r>
+    </w:p>
+    <w:p>
+      <w:pPr>
+        <w:pStyle w:val="BodyText"/>
+      </w:pPr>
+      <w:r>
+        <w:t xml:space="preserve">207</w:t>
+      </w:r>
+    </w:p>
+    <w:p>
+      <w:pPr>
+        <w:pStyle w:val="BodyText"/>
+      </w:pPr>
+      <w:r>
+        <w:t xml:space="preserve">M1</w:t>
+      </w:r>
+    </w:p>
+    <w:p>
+      <w:pPr>
+        <w:pStyle w:val="BodyText"/>
+      </w:pPr>
+      <w:r>
+        <w:t xml:space="preserve">73</w:t>
+      </w:r>
+    </w:p>
+    <w:p>
+      <w:pPr>
+        <w:pStyle w:val="BodyText"/>
+      </w:pPr>
+      <w:r>
+        <w:t xml:space="preserve">149</w:t>
+      </w:r>
+    </w:p>
+    <w:p>
+      <w:pPr>
+        <w:pStyle w:val="BodyText"/>
+      </w:pPr>
+      <w:r>
+        <w:t xml:space="preserve">NS1</w:t>
+      </w:r>
+    </w:p>
+    <w:p>
+      <w:pPr>
+        <w:pStyle w:val="BodyText"/>
+      </w:pPr>
+      <w:r>
+        <w:t xml:space="preserve">539</w:t>
+      </w:r>
+    </w:p>
+    <w:p>
+      <w:pPr>
+        <w:pStyle w:val="BodyText"/>
+      </w:pPr>
+      <w:r>
+        <w:t xml:space="preserve">606</w:t>
+      </w:r>
+    </w:p>
+    <w:p>
+      <w:pPr>
+        <w:pStyle w:val="BodyText"/>
+      </w:pPr>
+      <w:r>
         <w:t xml:space="preserve">In total 36,419 sequences were found eligible for study (14,682 avian</w:t>
       </w:r>
       <w:r>
         <w:t xml:space="preserve"> </w:t>
       </w:r>
       <w:r>
-        <w:t xml:space="preserve">and 21,737 mammalian).</w:t>
-      </w:r>
-    </w:p>
-    <w:p>
-      <w:pPr>
-        <w:pStyle w:val="BodyText"/>
-      </w:pPr>
-      <w:r>
-        <w:t xml:space="preserve">Protein</w:t>
-      </w:r>
-    </w:p>
-    <w:p>
-      <w:pPr>
-        <w:pStyle w:val="BodyText"/>
-      </w:pPr>
-      <w:r>
-        <w:t xml:space="preserve">Avian</w:t>
-      </w:r>
-    </w:p>
-    <w:p>
-      <w:pPr>
-        <w:pStyle w:val="BodyText"/>
-      </w:pPr>
-      <w:r>
-        <w:t xml:space="preserve">Mammalian</w:t>
-      </w:r>
-    </w:p>
-    <w:p>
-      <w:pPr>
-        <w:pStyle w:val="BodyText"/>
-      </w:pPr>
-      <w:r>
-        <w:t xml:space="preserve">PB2</w:t>
-      </w:r>
-    </w:p>
-    <w:p>
-      <w:pPr>
-        <w:pStyle w:val="BodyText"/>
-      </w:pPr>
-      <w:r>
-        <w:t xml:space="preserve">338</w:t>
-      </w:r>
-    </w:p>
-    <w:p>
-      <w:pPr>
-        <w:pStyle w:val="BodyText"/>
-      </w:pPr>
-      <w:r>
-        <w:t xml:space="preserve">561</w:t>
-      </w:r>
-    </w:p>
-    <w:p>
-      <w:pPr>
-        <w:pStyle w:val="BodyText"/>
-      </w:pPr>
-      <w:r>
-        <w:t xml:space="preserve">PB1</w:t>
-      </w:r>
-    </w:p>
-    <w:p>
-      <w:pPr>
-        <w:pStyle w:val="BodyText"/>
-      </w:pPr>
-      <w:r>
-        <w:t xml:space="preserve">303</w:t>
-      </w:r>
-    </w:p>
-    <w:p>
-      <w:pPr>
-        <w:pStyle w:val="BodyText"/>
-      </w:pPr>
-      <w:r>
-        <w:t xml:space="preserve">255</w:t>
-      </w:r>
-    </w:p>
-    <w:p>
-      <w:pPr>
-        <w:pStyle w:val="BodyText"/>
-      </w:pPr>
-      <w:r>
-        <w:t xml:space="preserve">PA</w:t>
-      </w:r>
-    </w:p>
-    <w:p>
-      <w:pPr>
-        <w:pStyle w:val="BodyText"/>
-      </w:pPr>
-      <w:r>
-        <w:t xml:space="preserve">282</w:t>
-      </w:r>
-    </w:p>
-    <w:p>
-      <w:pPr>
-        <w:pStyle w:val="BodyText"/>
-      </w:pPr>
-      <w:r>
-        <w:t xml:space="preserve">415</w:t>
-      </w:r>
-    </w:p>
-    <w:p>
-      <w:pPr>
-        <w:pStyle w:val="BodyText"/>
-      </w:pPr>
-      <w:r>
-        <w:t xml:space="preserve">HA</w:t>
-      </w:r>
-    </w:p>
-    <w:p>
-      <w:pPr>
-        <w:pStyle w:val="BodyText"/>
-      </w:pPr>
-      <w:r>
-        <w:t xml:space="preserve">1406</w:t>
-      </w:r>
-    </w:p>
-    <w:p>
-      <w:pPr>
-        <w:pStyle w:val="BodyText"/>
-      </w:pPr>
-      <w:r>
-        <w:t xml:space="preserve">919</w:t>
-      </w:r>
-    </w:p>
-    <w:p>
-      <w:pPr>
-        <w:pStyle w:val="BodyText"/>
-      </w:pPr>
-      <w:r>
-        <w:t xml:space="preserve">NP</w:t>
-      </w:r>
-    </w:p>
-    <w:p>
-      <w:pPr>
-        <w:pStyle w:val="BodyText"/>
-      </w:pPr>
-      <w:r>
-        <w:t xml:space="preserve">215</w:t>
-      </w:r>
-    </w:p>
-    <w:p>
-      <w:pPr>
-        <w:pStyle w:val="BodyText"/>
-      </w:pPr>
-      <w:r>
-        <w:t xml:space="preserve">244</w:t>
-      </w:r>
-    </w:p>
-    <w:p>
-      <w:pPr>
-        <w:pStyle w:val="BodyText"/>
-      </w:pPr>
-      <w:r>
-        <w:t xml:space="preserve">NA</w:t>
-      </w:r>
-    </w:p>
-    <w:p>
-      <w:pPr>
-        <w:pStyle w:val="BodyText"/>
-      </w:pPr>
-      <w:r>
-        <w:t xml:space="preserve">185</w:t>
-      </w:r>
-    </w:p>
-    <w:p>
-      <w:pPr>
-        <w:pStyle w:val="BodyText"/>
-      </w:pPr>
-      <w:r>
-        <w:t xml:space="preserve">207</w:t>
-      </w:r>
-    </w:p>
-    <w:p>
-      <w:pPr>
-        <w:pStyle w:val="BodyText"/>
-      </w:pPr>
-      <w:r>
-        <w:t xml:space="preserve">M1</w:t>
-      </w:r>
-    </w:p>
-    <w:p>
-      <w:pPr>
-        <w:pStyle w:val="BodyText"/>
-      </w:pPr>
-      <w:r>
-        <w:t xml:space="preserve">73</w:t>
-      </w:r>
-    </w:p>
-    <w:p>
-      <w:pPr>
-        <w:pStyle w:val="BodyText"/>
-      </w:pPr>
-      <w:r>
-        <w:t xml:space="preserve">149</w:t>
-      </w:r>
-    </w:p>
-    <w:p>
-      <w:pPr>
-        <w:pStyle w:val="BodyText"/>
-      </w:pPr>
-      <w:r>
-        <w:t xml:space="preserve">NS1</w:t>
-      </w:r>
-    </w:p>
-    <w:p>
-      <w:pPr>
-        <w:pStyle w:val="BodyText"/>
-      </w:pPr>
-      <w:r>
-        <w:t xml:space="preserve">539</w:t>
-      </w:r>
-    </w:p>
-    <w:p>
-      <w:pPr>
-        <w:pStyle w:val="BodyText"/>
-      </w:pPr>
-      <w:r>
-        <w:t xml:space="preserve">606</w:t>
-      </w:r>
-    </w:p>
-    <w:p>
-      <w:pPr>
-        <w:pStyle w:val="BodyText"/>
-      </w:pPr>
-      <w:r>
-        <w:t xml:space="preserve">The clustering resulting from removing sequences with a 95% sequence identity left us with 6,697 protein sequences overall. To assist with building the model architecture, any virus genome that had at least one representative protein was analysed fully - hence 4,551 viruses were analysed, despite the high sequence homology between many of the proteins except for the selected representative protein. The number of representative proteins called by the clustering algorithm is shown in Table 2 and full lists of the associated accession codes are available in Supplementary 1.</w:t>
+        <w:t xml:space="preserve">and 21,737 mammalian). Clustering resulting from removing sequences with a 95% sequence identity left us with 6,697 protein sequences overall. To assist with building the model architecture, any virus genome that had at least one representative protein was analysed fully - hence 4,551 viruses were analysed, despite the high sequence homology between many of the proteins except for the selected representative protein. The number of representative proteins called by the clustering algorithm is shown in Table 2 and full lists of the associated accession codes are available in Supplementary 1.</w:t>
       </w:r>
     </w:p>
     <w:bookmarkEnd w:id="27"/>
@@ -2404,6 +2516,14 @@
       </w:pPr>
       <w:r>
         <w:t xml:space="preserve">Confusion matrices were made on the known origin host and the host predicted by the machine learning models. Matrices were used to assess model predictive strength. Incorrectly labelled viruses were indicative of signal of possible adaptation to the host from which a virus originated.</w:t>
+      </w:r>
+    </w:p>
+    <w:p>
+      <w:pPr>
+        <w:pStyle w:val="BodyText"/>
+      </w:pPr>
+      <w:r>
+        <w:t xml:space="preserve">Model Validation</w:t>
       </w:r>
     </w:p>
     <w:p>
@@ -2867,6 +2987,14 @@
         <w:pStyle w:val="FirstParagraph"/>
       </w:pPr>
       <w:r>
+        <w:t xml:space="preserve">Mislabelled</w:t>
+      </w:r>
+    </w:p>
+    <w:p>
+      <w:pPr>
+        <w:pStyle w:val="BodyText"/>
+      </w:pPr>
+      <w:r>
         <w:t xml:space="preserve">Matched</w:t>
       </w:r>
     </w:p>
@@ -3243,29 +3371,17 @@
         <w:pStyle w:val="BodyText"/>
       </w:pPr>
       <w:r>
-        <w:t xml:space="preserve">When did the model predict things incorrectly? Was there any pattern to</w:t>
-      </w:r>
-      <w:r>
-        <w:t xml:space="preserve"> </w:t>
-      </w:r>
-      <w:r>
-        <w:t xml:space="preserve">the mistakes?</w:t>
-      </w:r>
-      <w:r>
-        <w:t xml:space="preserve"> </w:t>
-      </w:r>
-      <w:r>
-        <w:t xml:space="preserve">Not really…</w:t>
+        <w:t xml:space="preserve">When did the model predict things incorrectly? Was there any pattern to the mistakes? Not really…</w:t>
       </w:r>
     </w:p>
     <w:bookmarkEnd w:id="36"/>
-    <w:bookmarkStart w:id="40" w:name="protein-features-2"/>
+    <w:bookmarkStart w:id="40" w:name="feature-importance"/>
     <w:p>
       <w:pPr>
         <w:pStyle w:val="Heading2"/>
       </w:pPr>
       <w:r>
-        <w:t xml:space="preserve">Protein Features</w:t>
+        <w:t xml:space="preserve">Feature Importance</w:t>
       </w:r>
     </w:p>
     <w:p>
@@ -3338,7 +3454,7 @@
       </w:r>
     </w:p>
     <w:bookmarkEnd w:id="40"/>
-    <w:bookmarkStart w:id="65" w:name="phylogenetics-1"/>
+    <w:bookmarkStart w:id="67" w:name="phylogenetics-1"/>
     <w:p>
       <w:pPr>
         <w:pStyle w:val="Heading2"/>
@@ -3389,7 +3505,7 @@
         <w:t xml:space="preserve">diversity?</w:t>
       </w:r>
     </w:p>
-    <w:bookmarkStart w:id="44" w:name="protein-trees"/>
+    <w:bookmarkStart w:id="41" w:name="protein-trees"/>
     <w:p>
       <w:pPr>
         <w:pStyle w:val="Heading3"/>
@@ -3406,35 +3522,37 @@
         <w:t xml:space="preserve">Is it worth adding bootstrap values? Or describing the tree (num of tips/nodes) just to clarify that some sequences were excluded from tree estimation?</w:t>
       </w:r>
     </w:p>
-    <w:p>
-      <w:pPr>
-        <w:pStyle w:val="BodyText"/>
-      </w:pPr>
-      <w:r>
-        <w:t xml:space="preserve">Trees with Protein Features</w:t>
-      </w:r>
-    </w:p>
-    <w:p>
-      <w:pPr>
-        <w:pStyle w:val="BodyText"/>
+    <w:bookmarkEnd w:id="41"/>
+    <w:bookmarkStart w:id="45" w:name="tree-with-protein-features"/>
+    <w:p>
+      <w:pPr>
+        <w:pStyle w:val="Heading3"/>
+      </w:pPr>
+      <w:r>
+        <w:t xml:space="preserve">Tree with Protein Features</w:t>
+      </w:r>
+    </w:p>
+    <w:p>
+      <w:pPr>
+        <w:pStyle w:val="FirstParagraph"/>
       </w:pPr>
       <w:r>
         <w:drawing>
           <wp:inline>
             <wp:extent cx="5334000" cy="5334000"/>
             <wp:effectExtent b="0" l="0" r="0" t="0"/>
-            <wp:docPr descr="" title="" id="42" name="Picture"/>
+            <wp:docPr descr="" title="" id="43" name="Picture"/>
             <a:graphic>
               <a:graphicData uri="http://schemas.openxmlformats.org/drawingml/2006/picture">
                 <pic:pic>
                   <pic:nvPicPr>
-                    <pic:cNvPr descr="Figs_files/figure-docx/unnamed-chunk-16-1.png" id="43" name="Picture"/>
+                    <pic:cNvPr descr="Figs_files/figure-docx/unnamed-chunk-16-1.png" id="44" name="Picture"/>
                     <pic:cNvPicPr>
                       <a:picLocks noChangeArrowheads="1" noChangeAspect="1"/>
                     </pic:cNvPicPr>
                   </pic:nvPicPr>
                   <pic:blipFill>
-                    <a:blip r:embed="rId41"/>
+                    <a:blip r:embed="rId42"/>
                     <a:stretch>
                       <a:fillRect/>
                     </a:stretch>
@@ -3475,8 +3593,8 @@
         <w:t xml:space="preserve">need a nice branch-branch measurement like Faith’s PD</w:t>
       </w:r>
     </w:p>
-    <w:bookmarkEnd w:id="44"/>
-    <w:bookmarkStart w:id="48" w:name="trait-analyses"/>
+    <w:bookmarkEnd w:id="45"/>
+    <w:bookmarkStart w:id="49" w:name="trait-analyses"/>
     <w:p>
       <w:pPr>
         <w:pStyle w:val="Heading3"/>
@@ -3541,18 +3659,18 @@
           <wp:inline>
             <wp:extent cx="5334000" cy="4267200"/>
             <wp:effectExtent b="0" l="0" r="0" t="0"/>
-            <wp:docPr descr="" title="" id="46" name="Picture"/>
+            <wp:docPr descr="" title="" id="47" name="Picture"/>
             <a:graphic>
               <a:graphicData uri="http://schemas.openxmlformats.org/drawingml/2006/picture">
                 <pic:pic>
                   <pic:nvPicPr>
-                    <pic:cNvPr descr="Figs_files/figure-docx/unnamed-chunk-21-1.png" id="47" name="Picture"/>
+                    <pic:cNvPr descr="Figs_files/figure-docx/unnamed-chunk-21-1.png" id="48" name="Picture"/>
                     <pic:cNvPicPr>
                       <a:picLocks noChangeArrowheads="1" noChangeAspect="1"/>
                     </pic:cNvPicPr>
                   </pic:nvPicPr>
                   <pic:blipFill>
-                    <a:blip r:embed="rId45"/>
+                    <a:blip r:embed="rId46"/>
                     <a:stretch>
                       <a:fillRect/>
                     </a:stretch>
@@ -3584,27 +3702,15 @@
         <w:pStyle w:val="BodyText"/>
       </w:pPr>
       <w:r>
-        <w:t xml:space="preserve">Interesting how rarely avian is estimated as the donor, considering</w:t>
-      </w:r>
-      <w:r>
-        <w:t xml:space="preserve"> </w:t>
-      </w:r>
-      <w:r>
-        <w:t xml:space="preserve">reality</w:t>
-      </w:r>
-    </w:p>
-    <w:p>
-      <w:pPr>
-        <w:pStyle w:val="BodyText"/>
-      </w:pPr>
-      <w:r>
-        <w:t xml:space="preserve">Wonder if the pig -&gt; human values would drop if pdm_2009 were held as a</w:t>
-      </w:r>
-      <w:r>
-        <w:t xml:space="preserve"> </w:t>
-      </w:r>
-      <w:r>
-        <w:t xml:space="preserve">separate group of sequences</w:t>
+        <w:t xml:space="preserve">Interesting how rarely avian is estimated as the donor, considering reality</w:t>
+      </w:r>
+    </w:p>
+    <w:p>
+      <w:pPr>
+        <w:pStyle w:val="BodyText"/>
+      </w:pPr>
+      <w:r>
+        <w:t xml:space="preserve">Wonder if the pig -&gt; human values would drop if pdm_2009 were held as a separate group of sequences</w:t>
       </w:r>
     </w:p>
     <w:p>
@@ -3620,17 +3726,11 @@
         <w:pStyle w:val="BodyText"/>
       </w:pPr>
       <w:r>
-        <w:t xml:space="preserve">Also interesting when matrices are asymmetrical, indicates a direction</w:t>
-      </w:r>
-      <w:r>
-        <w:t xml:space="preserve"> </w:t>
-      </w:r>
-      <w:r>
-        <w:t xml:space="preserve">of transfer from the phylogenetic signal</w:t>
-      </w:r>
-    </w:p>
-    <w:bookmarkEnd w:id="48"/>
-    <w:bookmarkStart w:id="64" w:name="ancestral-reconstruction"/>
+        <w:t xml:space="preserve">Also interesting when matrices are asymmetrical, indicates a direction of transfer from the phylogenetic signal</w:t>
+      </w:r>
+    </w:p>
+    <w:bookmarkEnd w:id="49"/>
+    <w:bookmarkStart w:id="53" w:name="ancestral-reconstruction"/>
     <w:p>
       <w:pPr>
         <w:pStyle w:val="Heading3"/>
@@ -3762,7 +3862,7 @@
         <w:rPr>
           <w:rStyle w:val="VerbatimChar"/>
         </w:rPr>
-        <w:t xml:space="preserve">##   X Iteration        Lh Tree.No      q.0      q.1      q.2      q.3</w:t>
+        <w:t xml:space="preserve">##   X Iteration        Lh Tree.No      q.0      q.1      q.2      q.3      q.4</w:t>
       </w:r>
       <w:r>
         <w:br/>
@@ -3771,7 +3871,7 @@
         <w:rPr>
           <w:rStyle w:val="VerbatimChar"/>
         </w:rPr>
-        <w:t xml:space="preserve">## 1 1     11000 -478.5072       1 0.001333 0.123110 0.001333 0.000000</w:t>
+        <w:t xml:space="preserve">## 1 1     11000 -478.5072       1 0.001333 0.123110 0.001333 0.000000 0.000000</w:t>
       </w:r>
       <w:r>
         <w:br/>
@@ -3780,7 +3880,7 @@
         <w:rPr>
           <w:rStyle w:val="VerbatimChar"/>
         </w:rPr>
-        <w:t xml:space="preserve">## 2 2     13000 -410.8597       1 0.003522 0.003522 0.003522 0.003522</w:t>
+        <w:t xml:space="preserve">## 2 2     13000 -410.8597       1 0.003522 0.003522 0.003522 0.003522 0.000000</w:t>
       </w:r>
       <w:r>
         <w:br/>
@@ -3789,7 +3889,7 @@
         <w:rPr>
           <w:rStyle w:val="VerbatimChar"/>
         </w:rPr>
-        <w:t xml:space="preserve">## 3 3     15000 -408.1938       1 0.004710 0.004710 0.004710 0.004710</w:t>
+        <w:t xml:space="preserve">## 3 3     15000 -408.1938       1 0.004710 0.004710 0.004710 0.004710 0.000000</w:t>
       </w:r>
       <w:r>
         <w:br/>
@@ -3798,7 +3898,7 @@
         <w:rPr>
           <w:rStyle w:val="VerbatimChar"/>
         </w:rPr>
-        <w:t xml:space="preserve">## 4 4     17000 -395.8061       1 0.003237 0.003237 0.003237 0.003237</w:t>
+        <w:t xml:space="preserve">## 4 4     17000 -395.8061       1 0.003237 0.003237 0.003237 0.003237 0.000000</w:t>
       </w:r>
       <w:r>
         <w:br/>
@@ -3807,7 +3907,7 @@
         <w:rPr>
           <w:rStyle w:val="VerbatimChar"/>
         </w:rPr>
-        <w:t xml:space="preserve">## 5 5     19000 -393.2918       1 0.000000 0.003180 0.003180 0.003180</w:t>
+        <w:t xml:space="preserve">## 5 5     19000 -393.2918       1 0.000000 0.003180 0.003180 0.003180 0.003180</w:t>
       </w:r>
       <w:r>
         <w:br/>
@@ -3816,7 +3916,70 @@
         <w:rPr>
           <w:rStyle w:val="VerbatimChar"/>
         </w:rPr>
-        <w:t xml:space="preserve">## 6 6     21000 -395.7123       1 0.002598 0.002598 0.002598 0.002598</w:t>
+        <w:t xml:space="preserve">## 6 6     21000 -395.7123       1 0.002598 0.002598 0.002598 0.002598 0.002598</w:t>
+      </w:r>
+      <w:r>
+        <w:br/>
+      </w:r>
+      <w:r>
+        <w:rPr>
+          <w:rStyle w:val="VerbatimChar"/>
+        </w:rPr>
+        <w:t xml:space="preserve">##        q.5      q.6      q.7</w:t>
+      </w:r>
+      <w:r>
+        <w:br/>
+      </w:r>
+      <w:r>
+        <w:rPr>
+          <w:rStyle w:val="VerbatimChar"/>
+        </w:rPr>
+        <w:t xml:space="preserve">## 1 0.001333 0.001333 0.000000</w:t>
+      </w:r>
+      <w:r>
+        <w:br/>
+      </w:r>
+      <w:r>
+        <w:rPr>
+          <w:rStyle w:val="VerbatimChar"/>
+        </w:rPr>
+        <w:t xml:space="preserve">## 2 0.003522 0.003522 0.000000</w:t>
+      </w:r>
+      <w:r>
+        <w:br/>
+      </w:r>
+      <w:r>
+        <w:rPr>
+          <w:rStyle w:val="VerbatimChar"/>
+        </w:rPr>
+        <w:t xml:space="preserve">## 3 0.004710 0.004710 0.000000</w:t>
+      </w:r>
+      <w:r>
+        <w:br/>
+      </w:r>
+      <w:r>
+        <w:rPr>
+          <w:rStyle w:val="VerbatimChar"/>
+        </w:rPr>
+        <w:t xml:space="preserve">## 4 0.003237 0.003237 0.003237</w:t>
+      </w:r>
+      <w:r>
+        <w:br/>
+      </w:r>
+      <w:r>
+        <w:rPr>
+          <w:rStyle w:val="VerbatimChar"/>
+        </w:rPr>
+        <w:t xml:space="preserve">## 5 0.003180 0.003180 0.003180</w:t>
+      </w:r>
+      <w:r>
+        <w:br/>
+      </w:r>
+      <w:r>
+        <w:rPr>
+          <w:rStyle w:val="VerbatimChar"/>
+        </w:rPr>
+        <w:t xml:space="preserve">## 6 0.002598 0.002598 0.002598</w:t>
       </w:r>
     </w:p>
     <w:p>
@@ -3828,18 +3991,18 @@
           <wp:inline>
             <wp:extent cx="5334000" cy="3200400"/>
             <wp:effectExtent b="0" l="0" r="0" t="0"/>
-            <wp:docPr descr="" title="" id="50" name="Picture"/>
+            <wp:docPr descr="" title="" id="51" name="Picture"/>
             <a:graphic>
               <a:graphicData uri="http://schemas.openxmlformats.org/drawingml/2006/picture">
                 <pic:pic>
                   <pic:nvPicPr>
-                    <pic:cNvPr descr="Figs_files/figure-docx/unnamed-chunk-24-1.png" id="51" name="Picture"/>
+                    <pic:cNvPr descr="Figs_files/figure-docx/unnamed-chunk-24-1.png" id="52" name="Picture"/>
                     <pic:cNvPicPr>
                       <a:picLocks noChangeArrowheads="1" noChangeAspect="1"/>
                     </pic:cNvPicPr>
                   </pic:nvPicPr>
                   <pic:blipFill>
-                    <a:blip r:embed="rId49"/>
+                    <a:blip r:embed="rId50"/>
                     <a:stretch>
                       <a:fillRect/>
                     </a:stretch>
@@ -3866,27 +4029,37 @@
         </w:drawing>
       </w:r>
     </w:p>
-    <w:p>
-      <w:pPr>
-        <w:pStyle w:val="BodyText"/>
+    <w:bookmarkEnd w:id="53"/>
+    <w:bookmarkStart w:id="66" w:name="trees-subtrees"/>
+    <w:p>
+      <w:pPr>
+        <w:pStyle w:val="Heading3"/>
+      </w:pPr>
+      <w:r>
+        <w:t xml:space="preserve">Trees &amp; Subtrees</w:t>
+      </w:r>
+    </w:p>
+    <w:p>
+      <w:pPr>
+        <w:pStyle w:val="FirstParagraph"/>
       </w:pPr>
       <w:r>
         <w:drawing>
           <wp:inline>
             <wp:extent cx="5334000" cy="5334000"/>
             <wp:effectExtent b="0" l="0" r="0" t="0"/>
-            <wp:docPr descr="" title="" id="53" name="Picture"/>
+            <wp:docPr descr="" title="" id="55" name="Picture"/>
             <a:graphic>
               <a:graphicData uri="http://schemas.openxmlformats.org/drawingml/2006/picture">
                 <pic:pic>
                   <pic:nvPicPr>
-                    <pic:cNvPr descr="Figs_files/figure-docx/NS1%20subtrees-1.png" id="54" name="Picture"/>
+                    <pic:cNvPr descr="Figs_files/figure-docx/NS1%20subtrees-1.png" id="56" name="Picture"/>
                     <pic:cNvPicPr>
                       <a:picLocks noChangeArrowheads="1" noChangeAspect="1"/>
                     </pic:cNvPicPr>
                   </pic:nvPicPr>
                   <pic:blipFill>
-                    <a:blip r:embed="rId52"/>
+                    <a:blip r:embed="rId54"/>
                     <a:stretch>
                       <a:fillRect/>
                     </a:stretch>
@@ -3922,18 +4095,18 @@
           <wp:inline>
             <wp:extent cx="5334000" cy="5334000"/>
             <wp:effectExtent b="0" l="0" r="0" t="0"/>
-            <wp:docPr descr="" title="" id="56" name="Picture"/>
+            <wp:docPr descr="" title="" id="58" name="Picture"/>
             <a:graphic>
               <a:graphicData uri="http://schemas.openxmlformats.org/drawingml/2006/picture">
                 <pic:pic>
                   <pic:nvPicPr>
-                    <pic:cNvPr descr="Figs_files/figure-docx/PB2%20subtrees-1.png" id="57" name="Picture"/>
+                    <pic:cNvPr descr="Figs_files/figure-docx/PB2%20subtrees-1.png" id="59" name="Picture"/>
                     <pic:cNvPicPr>
                       <a:picLocks noChangeArrowheads="1" noChangeAspect="1"/>
                     </pic:cNvPicPr>
                   </pic:nvPicPr>
                   <pic:blipFill>
-                    <a:blip r:embed="rId55"/>
+                    <a:blip r:embed="rId57"/>
                     <a:stretch>
                       <a:fillRect/>
                     </a:stretch>
@@ -3980,18 +4153,18 @@
           <wp:inline>
             <wp:extent cx="5334000" cy="5334000"/>
             <wp:effectExtent b="0" l="0" r="0" t="0"/>
-            <wp:docPr descr="" title="" id="59" name="Picture"/>
+            <wp:docPr descr="" title="" id="61" name="Picture"/>
             <a:graphic>
               <a:graphicData uri="http://schemas.openxmlformats.org/drawingml/2006/picture">
                 <pic:pic>
                   <pic:nvPicPr>
-                    <pic:cNvPr descr="Figs_files/figure-docx/HA%20subtrees-1.png" id="60" name="Picture"/>
+                    <pic:cNvPr descr="Figs_files/figure-docx/HA%20subtrees-1.png" id="62" name="Picture"/>
                     <pic:cNvPicPr>
                       <a:picLocks noChangeArrowheads="1" noChangeAspect="1"/>
                     </pic:cNvPicPr>
                   </pic:nvPicPr>
                   <pic:blipFill>
-                    <a:blip r:embed="rId58"/>
+                    <a:blip r:embed="rId60"/>
                     <a:stretch>
                       <a:fillRect/>
                     </a:stretch>
@@ -4027,18 +4200,18 @@
           <wp:inline>
             <wp:extent cx="5334000" cy="5334000"/>
             <wp:effectExtent b="0" l="0" r="0" t="0"/>
-            <wp:docPr descr="" title="" id="62" name="Picture"/>
+            <wp:docPr descr="" title="" id="64" name="Picture"/>
             <a:graphic>
               <a:graphicData uri="http://schemas.openxmlformats.org/drawingml/2006/picture">
                 <pic:pic>
                   <pic:nvPicPr>
-                    <pic:cNvPr descr="Figs_files/figure-docx/NA%20subtrees-1.png" id="63" name="Picture"/>
+                    <pic:cNvPr descr="Figs_files/figure-docx/NA%20subtrees-1.png" id="65" name="Picture"/>
                     <pic:cNvPicPr>
                       <a:picLocks noChangeArrowheads="1" noChangeAspect="1"/>
                     </pic:cNvPicPr>
                   </pic:nvPicPr>
                   <pic:blipFill>
-                    <a:blip r:embed="rId61"/>
+                    <a:blip r:embed="rId63"/>
                     <a:stretch>
                       <a:fillRect/>
                     </a:stretch>
@@ -4065,10 +4238,10 @@
         </w:drawing>
       </w:r>
     </w:p>
-    <w:bookmarkEnd w:id="64"/>
-    <w:bookmarkEnd w:id="65"/>
     <w:bookmarkEnd w:id="66"/>
-    <w:bookmarkStart w:id="68" w:name="discussion"/>
+    <w:bookmarkEnd w:id="67"/>
+    <w:bookmarkEnd w:id="68"/>
+    <w:bookmarkStart w:id="70" w:name="discussion"/>
     <w:p>
       <w:pPr>
         <w:pStyle w:val="Heading1"/>
@@ -4175,7 +4348,7 @@
         <w:t xml:space="preserve">In the future, we would’ve clustered per host and also possibly split the birds up more into ‘waterfowl vs others’ instead of assuming that all birds are always the source of infection. Other potential subdivisions include the splitting of human H1N1 viruses into two distinct classes of pre- and post-2009 samples in order to distinguish already circulating viruses from those that emerged during the 2009 swine flu pandemic.</w:t>
       </w:r>
     </w:p>
-    <w:bookmarkStart w:id="67" w:name="sequence-reconstruction"/>
+    <w:bookmarkStart w:id="69" w:name="sequence-reconstruction"/>
     <w:p>
       <w:pPr>
         <w:pStyle w:val="Heading2"/>
@@ -4192,9 +4365,9 @@
         <w:t xml:space="preserve">In order to test the models further, protein features of the internal nodes could be calculated. Of course, the majority of these internal nodes do not have sequences collected. To circumvent this, a further step of our analyses could be to reconstruct ancestral sequences. By estimating the sequence of an internal node, it can then be re-input into iFeaturesOmega. Then, if our hypothesis stands, the features of these inferred proteins ought to be an average of the two descendants. CodeML is suggested as a tool for reconstructing ancestral protein sequences.</w:t>
       </w:r>
     </w:p>
-    <w:bookmarkEnd w:id="67"/>
-    <w:bookmarkEnd w:id="68"/>
-    <w:bookmarkStart w:id="92" w:name="references"/>
+    <w:bookmarkEnd w:id="69"/>
+    <w:bookmarkEnd w:id="70"/>
+    <w:bookmarkStart w:id="94" w:name="references"/>
     <w:p>
       <w:pPr>
         <w:pStyle w:val="Heading1"/>
@@ -4203,8 +4376,8 @@
         <w:t xml:space="preserve">References</w:t>
       </w:r>
     </w:p>
-    <w:bookmarkStart w:id="91" w:name="refs"/>
-    <w:bookmarkStart w:id="70" w:name="ref-chen_2022aa"/>
+    <w:bookmarkStart w:id="93" w:name="refs"/>
+    <w:bookmarkStart w:id="72" w:name="ref-chen_2022aa"/>
     <w:p>
       <w:pPr>
         <w:pStyle w:val="Bibliography"/>
@@ -4237,7 +4410,7 @@
       <w:r>
         <w:t xml:space="preserve"> </w:t>
       </w:r>
-      <w:hyperlink r:id="rId69">
+      <w:hyperlink r:id="rId71">
         <w:r>
           <w:rPr>
             <w:rStyle w:val="Hyperlink"/>
@@ -4249,8 +4422,8 @@
         <w:t xml:space="preserve">.</w:t>
       </w:r>
     </w:p>
-    <w:bookmarkEnd w:id="70"/>
-    <w:bookmarkStart w:id="72" w:name="ref-deane-mayer_2024aa"/>
+    <w:bookmarkEnd w:id="72"/>
+    <w:bookmarkStart w:id="74" w:name="ref-deane-mayer_2024aa"/>
     <w:p>
       <w:pPr>
         <w:pStyle w:val="Bibliography"/>
@@ -4274,7 +4447,7 @@
       <w:r>
         <w:t xml:space="preserve"> </w:t>
       </w:r>
-      <w:hyperlink r:id="rId71">
+      <w:hyperlink r:id="rId73">
         <w:r>
           <w:rPr>
             <w:rStyle w:val="Hyperlink"/>
@@ -4286,8 +4459,8 @@
         <w:t xml:space="preserve">.</w:t>
       </w:r>
     </w:p>
-    <w:bookmarkEnd w:id="72"/>
-    <w:bookmarkStart w:id="74" w:name="ref-griffin_2018aa"/>
+    <w:bookmarkEnd w:id="74"/>
+    <w:bookmarkStart w:id="76" w:name="ref-griffin_2018aa"/>
     <w:p>
       <w:pPr>
         <w:pStyle w:val="Bibliography"/>
@@ -4311,7 +4484,7 @@
       <w:r>
         <w:t xml:space="preserve"> </w:t>
       </w:r>
-      <w:hyperlink r:id="rId73">
+      <w:hyperlink r:id="rId75">
         <w:r>
           <w:rPr>
             <w:rStyle w:val="Hyperlink"/>
@@ -4323,8 +4496,8 @@
         <w:t xml:space="preserve">.</w:t>
       </w:r>
     </w:p>
-    <w:bookmarkEnd w:id="74"/>
-    <w:bookmarkStart w:id="76" w:name="ref-kalyaanamoorthy_2017aa"/>
+    <w:bookmarkEnd w:id="76"/>
+    <w:bookmarkStart w:id="78" w:name="ref-kalyaanamoorthy_2017aa"/>
     <w:p>
       <w:pPr>
         <w:pStyle w:val="Bibliography"/>
@@ -4357,7 +4530,7 @@
       <w:r>
         <w:t xml:space="preserve"> </w:t>
       </w:r>
-      <w:hyperlink r:id="rId75">
+      <w:hyperlink r:id="rId77">
         <w:r>
           <w:rPr>
             <w:rStyle w:val="Hyperlink"/>
@@ -4369,8 +4542,8 @@
         <w:t xml:space="preserve">.</w:t>
       </w:r>
     </w:p>
-    <w:bookmarkEnd w:id="76"/>
-    <w:bookmarkStart w:id="78" w:name="ref-meade_2022aa"/>
+    <w:bookmarkEnd w:id="78"/>
+    <w:bookmarkStart w:id="80" w:name="ref-meade_2022aa"/>
     <w:p>
       <w:pPr>
         <w:pStyle w:val="Bibliography"/>
@@ -4406,7 +4579,7 @@
       <w:r>
         <w:t xml:space="preserve"> </w:t>
       </w:r>
-      <w:hyperlink r:id="rId77">
+      <w:hyperlink r:id="rId79">
         <w:r>
           <w:rPr>
             <w:rStyle w:val="Hyperlink"/>
@@ -4418,8 +4591,8 @@
         <w:t xml:space="preserve">.</w:t>
       </w:r>
     </w:p>
-    <w:bookmarkEnd w:id="78"/>
-    <w:bookmarkStart w:id="80" w:name="ref-minh_2020aa"/>
+    <w:bookmarkEnd w:id="80"/>
+    <w:bookmarkStart w:id="82" w:name="ref-minh_2020aa"/>
     <w:p>
       <w:pPr>
         <w:pStyle w:val="Bibliography"/>
@@ -4452,7 +4625,7 @@
       <w:r>
         <w:t xml:space="preserve"> </w:t>
       </w:r>
-      <w:hyperlink r:id="rId79">
+      <w:hyperlink r:id="rId81">
         <w:r>
           <w:rPr>
             <w:rStyle w:val="Hyperlink"/>
@@ -4464,8 +4637,8 @@
         <w:t xml:space="preserve">.</w:t>
       </w:r>
     </w:p>
-    <w:bookmarkEnd w:id="80"/>
-    <w:bookmarkStart w:id="82" w:name="ref-paradis_2019aa"/>
+    <w:bookmarkEnd w:id="82"/>
+    <w:bookmarkStart w:id="84" w:name="ref-paradis_2019aa"/>
     <w:p>
       <w:pPr>
         <w:pStyle w:val="Bibliography"/>
@@ -4507,7 +4680,7 @@
       <w:r>
         <w:t xml:space="preserve"> </w:t>
       </w:r>
-      <w:hyperlink r:id="rId81">
+      <w:hyperlink r:id="rId83">
         <w:r>
           <w:rPr>
             <w:rStyle w:val="Hyperlink"/>
@@ -4519,8 +4692,8 @@
         <w:t xml:space="preserve">.</w:t>
       </w:r>
     </w:p>
-    <w:bookmarkEnd w:id="82"/>
-    <w:bookmarkStart w:id="84" w:name="ref-rambaut_2016aa"/>
+    <w:bookmarkEnd w:id="84"/>
+    <w:bookmarkStart w:id="86" w:name="ref-rambaut_2016aa"/>
     <w:p>
       <w:pPr>
         <w:pStyle w:val="Bibliography"/>
@@ -4553,7 +4726,7 @@
       <w:r>
         <w:t xml:space="preserve"> </w:t>
       </w:r>
-      <w:hyperlink r:id="rId83">
+      <w:hyperlink r:id="rId85">
         <w:r>
           <w:rPr>
             <w:rStyle w:val="Hyperlink"/>
@@ -4565,8 +4738,8 @@
         <w:t xml:space="preserve">.</w:t>
       </w:r>
     </w:p>
-    <w:bookmarkEnd w:id="84"/>
-    <w:bookmarkStart w:id="86" w:name="ref-rozewicki_2019aa"/>
+    <w:bookmarkEnd w:id="86"/>
+    <w:bookmarkStart w:id="88" w:name="ref-rozewicki_2019aa"/>
     <w:p>
       <w:pPr>
         <w:pStyle w:val="Bibliography"/>
@@ -4599,7 +4772,7 @@
       <w:r>
         <w:t xml:space="preserve"> </w:t>
       </w:r>
-      <w:hyperlink r:id="rId85">
+      <w:hyperlink r:id="rId87">
         <w:r>
           <w:rPr>
             <w:rStyle w:val="Hyperlink"/>
@@ -4611,8 +4784,8 @@
         <w:t xml:space="preserve">.</w:t>
       </w:r>
     </w:p>
-    <w:bookmarkEnd w:id="86"/>
-    <w:bookmarkStart w:id="88" w:name="ref-steinegger_2018aa"/>
+    <w:bookmarkEnd w:id="88"/>
+    <w:bookmarkStart w:id="90" w:name="ref-steinegger_2018aa"/>
     <w:p>
       <w:pPr>
         <w:pStyle w:val="Bibliography"/>
@@ -4645,7 +4818,7 @@
       <w:r>
         <w:t xml:space="preserve"> </w:t>
       </w:r>
-      <w:hyperlink r:id="rId87">
+      <w:hyperlink r:id="rId89">
         <w:r>
           <w:rPr>
             <w:rStyle w:val="Hyperlink"/>
@@ -4657,8 +4830,8 @@
         <w:t xml:space="preserve">.</w:t>
       </w:r>
     </w:p>
-    <w:bookmarkEnd w:id="88"/>
-    <w:bookmarkStart w:id="90" w:name="ref-yan_2025aa"/>
+    <w:bookmarkEnd w:id="90"/>
+    <w:bookmarkStart w:id="92" w:name="ref-yan_2025aa"/>
     <w:p>
       <w:pPr>
         <w:pStyle w:val="Bibliography"/>
@@ -4682,7 +4855,7 @@
       <w:r>
         <w:t xml:space="preserve"> </w:t>
       </w:r>
-      <w:hyperlink r:id="rId89">
+      <w:hyperlink r:id="rId91">
         <w:r>
           <w:rPr>
             <w:rStyle w:val="Hyperlink"/>
@@ -4694,9 +4867,5827 @@
         <w:t xml:space="preserve">.</w:t>
       </w:r>
     </w:p>
-    <w:bookmarkEnd w:id="90"/>
-    <w:bookmarkEnd w:id="91"/>
     <w:bookmarkEnd w:id="92"/>
+    <w:bookmarkEnd w:id="93"/>
+    <w:bookmarkEnd w:id="94"/>
+    <w:bookmarkStart w:id="95" w:name="appendix"/>
+    <w:p>
+      <w:pPr>
+        <w:pStyle w:val="Heading1"/>
+      </w:pPr>
+      <w:r>
+        <w:t xml:space="preserve">Appendix</w:t>
+      </w:r>
+    </w:p>
+    <w:p>
+      <w:pPr>
+        <w:pStyle w:val="FirstParagraph"/>
+      </w:pPr>
+      <w:r>
+        <w:t xml:space="preserve">Avian</w:t>
+      </w:r>
+    </w:p>
+    <w:p>
+      <w:pPr>
+        <w:pStyle w:val="BodyText"/>
+      </w:pPr>
+      <w:r>
+        <w:t xml:space="preserve">c50</w:t>
+      </w:r>
+    </w:p>
+    <w:p>
+      <w:pPr>
+        <w:pStyle w:val="BodyText"/>
+      </w:pPr>
+      <w:r>
+        <w:t xml:space="preserve">c70</w:t>
+      </w:r>
+    </w:p>
+    <w:p>
+      <w:pPr>
+        <w:pStyle w:val="BodyText"/>
+      </w:pPr>
+      <w:r>
+        <w:t xml:space="preserve">c80</w:t>
+      </w:r>
+    </w:p>
+    <w:p>
+      <w:pPr>
+        <w:pStyle w:val="BodyText"/>
+      </w:pPr>
+      <w:r>
+        <w:t xml:space="preserve">Protein</w:t>
+      </w:r>
+    </w:p>
+    <w:p>
+      <w:pPr>
+        <w:pStyle w:val="BodyText"/>
+      </w:pPr>
+      <w:r>
+        <w:t xml:space="preserve">Mode</w:t>
+      </w:r>
+    </w:p>
+    <w:p>
+      <w:pPr>
+        <w:pStyle w:val="BodyText"/>
+      </w:pPr>
+      <w:r>
+        <w:t xml:space="preserve">75</w:t>
+      </w:r>
+    </w:p>
+    <w:p>
+      <w:pPr>
+        <w:pStyle w:val="BodyText"/>
+      </w:pPr>
+      <w:r>
+        <w:t xml:space="preserve">85</w:t>
+      </w:r>
+    </w:p>
+    <w:p>
+      <w:pPr>
+        <w:pStyle w:val="BodyText"/>
+      </w:pPr>
+      <w:r>
+        <w:t xml:space="preserve">90</w:t>
+      </w:r>
+    </w:p>
+    <w:p>
+      <w:pPr>
+        <w:pStyle w:val="BodyText"/>
+      </w:pPr>
+      <w:r>
+        <w:t xml:space="preserve">95</w:t>
+      </w:r>
+    </w:p>
+    <w:p>
+      <w:pPr>
+        <w:pStyle w:val="BodyText"/>
+      </w:pPr>
+      <w:r>
+        <w:t xml:space="preserve">99</w:t>
+      </w:r>
+    </w:p>
+    <w:p>
+      <w:pPr>
+        <w:pStyle w:val="BodyText"/>
+      </w:pPr>
+      <w:r>
+        <w:t xml:space="preserve">75</w:t>
+      </w:r>
+    </w:p>
+    <w:p>
+      <w:pPr>
+        <w:pStyle w:val="BodyText"/>
+      </w:pPr>
+      <w:r>
+        <w:t xml:space="preserve">85</w:t>
+      </w:r>
+    </w:p>
+    <w:p>
+      <w:pPr>
+        <w:pStyle w:val="BodyText"/>
+      </w:pPr>
+      <w:r>
+        <w:t xml:space="preserve">90</w:t>
+      </w:r>
+    </w:p>
+    <w:p>
+      <w:pPr>
+        <w:pStyle w:val="BodyText"/>
+      </w:pPr>
+      <w:r>
+        <w:t xml:space="preserve">95</w:t>
+      </w:r>
+    </w:p>
+    <w:p>
+      <w:pPr>
+        <w:pStyle w:val="BodyText"/>
+      </w:pPr>
+      <w:r>
+        <w:t xml:space="preserve">99</w:t>
+      </w:r>
+    </w:p>
+    <w:p>
+      <w:pPr>
+        <w:pStyle w:val="BodyText"/>
+      </w:pPr>
+      <w:r>
+        <w:t xml:space="preserve">75</w:t>
+      </w:r>
+    </w:p>
+    <w:p>
+      <w:pPr>
+        <w:pStyle w:val="BodyText"/>
+      </w:pPr>
+      <w:r>
+        <w:t xml:space="preserve">85</w:t>
+      </w:r>
+    </w:p>
+    <w:p>
+      <w:pPr>
+        <w:pStyle w:val="BodyText"/>
+      </w:pPr>
+      <w:r>
+        <w:t xml:space="preserve">90</w:t>
+      </w:r>
+    </w:p>
+    <w:p>
+      <w:pPr>
+        <w:pStyle w:val="BodyText"/>
+      </w:pPr>
+      <w:r>
+        <w:t xml:space="preserve">95</w:t>
+      </w:r>
+    </w:p>
+    <w:p>
+      <w:pPr>
+        <w:pStyle w:val="BodyText"/>
+      </w:pPr>
+      <w:r>
+        <w:t xml:space="preserve">99</w:t>
+      </w:r>
+    </w:p>
+    <w:p>
+      <w:pPr>
+        <w:pStyle w:val="BodyText"/>
+      </w:pPr>
+      <w:r>
+        <w:t xml:space="preserve">Original</w:t>
+      </w:r>
+    </w:p>
+    <w:p>
+      <w:pPr>
+        <w:pStyle w:val="BodyText"/>
+      </w:pPr>
+      <w:r>
+        <w:t xml:space="preserve">01PB2</w:t>
+      </w:r>
+    </w:p>
+    <w:p>
+      <w:pPr>
+        <w:pStyle w:val="BodyText"/>
+      </w:pPr>
+      <w:r>
+        <w:t xml:space="preserve">cov0</w:t>
+      </w:r>
+    </w:p>
+    <w:p>
+      <w:pPr>
+        <w:pStyle w:val="BodyText"/>
+      </w:pPr>
+      <w:r>
+        <w:t xml:space="preserve">91</w:t>
+      </w:r>
+    </w:p>
+    <w:p>
+      <w:pPr>
+        <w:pStyle w:val="BodyText"/>
+      </w:pPr>
+      <w:r>
+        <w:t xml:space="preserve">111</w:t>
+      </w:r>
+    </w:p>
+    <w:p>
+      <w:pPr>
+        <w:pStyle w:val="BodyText"/>
+      </w:pPr>
+      <w:r>
+        <w:t xml:space="preserve">134</w:t>
+      </w:r>
+    </w:p>
+    <w:p>
+      <w:pPr>
+        <w:pStyle w:val="BodyText"/>
+      </w:pPr>
+      <w:r>
+        <w:t xml:space="preserve">227</w:t>
+      </w:r>
+    </w:p>
+    <w:p>
+      <w:pPr>
+        <w:pStyle w:val="BodyText"/>
+      </w:pPr>
+      <w:r>
+        <w:t xml:space="preserve">5130</w:t>
+      </w:r>
+    </w:p>
+    <w:p>
+      <w:pPr>
+        <w:pStyle w:val="BodyText"/>
+      </w:pPr>
+      <w:r>
+        <w:t xml:space="preserve">240</w:t>
+      </w:r>
+    </w:p>
+    <w:p>
+      <w:pPr>
+        <w:pStyle w:val="BodyText"/>
+      </w:pPr>
+      <w:r>
+        <w:t xml:space="preserve">255</w:t>
+      </w:r>
+    </w:p>
+    <w:p>
+      <w:pPr>
+        <w:pStyle w:val="BodyText"/>
+      </w:pPr>
+      <w:r>
+        <w:t xml:space="preserve">276</w:t>
+      </w:r>
+    </w:p>
+    <w:p>
+      <w:pPr>
+        <w:pStyle w:val="BodyText"/>
+      </w:pPr>
+      <w:r>
+        <w:t xml:space="preserve">355</w:t>
+      </w:r>
+    </w:p>
+    <w:p>
+      <w:pPr>
+        <w:pStyle w:val="BodyText"/>
+      </w:pPr>
+      <w:r>
+        <w:t xml:space="preserve">5167</w:t>
+      </w:r>
+    </w:p>
+    <w:p>
+      <w:pPr>
+        <w:pStyle w:val="BodyText"/>
+      </w:pPr>
+      <w:r>
+        <w:t xml:space="preserve">261</w:t>
+      </w:r>
+    </w:p>
+    <w:p>
+      <w:pPr>
+        <w:pStyle w:val="BodyText"/>
+      </w:pPr>
+      <w:r>
+        <w:t xml:space="preserve">274</w:t>
+      </w:r>
+    </w:p>
+    <w:p>
+      <w:pPr>
+        <w:pStyle w:val="BodyText"/>
+      </w:pPr>
+      <w:r>
+        <w:t xml:space="preserve">309</w:t>
+      </w:r>
+    </w:p>
+    <w:p>
+      <w:pPr>
+        <w:pStyle w:val="BodyText"/>
+      </w:pPr>
+      <w:r>
+        <w:t xml:space="preserve">387</w:t>
+      </w:r>
+    </w:p>
+    <w:p>
+      <w:pPr>
+        <w:pStyle w:val="BodyText"/>
+      </w:pPr>
+      <w:r>
+        <w:t xml:space="preserve">5177</w:t>
+      </w:r>
+    </w:p>
+    <w:p>
+      <w:pPr>
+        <w:pStyle w:val="BodyText"/>
+      </w:pPr>
+      <w:r>
+        <w:t xml:space="preserve">15507</w:t>
+      </w:r>
+    </w:p>
+    <w:p>
+      <w:pPr>
+        <w:pStyle w:val="BodyText"/>
+      </w:pPr>
+      <w:r>
+        <w:t xml:space="preserve">cov1</w:t>
+      </w:r>
+    </w:p>
+    <w:p>
+      <w:pPr>
+        <w:pStyle w:val="BodyText"/>
+      </w:pPr>
+      <w:r>
+        <w:t xml:space="preserve">18</w:t>
+      </w:r>
+    </w:p>
+    <w:p>
+      <w:pPr>
+        <w:pStyle w:val="BodyText"/>
+      </w:pPr>
+      <w:r>
+        <w:t xml:space="preserve">33</w:t>
+      </w:r>
+    </w:p>
+    <w:p>
+      <w:pPr>
+        <w:pStyle w:val="BodyText"/>
+      </w:pPr>
+      <w:r>
+        <w:t xml:space="preserve">52</w:t>
+      </w:r>
+    </w:p>
+    <w:p>
+      <w:pPr>
+        <w:pStyle w:val="BodyText"/>
+      </w:pPr>
+      <w:r>
+        <w:t xml:space="preserve">135</w:t>
+      </w:r>
+    </w:p>
+    <w:p>
+      <w:pPr>
+        <w:pStyle w:val="BodyText"/>
+      </w:pPr>
+      <w:r>
+        <w:t xml:space="preserve">5084</w:t>
+      </w:r>
+    </w:p>
+    <w:p>
+      <w:pPr>
+        <w:pStyle w:val="BodyText"/>
+      </w:pPr>
+      <w:r>
+        <w:t xml:space="preserve">18</w:t>
+      </w:r>
+    </w:p>
+    <w:p>
+      <w:pPr>
+        <w:pStyle w:val="BodyText"/>
+      </w:pPr>
+      <w:r>
+        <w:t xml:space="preserve">33</w:t>
+      </w:r>
+    </w:p>
+    <w:p>
+      <w:pPr>
+        <w:pStyle w:val="BodyText"/>
+      </w:pPr>
+      <w:r>
+        <w:t xml:space="preserve">56</w:t>
+      </w:r>
+    </w:p>
+    <w:p>
+      <w:pPr>
+        <w:pStyle w:val="BodyText"/>
+      </w:pPr>
+      <w:r>
+        <w:t xml:space="preserve">135</w:t>
+      </w:r>
+    </w:p>
+    <w:p>
+      <w:pPr>
+        <w:pStyle w:val="BodyText"/>
+      </w:pPr>
+      <w:r>
+        <w:t xml:space="preserve">5088</w:t>
+      </w:r>
+    </w:p>
+    <w:p>
+      <w:pPr>
+        <w:pStyle w:val="BodyText"/>
+      </w:pPr>
+      <w:r>
+        <w:t xml:space="preserve">18</w:t>
+      </w:r>
+    </w:p>
+    <w:p>
+      <w:pPr>
+        <w:pStyle w:val="BodyText"/>
+      </w:pPr>
+      <w:r>
+        <w:t xml:space="preserve">33</w:t>
+      </w:r>
+    </w:p>
+    <w:p>
+      <w:pPr>
+        <w:pStyle w:val="BodyText"/>
+      </w:pPr>
+      <w:r>
+        <w:t xml:space="preserve">55</w:t>
+      </w:r>
+    </w:p>
+    <w:p>
+      <w:pPr>
+        <w:pStyle w:val="BodyText"/>
+      </w:pPr>
+      <w:r>
+        <w:t xml:space="preserve">135</w:t>
+      </w:r>
+    </w:p>
+    <w:p>
+      <w:pPr>
+        <w:pStyle w:val="BodyText"/>
+      </w:pPr>
+      <w:r>
+        <w:t xml:space="preserve">5089</w:t>
+      </w:r>
+    </w:p>
+    <w:p>
+      <w:pPr>
+        <w:pStyle w:val="BodyText"/>
+      </w:pPr>
+      <w:r>
+        <w:t xml:space="preserve">02PB1</w:t>
+      </w:r>
+    </w:p>
+    <w:p>
+      <w:pPr>
+        <w:pStyle w:val="BodyText"/>
+      </w:pPr>
+      <w:r>
+        <w:t xml:space="preserve">cov0</w:t>
+      </w:r>
+    </w:p>
+    <w:p>
+      <w:pPr>
+        <w:pStyle w:val="BodyText"/>
+      </w:pPr>
+      <w:r>
+        <w:t xml:space="preserve">95</w:t>
+      </w:r>
+    </w:p>
+    <w:p>
+      <w:pPr>
+        <w:pStyle w:val="BodyText"/>
+      </w:pPr>
+      <w:r>
+        <w:t xml:space="preserve">106</w:t>
+      </w:r>
+    </w:p>
+    <w:p>
+      <w:pPr>
+        <w:pStyle w:val="BodyText"/>
+      </w:pPr>
+      <w:r>
+        <w:t xml:space="preserve">89</w:t>
+      </w:r>
+    </w:p>
+    <w:p>
+      <w:pPr>
+        <w:pStyle w:val="BodyText"/>
+      </w:pPr>
+      <w:r>
+        <w:t xml:space="preserve">124</w:t>
+      </w:r>
+    </w:p>
+    <w:p>
+      <w:pPr>
+        <w:pStyle w:val="BodyText"/>
+      </w:pPr>
+      <w:r>
+        <w:t xml:space="preserve">2882</w:t>
+      </w:r>
+    </w:p>
+    <w:p>
+      <w:pPr>
+        <w:pStyle w:val="BodyText"/>
+      </w:pPr>
+      <w:r>
+        <w:t xml:space="preserve">223</w:t>
+      </w:r>
+    </w:p>
+    <w:p>
+      <w:pPr>
+        <w:pStyle w:val="BodyText"/>
+      </w:pPr>
+      <w:r>
+        <w:t xml:space="preserve">234</w:t>
+      </w:r>
+    </w:p>
+    <w:p>
+      <w:pPr>
+        <w:pStyle w:val="BodyText"/>
+      </w:pPr>
+      <w:r>
+        <w:t xml:space="preserve">238</w:t>
+      </w:r>
+    </w:p>
+    <w:p>
+      <w:pPr>
+        <w:pStyle w:val="BodyText"/>
+      </w:pPr>
+      <w:r>
+        <w:t xml:space="preserve">272</w:t>
+      </w:r>
+    </w:p>
+    <w:p>
+      <w:pPr>
+        <w:pStyle w:val="BodyText"/>
+      </w:pPr>
+      <w:r>
+        <w:t xml:space="preserve">2918</w:t>
+      </w:r>
+    </w:p>
+    <w:p>
+      <w:pPr>
+        <w:pStyle w:val="BodyText"/>
+      </w:pPr>
+      <w:r>
+        <w:t xml:space="preserve">224</w:t>
+      </w:r>
+    </w:p>
+    <w:p>
+      <w:pPr>
+        <w:pStyle w:val="BodyText"/>
+      </w:pPr>
+      <w:r>
+        <w:t xml:space="preserve">235</w:t>
+      </w:r>
+    </w:p>
+    <w:p>
+      <w:pPr>
+        <w:pStyle w:val="BodyText"/>
+      </w:pPr>
+      <w:r>
+        <w:t xml:space="preserve">259</w:t>
+      </w:r>
+    </w:p>
+    <w:p>
+      <w:pPr>
+        <w:pStyle w:val="BodyText"/>
+      </w:pPr>
+      <w:r>
+        <w:t xml:space="preserve">296</w:t>
+      </w:r>
+    </w:p>
+    <w:p>
+      <w:pPr>
+        <w:pStyle w:val="BodyText"/>
+      </w:pPr>
+      <w:r>
+        <w:t xml:space="preserve">2937</w:t>
+      </w:r>
+    </w:p>
+    <w:p>
+      <w:pPr>
+        <w:pStyle w:val="BodyText"/>
+      </w:pPr>
+      <w:r>
+        <w:t xml:space="preserve">15447</w:t>
+      </w:r>
+    </w:p>
+    <w:p>
+      <w:pPr>
+        <w:pStyle w:val="BodyText"/>
+      </w:pPr>
+      <w:r>
+        <w:t xml:space="preserve">cov1</w:t>
+      </w:r>
+    </w:p>
+    <w:p>
+      <w:pPr>
+        <w:pStyle w:val="BodyText"/>
+      </w:pPr>
+      <w:r>
+        <w:t xml:space="preserve">27</w:t>
+      </w:r>
+    </w:p>
+    <w:p>
+      <w:pPr>
+        <w:pStyle w:val="BodyText"/>
+      </w:pPr>
+      <w:r>
+        <w:t xml:space="preserve">36</w:t>
+      </w:r>
+    </w:p>
+    <w:p>
+      <w:pPr>
+        <w:pStyle w:val="BodyText"/>
+      </w:pPr>
+      <w:r>
+        <w:t xml:space="preserve">40</w:t>
+      </w:r>
+    </w:p>
+    <w:p>
+      <w:pPr>
+        <w:pStyle w:val="BodyText"/>
+      </w:pPr>
+      <w:r>
+        <w:t xml:space="preserve">75</w:t>
+      </w:r>
+    </w:p>
+    <w:p>
+      <w:pPr>
+        <w:pStyle w:val="BodyText"/>
+      </w:pPr>
+      <w:r>
+        <w:t xml:space="preserve">2816</w:t>
+      </w:r>
+    </w:p>
+    <w:p>
+      <w:pPr>
+        <w:pStyle w:val="BodyText"/>
+      </w:pPr>
+      <w:r>
+        <w:t xml:space="preserve">27</w:t>
+      </w:r>
+    </w:p>
+    <w:p>
+      <w:pPr>
+        <w:pStyle w:val="BodyText"/>
+      </w:pPr>
+      <w:r>
+        <w:t xml:space="preserve">37</w:t>
+      </w:r>
+    </w:p>
+    <w:p>
+      <w:pPr>
+        <w:pStyle w:val="BodyText"/>
+      </w:pPr>
+      <w:r>
+        <w:t xml:space="preserve">41</w:t>
+      </w:r>
+    </w:p>
+    <w:p>
+      <w:pPr>
+        <w:pStyle w:val="BodyText"/>
+      </w:pPr>
+      <w:r>
+        <w:t xml:space="preserve">76</w:t>
+      </w:r>
+    </w:p>
+    <w:p>
+      <w:pPr>
+        <w:pStyle w:val="BodyText"/>
+      </w:pPr>
+      <w:r>
+        <w:t xml:space="preserve">2816</w:t>
+      </w:r>
+    </w:p>
+    <w:p>
+      <w:pPr>
+        <w:pStyle w:val="BodyText"/>
+      </w:pPr>
+      <w:r>
+        <w:t xml:space="preserve">27</w:t>
+      </w:r>
+    </w:p>
+    <w:p>
+      <w:pPr>
+        <w:pStyle w:val="BodyText"/>
+      </w:pPr>
+      <w:r>
+        <w:t xml:space="preserve">36</w:t>
+      </w:r>
+    </w:p>
+    <w:p>
+      <w:pPr>
+        <w:pStyle w:val="BodyText"/>
+      </w:pPr>
+      <w:r>
+        <w:t xml:space="preserve">41</w:t>
+      </w:r>
+    </w:p>
+    <w:p>
+      <w:pPr>
+        <w:pStyle w:val="BodyText"/>
+      </w:pPr>
+      <w:r>
+        <w:t xml:space="preserve">77</w:t>
+      </w:r>
+    </w:p>
+    <w:p>
+      <w:pPr>
+        <w:pStyle w:val="BodyText"/>
+      </w:pPr>
+      <w:r>
+        <w:t xml:space="preserve">2816</w:t>
+      </w:r>
+    </w:p>
+    <w:p>
+      <w:pPr>
+        <w:pStyle w:val="BodyText"/>
+      </w:pPr>
+      <w:r>
+        <w:t xml:space="preserve">03PA</w:t>
+      </w:r>
+    </w:p>
+    <w:p>
+      <w:pPr>
+        <w:pStyle w:val="BodyText"/>
+      </w:pPr>
+      <w:r>
+        <w:t xml:space="preserve">cov0</w:t>
+      </w:r>
+    </w:p>
+    <w:p>
+      <w:pPr>
+        <w:pStyle w:val="BodyText"/>
+      </w:pPr>
+      <w:r>
+        <w:t xml:space="preserve">55</w:t>
+      </w:r>
+    </w:p>
+    <w:p>
+      <w:pPr>
+        <w:pStyle w:val="BodyText"/>
+      </w:pPr>
+      <w:r>
+        <w:t xml:space="preserve">66</w:t>
+      </w:r>
+    </w:p>
+    <w:p>
+      <w:pPr>
+        <w:pStyle w:val="BodyText"/>
+      </w:pPr>
+      <w:r>
+        <w:t xml:space="preserve">52</w:t>
+      </w:r>
+    </w:p>
+    <w:p>
+      <w:pPr>
+        <w:pStyle w:val="BodyText"/>
+      </w:pPr>
+      <w:r>
+        <w:t xml:space="preserve">2426</w:t>
+      </w:r>
+    </w:p>
+    <w:p>
+      <w:pPr>
+        <w:pStyle w:val="BodyText"/>
+      </w:pPr>
+      <w:r>
+        <w:t xml:space="preserve">5501</w:t>
+      </w:r>
+    </w:p>
+    <w:p>
+      <w:pPr>
+        <w:pStyle w:val="BodyText"/>
+      </w:pPr>
+      <w:r>
+        <w:t xml:space="preserve">195</w:t>
+      </w:r>
+    </w:p>
+    <w:p>
+      <w:pPr>
+        <w:pStyle w:val="BodyText"/>
+      </w:pPr>
+      <w:r>
+        <w:t xml:space="preserve">208</w:t>
+      </w:r>
+    </w:p>
+    <w:p>
+      <w:pPr>
+        <w:pStyle w:val="BodyText"/>
+      </w:pPr>
+      <w:r>
+        <w:t xml:space="preserve">168</w:t>
+      </w:r>
+    </w:p>
+    <w:p>
+      <w:pPr>
+        <w:pStyle w:val="BodyText"/>
+      </w:pPr>
+      <w:r>
+        <w:t xml:space="preserve">2555</w:t>
+      </w:r>
+    </w:p>
+    <w:p>
+      <w:pPr>
+        <w:pStyle w:val="BodyText"/>
+      </w:pPr>
+      <w:r>
+        <w:t xml:space="preserve">5551</w:t>
+      </w:r>
+    </w:p>
+    <w:p>
+      <w:pPr>
+        <w:pStyle w:val="BodyText"/>
+      </w:pPr>
+      <w:r>
+        <w:t xml:space="preserve">249</w:t>
+      </w:r>
+    </w:p>
+    <w:p>
+      <w:pPr>
+        <w:pStyle w:val="BodyText"/>
+      </w:pPr>
+      <w:r>
+        <w:t xml:space="preserve">259</w:t>
+      </w:r>
+    </w:p>
+    <w:p>
+      <w:pPr>
+        <w:pStyle w:val="BodyText"/>
+      </w:pPr>
+      <w:r>
+        <w:t xml:space="preserve">198</w:t>
+      </w:r>
+    </w:p>
+    <w:p>
+      <w:pPr>
+        <w:pStyle w:val="BodyText"/>
+      </w:pPr>
+      <w:r>
+        <w:t xml:space="preserve">2580</w:t>
+      </w:r>
+    </w:p>
+    <w:p>
+      <w:pPr>
+        <w:pStyle w:val="BodyText"/>
+      </w:pPr>
+      <w:r>
+        <w:t xml:space="preserve">5564</w:t>
+      </w:r>
+    </w:p>
+    <w:p>
+      <w:pPr>
+        <w:pStyle w:val="BodyText"/>
+      </w:pPr>
+      <w:r>
+        <w:t xml:space="preserve">15441</w:t>
+      </w:r>
+    </w:p>
+    <w:p>
+      <w:pPr>
+        <w:pStyle w:val="BodyText"/>
+      </w:pPr>
+      <w:r>
+        <w:t xml:space="preserve">cov1</w:t>
+      </w:r>
+    </w:p>
+    <w:p>
+      <w:pPr>
+        <w:pStyle w:val="BodyText"/>
+      </w:pPr>
+      <w:r>
+        <w:t xml:space="preserve">11</w:t>
+      </w:r>
+    </w:p>
+    <w:p>
+      <w:pPr>
+        <w:pStyle w:val="BodyText"/>
+      </w:pPr>
+      <w:r>
+        <w:t xml:space="preserve">19</w:t>
+      </w:r>
+    </w:p>
+    <w:p>
+      <w:pPr>
+        <w:pStyle w:val="BodyText"/>
+      </w:pPr>
+      <w:r>
+        <w:t xml:space="preserve">29</w:t>
+      </w:r>
+    </w:p>
+    <w:p>
+      <w:pPr>
+        <w:pStyle w:val="BodyText"/>
+      </w:pPr>
+      <w:r>
+        <w:t xml:space="preserve">2400</w:t>
+      </w:r>
+    </w:p>
+    <w:p>
+      <w:pPr>
+        <w:pStyle w:val="BodyText"/>
+      </w:pPr>
+      <w:r>
+        <w:t xml:space="preserve">5829</w:t>
+      </w:r>
+    </w:p>
+    <w:p>
+      <w:pPr>
+        <w:pStyle w:val="BodyText"/>
+      </w:pPr>
+      <w:r>
+        <w:t xml:space="preserve">11</w:t>
+      </w:r>
+    </w:p>
+    <w:p>
+      <w:pPr>
+        <w:pStyle w:val="BodyText"/>
+      </w:pPr>
+      <w:r>
+        <w:t xml:space="preserve">20</w:t>
+      </w:r>
+    </w:p>
+    <w:p>
+      <w:pPr>
+        <w:pStyle w:val="BodyText"/>
+      </w:pPr>
+      <w:r>
+        <w:t xml:space="preserve">29</w:t>
+      </w:r>
+    </w:p>
+    <w:p>
+      <w:pPr>
+        <w:pStyle w:val="BodyText"/>
+      </w:pPr>
+      <w:r>
+        <w:t xml:space="preserve">2402</w:t>
+      </w:r>
+    </w:p>
+    <w:p>
+      <w:pPr>
+        <w:pStyle w:val="BodyText"/>
+      </w:pPr>
+      <w:r>
+        <w:t xml:space="preserve">5840</w:t>
+      </w:r>
+    </w:p>
+    <w:p>
+      <w:pPr>
+        <w:pStyle w:val="BodyText"/>
+      </w:pPr>
+      <w:r>
+        <w:t xml:space="preserve">11</w:t>
+      </w:r>
+    </w:p>
+    <w:p>
+      <w:pPr>
+        <w:pStyle w:val="BodyText"/>
+      </w:pPr>
+      <w:r>
+        <w:t xml:space="preserve">19</w:t>
+      </w:r>
+    </w:p>
+    <w:p>
+      <w:pPr>
+        <w:pStyle w:val="BodyText"/>
+      </w:pPr>
+      <w:r>
+        <w:t xml:space="preserve">29</w:t>
+      </w:r>
+    </w:p>
+    <w:p>
+      <w:pPr>
+        <w:pStyle w:val="BodyText"/>
+      </w:pPr>
+      <w:r>
+        <w:t xml:space="preserve">2404</w:t>
+      </w:r>
+    </w:p>
+    <w:p>
+      <w:pPr>
+        <w:pStyle w:val="BodyText"/>
+      </w:pPr>
+      <w:r>
+        <w:t xml:space="preserve">5840</w:t>
+      </w:r>
+    </w:p>
+    <w:p>
+      <w:pPr>
+        <w:pStyle w:val="BodyText"/>
+      </w:pPr>
+      <w:r>
+        <w:t xml:space="preserve">04HA</w:t>
+      </w:r>
+    </w:p>
+    <w:p>
+      <w:pPr>
+        <w:pStyle w:val="BodyText"/>
+      </w:pPr>
+      <w:r>
+        <w:t xml:space="preserve">cov0</w:t>
+      </w:r>
+    </w:p>
+    <w:p>
+      <w:pPr>
+        <w:pStyle w:val="BodyText"/>
+      </w:pPr>
+      <w:r>
+        <w:t xml:space="preserve">74</w:t>
+      </w:r>
+    </w:p>
+    <w:p>
+      <w:pPr>
+        <w:pStyle w:val="BodyText"/>
+      </w:pPr>
+      <w:r>
+        <w:t xml:space="preserve">103</w:t>
+      </w:r>
+    </w:p>
+    <w:p>
+      <w:pPr>
+        <w:pStyle w:val="BodyText"/>
+      </w:pPr>
+      <w:r>
+        <w:t xml:space="preserve">173</w:t>
+      </w:r>
+    </w:p>
+    <w:p>
+      <w:pPr>
+        <w:pStyle w:val="BodyText"/>
+      </w:pPr>
+      <w:r>
+        <w:t xml:space="preserve">1758</w:t>
+      </w:r>
+    </w:p>
+    <w:p>
+      <w:pPr>
+        <w:pStyle w:val="BodyText"/>
+      </w:pPr>
+      <w:r>
+        <w:t xml:space="preserve">7010</w:t>
+      </w:r>
+    </w:p>
+    <w:p>
+      <w:pPr>
+        <w:pStyle w:val="BodyText"/>
+      </w:pPr>
+      <w:r>
+        <w:t xml:space="preserve">116</w:t>
+      </w:r>
+    </w:p>
+    <w:p>
+      <w:pPr>
+        <w:pStyle w:val="BodyText"/>
+      </w:pPr>
+      <w:r>
+        <w:t xml:space="preserve">167</w:t>
+      </w:r>
+    </w:p>
+    <w:p>
+      <w:pPr>
+        <w:pStyle w:val="BodyText"/>
+      </w:pPr>
+      <w:r>
+        <w:t xml:space="preserve">231</w:t>
+      </w:r>
+    </w:p>
+    <w:p>
+      <w:pPr>
+        <w:pStyle w:val="BodyText"/>
+      </w:pPr>
+      <w:r>
+        <w:t xml:space="preserve">2052</w:t>
+      </w:r>
+    </w:p>
+    <w:p>
+      <w:pPr>
+        <w:pStyle w:val="BodyText"/>
+      </w:pPr>
+      <w:r>
+        <w:t xml:space="preserve">7048</w:t>
+      </w:r>
+    </w:p>
+    <w:p>
+      <w:pPr>
+        <w:pStyle w:val="BodyText"/>
+      </w:pPr>
+      <w:r>
+        <w:t xml:space="preserve">151</w:t>
+      </w:r>
+    </w:p>
+    <w:p>
+      <w:pPr>
+        <w:pStyle w:val="BodyText"/>
+      </w:pPr>
+      <w:r>
+        <w:t xml:space="preserve">170</w:t>
+      </w:r>
+    </w:p>
+    <w:p>
+      <w:pPr>
+        <w:pStyle w:val="BodyText"/>
+      </w:pPr>
+      <w:r>
+        <w:t xml:space="preserve">259</w:t>
+      </w:r>
+    </w:p>
+    <w:p>
+      <w:pPr>
+        <w:pStyle w:val="BodyText"/>
+      </w:pPr>
+      <w:r>
+        <w:t xml:space="preserve">2075</w:t>
+      </w:r>
+    </w:p>
+    <w:p>
+      <w:pPr>
+        <w:pStyle w:val="BodyText"/>
+      </w:pPr>
+      <w:r>
+        <w:t xml:space="preserve">7058</w:t>
+      </w:r>
+    </w:p>
+    <w:p>
+      <w:pPr>
+        <w:pStyle w:val="BodyText"/>
+      </w:pPr>
+      <w:r>
+        <w:t xml:space="preserve">15380</w:t>
+      </w:r>
+    </w:p>
+    <w:p>
+      <w:pPr>
+        <w:pStyle w:val="BodyText"/>
+      </w:pPr>
+      <w:r>
+        <w:t xml:space="preserve">cov1</w:t>
+      </w:r>
+    </w:p>
+    <w:p>
+      <w:pPr>
+        <w:pStyle w:val="BodyText"/>
+      </w:pPr>
+      <w:r>
+        <w:t xml:space="preserve">31</w:t>
+      </w:r>
+    </w:p>
+    <w:p>
+      <w:pPr>
+        <w:pStyle w:val="BodyText"/>
+      </w:pPr>
+      <w:r>
+        <w:t xml:space="preserve">46</w:t>
+      </w:r>
+    </w:p>
+    <w:p>
+      <w:pPr>
+        <w:pStyle w:val="BodyText"/>
+      </w:pPr>
+      <w:r>
+        <w:t xml:space="preserve">493</w:t>
+      </w:r>
+    </w:p>
+    <w:p>
+      <w:pPr>
+        <w:pStyle w:val="BodyText"/>
+      </w:pPr>
+      <w:r>
+        <w:t xml:space="preserve">1672</w:t>
+      </w:r>
+    </w:p>
+    <w:p>
+      <w:pPr>
+        <w:pStyle w:val="BodyText"/>
+      </w:pPr>
+      <w:r>
+        <w:t xml:space="preserve">7016</w:t>
+      </w:r>
+    </w:p>
+    <w:p>
+      <w:pPr>
+        <w:pStyle w:val="BodyText"/>
+      </w:pPr>
+      <w:r>
+        <w:t xml:space="preserve">31</w:t>
+      </w:r>
+    </w:p>
+    <w:p>
+      <w:pPr>
+        <w:pStyle w:val="BodyText"/>
+      </w:pPr>
+      <w:r>
+        <w:t xml:space="preserve">74</w:t>
+      </w:r>
+    </w:p>
+    <w:p>
+      <w:pPr>
+        <w:pStyle w:val="BodyText"/>
+      </w:pPr>
+      <w:r>
+        <w:t xml:space="preserve">500</w:t>
+      </w:r>
+    </w:p>
+    <w:p>
+      <w:pPr>
+        <w:pStyle w:val="BodyText"/>
+      </w:pPr>
+      <w:r>
+        <w:t xml:space="preserve">1942</w:t>
+      </w:r>
+    </w:p>
+    <w:p>
+      <w:pPr>
+        <w:pStyle w:val="BodyText"/>
+      </w:pPr>
+      <w:r>
+        <w:t xml:space="preserve">7016</w:t>
+      </w:r>
+    </w:p>
+    <w:p>
+      <w:pPr>
+        <w:pStyle w:val="BodyText"/>
+      </w:pPr>
+      <w:r>
+        <w:t xml:space="preserve">28</w:t>
+      </w:r>
+    </w:p>
+    <w:p>
+      <w:pPr>
+        <w:pStyle w:val="BodyText"/>
+      </w:pPr>
+      <w:r>
+        <w:t xml:space="preserve">46</w:t>
+      </w:r>
+    </w:p>
+    <w:p>
+      <w:pPr>
+        <w:pStyle w:val="BodyText"/>
+      </w:pPr>
+      <w:r>
+        <w:t xml:space="preserve">500</w:t>
+      </w:r>
+    </w:p>
+    <w:p>
+      <w:pPr>
+        <w:pStyle w:val="BodyText"/>
+      </w:pPr>
+      <w:r>
+        <w:t xml:space="preserve">1943</w:t>
+      </w:r>
+    </w:p>
+    <w:p>
+      <w:pPr>
+        <w:pStyle w:val="BodyText"/>
+      </w:pPr>
+      <w:r>
+        <w:t xml:space="preserve">7016</w:t>
+      </w:r>
+    </w:p>
+    <w:p>
+      <w:pPr>
+        <w:pStyle w:val="BodyText"/>
+      </w:pPr>
+      <w:r>
+        <w:t xml:space="preserve">05NP</w:t>
+      </w:r>
+    </w:p>
+    <w:p>
+      <w:pPr>
+        <w:pStyle w:val="BodyText"/>
+      </w:pPr>
+      <w:r>
+        <w:t xml:space="preserve">cov0</w:t>
+      </w:r>
+    </w:p>
+    <w:p>
+      <w:pPr>
+        <w:pStyle w:val="BodyText"/>
+      </w:pPr>
+      <w:r>
+        <w:t xml:space="preserve">8</w:t>
+      </w:r>
+    </w:p>
+    <w:p>
+      <w:pPr>
+        <w:pStyle w:val="BodyText"/>
+      </w:pPr>
+      <w:r>
+        <w:t xml:space="preserve">11</w:t>
+      </w:r>
+    </w:p>
+    <w:p>
+      <w:pPr>
+        <w:pStyle w:val="BodyText"/>
+      </w:pPr>
+      <w:r>
+        <w:t xml:space="preserve">23</w:t>
+      </w:r>
+    </w:p>
+    <w:p>
+      <w:pPr>
+        <w:pStyle w:val="BodyText"/>
+      </w:pPr>
+      <w:r>
+        <w:t xml:space="preserve">62</w:t>
+      </w:r>
+    </w:p>
+    <w:p>
+      <w:pPr>
+        <w:pStyle w:val="BodyText"/>
+      </w:pPr>
+      <w:r>
+        <w:t xml:space="preserve">3179</w:t>
+      </w:r>
+    </w:p>
+    <w:p>
+      <w:pPr>
+        <w:pStyle w:val="BodyText"/>
+      </w:pPr>
+      <w:r>
+        <w:t xml:space="preserve">78</w:t>
+      </w:r>
+    </w:p>
+    <w:p>
+      <w:pPr>
+        <w:pStyle w:val="BodyText"/>
+      </w:pPr>
+      <w:r>
+        <w:t xml:space="preserve">81</w:t>
+      </w:r>
+    </w:p>
+    <w:p>
+      <w:pPr>
+        <w:pStyle w:val="BodyText"/>
+      </w:pPr>
+      <w:r>
+        <w:t xml:space="preserve">77</w:t>
+      </w:r>
+    </w:p>
+    <w:p>
+      <w:pPr>
+        <w:pStyle w:val="BodyText"/>
+      </w:pPr>
+      <w:r>
+        <w:t xml:space="preserve">118</w:t>
+      </w:r>
+    </w:p>
+    <w:p>
+      <w:pPr>
+        <w:pStyle w:val="BodyText"/>
+      </w:pPr>
+      <w:r>
+        <w:t xml:space="preserve">3219</w:t>
+      </w:r>
+    </w:p>
+    <w:p>
+      <w:pPr>
+        <w:pStyle w:val="BodyText"/>
+      </w:pPr>
+      <w:r>
+        <w:t xml:space="preserve">94</w:t>
+      </w:r>
+    </w:p>
+    <w:p>
+      <w:pPr>
+        <w:pStyle w:val="BodyText"/>
+      </w:pPr>
+      <w:r>
+        <w:t xml:space="preserve">97</w:t>
+      </w:r>
+    </w:p>
+    <w:p>
+      <w:pPr>
+        <w:pStyle w:val="BodyText"/>
+      </w:pPr>
+      <w:r>
+        <w:t xml:space="preserve">90</w:t>
+      </w:r>
+    </w:p>
+    <w:p>
+      <w:pPr>
+        <w:pStyle w:val="BodyText"/>
+      </w:pPr>
+      <w:r>
+        <w:t xml:space="preserve">130</w:t>
+      </w:r>
+    </w:p>
+    <w:p>
+      <w:pPr>
+        <w:pStyle w:val="BodyText"/>
+      </w:pPr>
+      <w:r>
+        <w:t xml:space="preserve">3225</w:t>
+      </w:r>
+    </w:p>
+    <w:p>
+      <w:pPr>
+        <w:pStyle w:val="BodyText"/>
+      </w:pPr>
+      <w:r>
+        <w:t xml:space="preserve">14682</w:t>
+      </w:r>
+    </w:p>
+    <w:p>
+      <w:pPr>
+        <w:pStyle w:val="BodyText"/>
+      </w:pPr>
+      <w:r>
+        <w:t xml:space="preserve">cov1</w:t>
+      </w:r>
+    </w:p>
+    <w:p>
+      <w:pPr>
+        <w:pStyle w:val="BodyText"/>
+      </w:pPr>
+      <w:r>
+        <w:t xml:space="preserve">5</w:t>
+      </w:r>
+    </w:p>
+    <w:p>
+      <w:pPr>
+        <w:pStyle w:val="BodyText"/>
+      </w:pPr>
+      <w:r>
+        <w:t xml:space="preserve">8</w:t>
+      </w:r>
+    </w:p>
+    <w:p>
+      <w:pPr>
+        <w:pStyle w:val="BodyText"/>
+      </w:pPr>
+      <w:r>
+        <w:t xml:space="preserve">12</w:t>
+      </w:r>
+    </w:p>
+    <w:p>
+      <w:pPr>
+        <w:pStyle w:val="BodyText"/>
+      </w:pPr>
+      <w:r>
+        <w:t xml:space="preserve">52</w:t>
+      </w:r>
+    </w:p>
+    <w:p>
+      <w:pPr>
+        <w:pStyle w:val="BodyText"/>
+      </w:pPr>
+      <w:r>
+        <w:t xml:space="preserve">3171</w:t>
+      </w:r>
+    </w:p>
+    <w:p>
+      <w:pPr>
+        <w:pStyle w:val="BodyText"/>
+      </w:pPr>
+      <w:r>
+        <w:t xml:space="preserve">5</w:t>
+      </w:r>
+    </w:p>
+    <w:p>
+      <w:pPr>
+        <w:pStyle w:val="BodyText"/>
+      </w:pPr>
+      <w:r>
+        <w:t xml:space="preserve">8</w:t>
+      </w:r>
+    </w:p>
+    <w:p>
+      <w:pPr>
+        <w:pStyle w:val="BodyText"/>
+      </w:pPr>
+      <w:r>
+        <w:t xml:space="preserve">12</w:t>
+      </w:r>
+    </w:p>
+    <w:p>
+      <w:pPr>
+        <w:pStyle w:val="BodyText"/>
+      </w:pPr>
+      <w:r>
+        <w:t xml:space="preserve">52</w:t>
+      </w:r>
+    </w:p>
+    <w:p>
+      <w:pPr>
+        <w:pStyle w:val="BodyText"/>
+      </w:pPr>
+      <w:r>
+        <w:t xml:space="preserve">3171</w:t>
+      </w:r>
+    </w:p>
+    <w:p>
+      <w:pPr>
+        <w:pStyle w:val="BodyText"/>
+      </w:pPr>
+      <w:r>
+        <w:t xml:space="preserve">5</w:t>
+      </w:r>
+    </w:p>
+    <w:p>
+      <w:pPr>
+        <w:pStyle w:val="BodyText"/>
+      </w:pPr>
+      <w:r>
+        <w:t xml:space="preserve">8</w:t>
+      </w:r>
+    </w:p>
+    <w:p>
+      <w:pPr>
+        <w:pStyle w:val="BodyText"/>
+      </w:pPr>
+      <w:r>
+        <w:t xml:space="preserve">12</w:t>
+      </w:r>
+    </w:p>
+    <w:p>
+      <w:pPr>
+        <w:pStyle w:val="BodyText"/>
+      </w:pPr>
+      <w:r>
+        <w:t xml:space="preserve">52</w:t>
+      </w:r>
+    </w:p>
+    <w:p>
+      <w:pPr>
+        <w:pStyle w:val="BodyText"/>
+      </w:pPr>
+      <w:r>
+        <w:t xml:space="preserve">3171</w:t>
+      </w:r>
+    </w:p>
+    <w:p>
+      <w:pPr>
+        <w:pStyle w:val="BodyText"/>
+      </w:pPr>
+      <w:r>
+        <w:t xml:space="preserve">06NA</w:t>
+      </w:r>
+    </w:p>
+    <w:p>
+      <w:pPr>
+        <w:pStyle w:val="BodyText"/>
+      </w:pPr>
+      <w:r>
+        <w:t xml:space="preserve">cov0</w:t>
+      </w:r>
+    </w:p>
+    <w:p>
+      <w:pPr>
+        <w:pStyle w:val="BodyText"/>
+      </w:pPr>
+      <w:r>
+        <w:t xml:space="preserve">57</w:t>
+      </w:r>
+    </w:p>
+    <w:p>
+      <w:pPr>
+        <w:pStyle w:val="BodyText"/>
+      </w:pPr>
+      <w:r>
+        <w:t xml:space="preserve">109</w:t>
+      </w:r>
+    </w:p>
+    <w:p>
+      <w:pPr>
+        <w:pStyle w:val="BodyText"/>
+      </w:pPr>
+      <w:r>
+        <w:t xml:space="preserve">163</w:t>
+      </w:r>
+    </w:p>
+    <w:p>
+      <w:pPr>
+        <w:pStyle w:val="BodyText"/>
+      </w:pPr>
+      <w:r>
+        <w:t xml:space="preserve">591</w:t>
+      </w:r>
+    </w:p>
+    <w:p>
+      <w:pPr>
+        <w:pStyle w:val="BodyText"/>
+      </w:pPr>
+      <w:r>
+        <w:t xml:space="preserve">2613</w:t>
+      </w:r>
+    </w:p>
+    <w:p>
+      <w:pPr>
+        <w:pStyle w:val="BodyText"/>
+      </w:pPr>
+      <w:r>
+        <w:t xml:space="preserve">103</w:t>
+      </w:r>
+    </w:p>
+    <w:p>
+      <w:pPr>
+        <w:pStyle w:val="BodyText"/>
+      </w:pPr>
+      <w:r>
+        <w:t xml:space="preserve">120</w:t>
+      </w:r>
+    </w:p>
+    <w:p>
+      <w:pPr>
+        <w:pStyle w:val="BodyText"/>
+      </w:pPr>
+      <w:r>
+        <w:t xml:space="preserve">216</w:t>
+      </w:r>
+    </w:p>
+    <w:p>
+      <w:pPr>
+        <w:pStyle w:val="BodyText"/>
+      </w:pPr>
+      <w:r>
+        <w:t xml:space="preserve">648</w:t>
+      </w:r>
+    </w:p>
+    <w:p>
+      <w:pPr>
+        <w:pStyle w:val="BodyText"/>
+      </w:pPr>
+      <w:r>
+        <w:t xml:space="preserve">2663</w:t>
+      </w:r>
+    </w:p>
+    <w:p>
+      <w:pPr>
+        <w:pStyle w:val="BodyText"/>
+      </w:pPr>
+      <w:r>
+        <w:t xml:space="preserve">133</w:t>
+      </w:r>
+    </w:p>
+    <w:p>
+      <w:pPr>
+        <w:pStyle w:val="BodyText"/>
+      </w:pPr>
+      <w:r>
+        <w:t xml:space="preserve">150</w:t>
+      </w:r>
+    </w:p>
+    <w:p>
+      <w:pPr>
+        <w:pStyle w:val="BodyText"/>
+      </w:pPr>
+      <w:r>
+        <w:t xml:space="preserve">242</w:t>
+      </w:r>
+    </w:p>
+    <w:p>
+      <w:pPr>
+        <w:pStyle w:val="BodyText"/>
+      </w:pPr>
+      <w:r>
+        <w:t xml:space="preserve">675</w:t>
+      </w:r>
+    </w:p>
+    <w:p>
+      <w:pPr>
+        <w:pStyle w:val="BodyText"/>
+      </w:pPr>
+      <w:r>
+        <w:t xml:space="preserve">2683</w:t>
+      </w:r>
+    </w:p>
+    <w:p>
+      <w:pPr>
+        <w:pStyle w:val="BodyText"/>
+      </w:pPr>
+      <w:r>
+        <w:t xml:space="preserve">15442</w:t>
+      </w:r>
+    </w:p>
+    <w:p>
+      <w:pPr>
+        <w:pStyle w:val="BodyText"/>
+      </w:pPr>
+      <w:r>
+        <w:t xml:space="preserve">cov1</w:t>
+      </w:r>
+    </w:p>
+    <w:p>
+      <w:pPr>
+        <w:pStyle w:val="BodyText"/>
+      </w:pPr>
+      <w:r>
+        <w:t xml:space="preserve">24</w:t>
+      </w:r>
+    </w:p>
+    <w:p>
+      <w:pPr>
+        <w:pStyle w:val="BodyText"/>
+      </w:pPr>
+      <w:r>
+        <w:t xml:space="preserve">36</w:t>
+      </w:r>
+    </w:p>
+    <w:p>
+      <w:pPr>
+        <w:pStyle w:val="BodyText"/>
+      </w:pPr>
+      <w:r>
+        <w:t xml:space="preserve">273</w:t>
+      </w:r>
+    </w:p>
+    <w:p>
+      <w:pPr>
+        <w:pStyle w:val="BodyText"/>
+      </w:pPr>
+      <w:r>
+        <w:t xml:space="preserve">543</w:t>
+      </w:r>
+    </w:p>
+    <w:p>
+      <w:pPr>
+        <w:pStyle w:val="BodyText"/>
+      </w:pPr>
+      <w:r>
+        <w:t xml:space="preserve">2421</w:t>
+      </w:r>
+    </w:p>
+    <w:p>
+      <w:pPr>
+        <w:pStyle w:val="BodyText"/>
+      </w:pPr>
+      <w:r>
+        <w:t xml:space="preserve">25</w:t>
+      </w:r>
+    </w:p>
+    <w:p>
+      <w:pPr>
+        <w:pStyle w:val="BodyText"/>
+      </w:pPr>
+      <w:r>
+        <w:t xml:space="preserve">36</w:t>
+      </w:r>
+    </w:p>
+    <w:p>
+      <w:pPr>
+        <w:pStyle w:val="BodyText"/>
+      </w:pPr>
+      <w:r>
+        <w:t xml:space="preserve">274</w:t>
+      </w:r>
+    </w:p>
+    <w:p>
+      <w:pPr>
+        <w:pStyle w:val="BodyText"/>
+      </w:pPr>
+      <w:r>
+        <w:t xml:space="preserve">544</w:t>
+      </w:r>
+    </w:p>
+    <w:p>
+      <w:pPr>
+        <w:pStyle w:val="BodyText"/>
+      </w:pPr>
+      <w:r>
+        <w:t xml:space="preserve">2422</w:t>
+      </w:r>
+    </w:p>
+    <w:p>
+      <w:pPr>
+        <w:pStyle w:val="BodyText"/>
+      </w:pPr>
+      <w:r>
+        <w:t xml:space="preserve">25</w:t>
+      </w:r>
+    </w:p>
+    <w:p>
+      <w:pPr>
+        <w:pStyle w:val="BodyText"/>
+      </w:pPr>
+      <w:r>
+        <w:t xml:space="preserve">36</w:t>
+      </w:r>
+    </w:p>
+    <w:p>
+      <w:pPr>
+        <w:pStyle w:val="BodyText"/>
+      </w:pPr>
+      <w:r>
+        <w:t xml:space="preserve">274</w:t>
+      </w:r>
+    </w:p>
+    <w:p>
+      <w:pPr>
+        <w:pStyle w:val="BodyText"/>
+      </w:pPr>
+      <w:r>
+        <w:t xml:space="preserve">544</w:t>
+      </w:r>
+    </w:p>
+    <w:p>
+      <w:pPr>
+        <w:pStyle w:val="BodyText"/>
+      </w:pPr>
+      <w:r>
+        <w:t xml:space="preserve">2422</w:t>
+      </w:r>
+    </w:p>
+    <w:p>
+      <w:pPr>
+        <w:pStyle w:val="BodyText"/>
+      </w:pPr>
+      <w:r>
+        <w:t xml:space="preserve">07M1</w:t>
+      </w:r>
+    </w:p>
+    <w:p>
+      <w:pPr>
+        <w:pStyle w:val="BodyText"/>
+      </w:pPr>
+      <w:r>
+        <w:t xml:space="preserve">cov0</w:t>
+      </w:r>
+    </w:p>
+    <w:p>
+      <w:pPr>
+        <w:pStyle w:val="BodyText"/>
+      </w:pPr>
+      <w:r>
+        <w:t xml:space="preserve">6</w:t>
+      </w:r>
+    </w:p>
+    <w:p>
+      <w:pPr>
+        <w:pStyle w:val="BodyText"/>
+      </w:pPr>
+      <w:r>
+        <w:t xml:space="preserve">6</w:t>
+      </w:r>
+    </w:p>
+    <w:p>
+      <w:pPr>
+        <w:pStyle w:val="BodyText"/>
+      </w:pPr>
+      <w:r>
+        <w:t xml:space="preserve">8</w:t>
+      </w:r>
+    </w:p>
+    <w:p>
+      <w:pPr>
+        <w:pStyle w:val="BodyText"/>
+      </w:pPr>
+      <w:r>
+        <w:t xml:space="preserve">35</w:t>
+      </w:r>
+    </w:p>
+    <w:p>
+      <w:pPr>
+        <w:pStyle w:val="BodyText"/>
+      </w:pPr>
+      <w:r>
+        <w:t xml:space="preserve">538</w:t>
+      </w:r>
+    </w:p>
+    <w:p>
+      <w:pPr>
+        <w:pStyle w:val="BodyText"/>
+      </w:pPr>
+      <w:r>
+        <w:t xml:space="preserve">10</w:t>
+      </w:r>
+    </w:p>
+    <w:p>
+      <w:pPr>
+        <w:pStyle w:val="BodyText"/>
+      </w:pPr>
+      <w:r>
+        <w:t xml:space="preserve">10</w:t>
+      </w:r>
+    </w:p>
+    <w:p>
+      <w:pPr>
+        <w:pStyle w:val="BodyText"/>
+      </w:pPr>
+      <w:r>
+        <w:t xml:space="preserve">12</w:t>
+      </w:r>
+    </w:p>
+    <w:p>
+      <w:pPr>
+        <w:pStyle w:val="BodyText"/>
+      </w:pPr>
+      <w:r>
+        <w:t xml:space="preserve">42</w:t>
+      </w:r>
+    </w:p>
+    <w:p>
+      <w:pPr>
+        <w:pStyle w:val="BodyText"/>
+      </w:pPr>
+      <w:r>
+        <w:t xml:space="preserve">542</w:t>
+      </w:r>
+    </w:p>
+    <w:p>
+      <w:pPr>
+        <w:pStyle w:val="BodyText"/>
+      </w:pPr>
+      <w:r>
+        <w:t xml:space="preserve">10</w:t>
+      </w:r>
+    </w:p>
+    <w:p>
+      <w:pPr>
+        <w:pStyle w:val="BodyText"/>
+      </w:pPr>
+      <w:r>
+        <w:t xml:space="preserve">10</w:t>
+      </w:r>
+    </w:p>
+    <w:p>
+      <w:pPr>
+        <w:pStyle w:val="BodyText"/>
+      </w:pPr>
+      <w:r>
+        <w:t xml:space="preserve">13</w:t>
+      </w:r>
+    </w:p>
+    <w:p>
+      <w:pPr>
+        <w:pStyle w:val="BodyText"/>
+      </w:pPr>
+      <w:r>
+        <w:t xml:space="preserve">42</w:t>
+      </w:r>
+    </w:p>
+    <w:p>
+      <w:pPr>
+        <w:pStyle w:val="BodyText"/>
+      </w:pPr>
+      <w:r>
+        <w:t xml:space="preserve">542</w:t>
+      </w:r>
+    </w:p>
+    <w:p>
+      <w:pPr>
+        <w:pStyle w:val="BodyText"/>
+      </w:pPr>
+      <w:r>
+        <w:t xml:space="preserve">15335</w:t>
+      </w:r>
+    </w:p>
+    <w:p>
+      <w:pPr>
+        <w:pStyle w:val="BodyText"/>
+      </w:pPr>
+      <w:r>
+        <w:t xml:space="preserve">cov1</w:t>
+      </w:r>
+    </w:p>
+    <w:p>
+      <w:pPr>
+        <w:pStyle w:val="BodyText"/>
+      </w:pPr>
+      <w:r>
+        <w:t xml:space="preserve">3</w:t>
+      </w:r>
+    </w:p>
+    <w:p>
+      <w:pPr>
+        <w:pStyle w:val="BodyText"/>
+      </w:pPr>
+      <w:r>
+        <w:t xml:space="preserve">3</w:t>
+      </w:r>
+    </w:p>
+    <w:p>
+      <w:pPr>
+        <w:pStyle w:val="BodyText"/>
+      </w:pPr>
+      <w:r>
+        <w:t xml:space="preserve">5</w:t>
+      </w:r>
+    </w:p>
+    <w:p>
+      <w:pPr>
+        <w:pStyle w:val="BodyText"/>
+      </w:pPr>
+      <w:r>
+        <w:t xml:space="preserve">33</w:t>
+      </w:r>
+    </w:p>
+    <w:p>
+      <w:pPr>
+        <w:pStyle w:val="BodyText"/>
+      </w:pPr>
+      <w:r>
+        <w:t xml:space="preserve">569</w:t>
+      </w:r>
+    </w:p>
+    <w:p>
+      <w:pPr>
+        <w:pStyle w:val="BodyText"/>
+      </w:pPr>
+      <w:r>
+        <w:t xml:space="preserve">3</w:t>
+      </w:r>
+    </w:p>
+    <w:p>
+      <w:pPr>
+        <w:pStyle w:val="BodyText"/>
+      </w:pPr>
+      <w:r>
+        <w:t xml:space="preserve">3</w:t>
+      </w:r>
+    </w:p>
+    <w:p>
+      <w:pPr>
+        <w:pStyle w:val="BodyText"/>
+      </w:pPr>
+      <w:r>
+        <w:t xml:space="preserve">5</w:t>
+      </w:r>
+    </w:p>
+    <w:p>
+      <w:pPr>
+        <w:pStyle w:val="BodyText"/>
+      </w:pPr>
+      <w:r>
+        <w:t xml:space="preserve">33</w:t>
+      </w:r>
+    </w:p>
+    <w:p>
+      <w:pPr>
+        <w:pStyle w:val="BodyText"/>
+      </w:pPr>
+      <w:r>
+        <w:t xml:space="preserve">569</w:t>
+      </w:r>
+    </w:p>
+    <w:p>
+      <w:pPr>
+        <w:pStyle w:val="BodyText"/>
+      </w:pPr>
+      <w:r>
+        <w:t xml:space="preserve">3</w:t>
+      </w:r>
+    </w:p>
+    <w:p>
+      <w:pPr>
+        <w:pStyle w:val="BodyText"/>
+      </w:pPr>
+      <w:r>
+        <w:t xml:space="preserve">3</w:t>
+      </w:r>
+    </w:p>
+    <w:p>
+      <w:pPr>
+        <w:pStyle w:val="BodyText"/>
+      </w:pPr>
+      <w:r>
+        <w:t xml:space="preserve">5</w:t>
+      </w:r>
+    </w:p>
+    <w:p>
+      <w:pPr>
+        <w:pStyle w:val="BodyText"/>
+      </w:pPr>
+      <w:r>
+        <w:t xml:space="preserve">33</w:t>
+      </w:r>
+    </w:p>
+    <w:p>
+      <w:pPr>
+        <w:pStyle w:val="BodyText"/>
+      </w:pPr>
+      <w:r>
+        <w:t xml:space="preserve">569</w:t>
+      </w:r>
+    </w:p>
+    <w:p>
+      <w:pPr>
+        <w:pStyle w:val="BodyText"/>
+      </w:pPr>
+      <w:r>
+        <w:t xml:space="preserve">07M2</w:t>
+      </w:r>
+    </w:p>
+    <w:p>
+      <w:pPr>
+        <w:pStyle w:val="BodyText"/>
+      </w:pPr>
+      <w:r>
+        <w:t xml:space="preserve">cov0</w:t>
+      </w:r>
+    </w:p>
+    <w:p>
+      <w:pPr>
+        <w:pStyle w:val="BodyText"/>
+      </w:pPr>
+      <w:r>
+        <w:t xml:space="preserve">15</w:t>
+      </w:r>
+    </w:p>
+    <w:p>
+      <w:pPr>
+        <w:pStyle w:val="BodyText"/>
+      </w:pPr>
+      <w:r>
+        <w:t xml:space="preserve">141</w:t>
+      </w:r>
+    </w:p>
+    <w:p>
+      <w:pPr>
+        <w:pStyle w:val="BodyText"/>
+      </w:pPr>
+      <w:r>
+        <w:t xml:space="preserve">112</w:t>
+      </w:r>
+    </w:p>
+    <w:p>
+      <w:pPr>
+        <w:pStyle w:val="BodyText"/>
+      </w:pPr>
+      <w:r>
+        <w:t xml:space="preserve">553</w:t>
+      </w:r>
+    </w:p>
+    <w:p>
+      <w:pPr>
+        <w:pStyle w:val="BodyText"/>
+      </w:pPr>
+      <w:r>
+        <w:t xml:space="preserve">2379</w:t>
+      </w:r>
+    </w:p>
+    <w:p>
+      <w:pPr>
+        <w:pStyle w:val="BodyText"/>
+      </w:pPr>
+      <w:r>
+        <w:t xml:space="preserve">45</w:t>
+      </w:r>
+    </w:p>
+    <w:p>
+      <w:pPr>
+        <w:pStyle w:val="BodyText"/>
+      </w:pPr>
+      <w:r>
+        <w:t xml:space="preserve">172</w:t>
+      </w:r>
+    </w:p>
+    <w:p>
+      <w:pPr>
+        <w:pStyle w:val="BodyText"/>
+      </w:pPr>
+      <w:r>
+        <w:t xml:space="preserve">129</w:t>
+      </w:r>
+    </w:p>
+    <w:p>
+      <w:pPr>
+        <w:pStyle w:val="BodyText"/>
+      </w:pPr>
+      <w:r>
+        <w:t xml:space="preserve">567</w:t>
+      </w:r>
+    </w:p>
+    <w:p>
+      <w:pPr>
+        <w:pStyle w:val="BodyText"/>
+      </w:pPr>
+      <w:r>
+        <w:t xml:space="preserve">2391</w:t>
+      </w:r>
+    </w:p>
+    <w:p>
+      <w:pPr>
+        <w:pStyle w:val="BodyText"/>
+      </w:pPr>
+      <w:r>
+        <w:t xml:space="preserve">106</w:t>
+      </w:r>
+    </w:p>
+    <w:p>
+      <w:pPr>
+        <w:pStyle w:val="BodyText"/>
+      </w:pPr>
+      <w:r>
+        <w:t xml:space="preserve">215</w:t>
+      </w:r>
+    </w:p>
+    <w:p>
+      <w:pPr>
+        <w:pStyle w:val="BodyText"/>
+      </w:pPr>
+      <w:r>
+        <w:t xml:space="preserve">180</w:t>
+      </w:r>
+    </w:p>
+    <w:p>
+      <w:pPr>
+        <w:pStyle w:val="BodyText"/>
+      </w:pPr>
+      <w:r>
+        <w:t xml:space="preserve">614</w:t>
+      </w:r>
+    </w:p>
+    <w:p>
+      <w:pPr>
+        <w:pStyle w:val="BodyText"/>
+      </w:pPr>
+      <w:r>
+        <w:t xml:space="preserve">2414</w:t>
+      </w:r>
+    </w:p>
+    <w:p>
+      <w:pPr>
+        <w:pStyle w:val="BodyText"/>
+      </w:pPr>
+      <w:r>
+        <w:t xml:space="preserve">15124</w:t>
+      </w:r>
+    </w:p>
+    <w:p>
+      <w:pPr>
+        <w:pStyle w:val="BodyText"/>
+      </w:pPr>
+      <w:r>
+        <w:t xml:space="preserve">cov1</w:t>
+      </w:r>
+    </w:p>
+    <w:p>
+      <w:pPr>
+        <w:pStyle w:val="BodyText"/>
+      </w:pPr>
+      <w:r>
+        <w:t xml:space="preserve">14</w:t>
+      </w:r>
+    </w:p>
+    <w:p>
+      <w:pPr>
+        <w:pStyle w:val="BodyText"/>
+      </w:pPr>
+      <w:r>
+        <w:t xml:space="preserve">58</w:t>
+      </w:r>
+    </w:p>
+    <w:p>
+      <w:pPr>
+        <w:pStyle w:val="BodyText"/>
+      </w:pPr>
+      <w:r>
+        <w:t xml:space="preserve">106</w:t>
+      </w:r>
+    </w:p>
+    <w:p>
+      <w:pPr>
+        <w:pStyle w:val="BodyText"/>
+      </w:pPr>
+      <w:r>
+        <w:t xml:space="preserve">555</w:t>
+      </w:r>
+    </w:p>
+    <w:p>
+      <w:pPr>
+        <w:pStyle w:val="BodyText"/>
+      </w:pPr>
+      <w:r>
+        <w:t xml:space="preserve">2366</w:t>
+      </w:r>
+    </w:p>
+    <w:p>
+      <w:pPr>
+        <w:pStyle w:val="BodyText"/>
+      </w:pPr>
+      <w:r>
+        <w:t xml:space="preserve">14</w:t>
+      </w:r>
+    </w:p>
+    <w:p>
+      <w:pPr>
+        <w:pStyle w:val="BodyText"/>
+      </w:pPr>
+      <w:r>
+        <w:t xml:space="preserve">58</w:t>
+      </w:r>
+    </w:p>
+    <w:p>
+      <w:pPr>
+        <w:pStyle w:val="BodyText"/>
+      </w:pPr>
+      <w:r>
+        <w:t xml:space="preserve">106</w:t>
+      </w:r>
+    </w:p>
+    <w:p>
+      <w:pPr>
+        <w:pStyle w:val="BodyText"/>
+      </w:pPr>
+      <w:r>
+        <w:t xml:space="preserve">555</w:t>
+      </w:r>
+    </w:p>
+    <w:p>
+      <w:pPr>
+        <w:pStyle w:val="BodyText"/>
+      </w:pPr>
+      <w:r>
+        <w:t xml:space="preserve">2366</w:t>
+      </w:r>
+    </w:p>
+    <w:p>
+      <w:pPr>
+        <w:pStyle w:val="BodyText"/>
+      </w:pPr>
+      <w:r>
+        <w:t xml:space="preserve">14</w:t>
+      </w:r>
+    </w:p>
+    <w:p>
+      <w:pPr>
+        <w:pStyle w:val="BodyText"/>
+      </w:pPr>
+      <w:r>
+        <w:t xml:space="preserve">58</w:t>
+      </w:r>
+    </w:p>
+    <w:p>
+      <w:pPr>
+        <w:pStyle w:val="BodyText"/>
+      </w:pPr>
+      <w:r>
+        <w:t xml:space="preserve">106</w:t>
+      </w:r>
+    </w:p>
+    <w:p>
+      <w:pPr>
+        <w:pStyle w:val="BodyText"/>
+      </w:pPr>
+      <w:r>
+        <w:t xml:space="preserve">555</w:t>
+      </w:r>
+    </w:p>
+    <w:p>
+      <w:pPr>
+        <w:pStyle w:val="BodyText"/>
+      </w:pPr>
+      <w:r>
+        <w:t xml:space="preserve">2366</w:t>
+      </w:r>
+    </w:p>
+    <w:p>
+      <w:pPr>
+        <w:pStyle w:val="BodyText"/>
+      </w:pPr>
+      <w:r>
+        <w:t xml:space="preserve">08NEP</w:t>
+      </w:r>
+    </w:p>
+    <w:p>
+      <w:pPr>
+        <w:pStyle w:val="BodyText"/>
+      </w:pPr>
+      <w:r>
+        <w:t xml:space="preserve">cov0</w:t>
+      </w:r>
+    </w:p>
+    <w:p>
+      <w:pPr>
+        <w:pStyle w:val="BodyText"/>
+      </w:pPr>
+      <w:r>
+        <w:t xml:space="preserve">10</w:t>
+      </w:r>
+    </w:p>
+    <w:p>
+      <w:pPr>
+        <w:pStyle w:val="BodyText"/>
+      </w:pPr>
+      <w:r>
+        <w:t xml:space="preserve">31</w:t>
+      </w:r>
+    </w:p>
+    <w:p>
+      <w:pPr>
+        <w:pStyle w:val="BodyText"/>
+      </w:pPr>
+      <w:r>
+        <w:t xml:space="preserve">176</w:t>
+      </w:r>
+    </w:p>
+    <w:p>
+      <w:pPr>
+        <w:pStyle w:val="BodyText"/>
+      </w:pPr>
+      <w:r>
+        <w:t xml:space="preserve">347</w:t>
+      </w:r>
+    </w:p>
+    <w:p>
+      <w:pPr>
+        <w:pStyle w:val="BodyText"/>
+      </w:pPr>
+      <w:r>
+        <w:t xml:space="preserve">1730</w:t>
+      </w:r>
+    </w:p>
+    <w:p>
+      <w:pPr>
+        <w:pStyle w:val="BodyText"/>
+      </w:pPr>
+      <w:r>
+        <w:t xml:space="preserve">29</w:t>
+      </w:r>
+    </w:p>
+    <w:p>
+      <w:pPr>
+        <w:pStyle w:val="BodyText"/>
+      </w:pPr>
+      <w:r>
+        <w:t xml:space="preserve">43</w:t>
+      </w:r>
+    </w:p>
+    <w:p>
+      <w:pPr>
+        <w:pStyle w:val="BodyText"/>
+      </w:pPr>
+      <w:r>
+        <w:t xml:space="preserve">192</w:t>
+      </w:r>
+    </w:p>
+    <w:p>
+      <w:pPr>
+        <w:pStyle w:val="BodyText"/>
+      </w:pPr>
+      <w:r>
+        <w:t xml:space="preserve">366</w:t>
+      </w:r>
+    </w:p>
+    <w:p>
+      <w:pPr>
+        <w:pStyle w:val="BodyText"/>
+      </w:pPr>
+      <w:r>
+        <w:t xml:space="preserve">1749</w:t>
+      </w:r>
+    </w:p>
+    <w:p>
+      <w:pPr>
+        <w:pStyle w:val="BodyText"/>
+      </w:pPr>
+      <w:r>
+        <w:t xml:space="preserve">67</w:t>
+      </w:r>
+    </w:p>
+    <w:p>
+      <w:pPr>
+        <w:pStyle w:val="BodyText"/>
+      </w:pPr>
+      <w:r>
+        <w:t xml:space="preserve">85</w:t>
+      </w:r>
+    </w:p>
+    <w:p>
+      <w:pPr>
+        <w:pStyle w:val="BodyText"/>
+      </w:pPr>
+      <w:r>
+        <w:t xml:space="preserve">225</w:t>
+      </w:r>
+    </w:p>
+    <w:p>
+      <w:pPr>
+        <w:pStyle w:val="BodyText"/>
+      </w:pPr>
+      <w:r>
+        <w:t xml:space="preserve">399</w:t>
+      </w:r>
+    </w:p>
+    <w:p>
+      <w:pPr>
+        <w:pStyle w:val="BodyText"/>
+      </w:pPr>
+      <w:r>
+        <w:t xml:space="preserve">1766</w:t>
+      </w:r>
+    </w:p>
+    <w:p>
+      <w:pPr>
+        <w:pStyle w:val="BodyText"/>
+      </w:pPr>
+      <w:r>
+        <w:t xml:space="preserve">15228</w:t>
+      </w:r>
+    </w:p>
+    <w:p>
+      <w:pPr>
+        <w:pStyle w:val="BodyText"/>
+      </w:pPr>
+      <w:r>
+        <w:t xml:space="preserve">cov1</w:t>
+      </w:r>
+    </w:p>
+    <w:p>
+      <w:pPr>
+        <w:pStyle w:val="BodyText"/>
+      </w:pPr>
+      <w:r>
+        <w:t xml:space="preserve">9</w:t>
+      </w:r>
+    </w:p>
+    <w:p>
+      <w:pPr>
+        <w:pStyle w:val="BodyText"/>
+      </w:pPr>
+      <w:r>
+        <w:t xml:space="preserve">29</w:t>
+      </w:r>
+    </w:p>
+    <w:p>
+      <w:pPr>
+        <w:pStyle w:val="BodyText"/>
+      </w:pPr>
+      <w:r>
+        <w:t xml:space="preserve">211</w:t>
+      </w:r>
+    </w:p>
+    <w:p>
+      <w:pPr>
+        <w:pStyle w:val="BodyText"/>
+      </w:pPr>
+      <w:r>
+        <w:t xml:space="preserve">437</w:t>
+      </w:r>
+    </w:p>
+    <w:p>
+      <w:pPr>
+        <w:pStyle w:val="BodyText"/>
+      </w:pPr>
+      <w:r>
+        <w:t xml:space="preserve">1735</w:t>
+      </w:r>
+    </w:p>
+    <w:p>
+      <w:pPr>
+        <w:pStyle w:val="BodyText"/>
+      </w:pPr>
+      <w:r>
+        <w:t xml:space="preserve">9</w:t>
+      </w:r>
+    </w:p>
+    <w:p>
+      <w:pPr>
+        <w:pStyle w:val="BodyText"/>
+      </w:pPr>
+      <w:r>
+        <w:t xml:space="preserve">29</w:t>
+      </w:r>
+    </w:p>
+    <w:p>
+      <w:pPr>
+        <w:pStyle w:val="BodyText"/>
+      </w:pPr>
+      <w:r>
+        <w:t xml:space="preserve">211</w:t>
+      </w:r>
+    </w:p>
+    <w:p>
+      <w:pPr>
+        <w:pStyle w:val="BodyText"/>
+      </w:pPr>
+      <w:r>
+        <w:t xml:space="preserve">437</w:t>
+      </w:r>
+    </w:p>
+    <w:p>
+      <w:pPr>
+        <w:pStyle w:val="BodyText"/>
+      </w:pPr>
+      <w:r>
+        <w:t xml:space="preserve">1735</w:t>
+      </w:r>
+    </w:p>
+    <w:p>
+      <w:pPr>
+        <w:pStyle w:val="BodyText"/>
+      </w:pPr>
+      <w:r>
+        <w:t xml:space="preserve">9</w:t>
+      </w:r>
+    </w:p>
+    <w:p>
+      <w:pPr>
+        <w:pStyle w:val="BodyText"/>
+      </w:pPr>
+      <w:r>
+        <w:t xml:space="preserve">29</w:t>
+      </w:r>
+    </w:p>
+    <w:p>
+      <w:pPr>
+        <w:pStyle w:val="BodyText"/>
+      </w:pPr>
+      <w:r>
+        <w:t xml:space="preserve">211</w:t>
+      </w:r>
+    </w:p>
+    <w:p>
+      <w:pPr>
+        <w:pStyle w:val="BodyText"/>
+      </w:pPr>
+      <w:r>
+        <w:t xml:space="preserve">437</w:t>
+      </w:r>
+    </w:p>
+    <w:p>
+      <w:pPr>
+        <w:pStyle w:val="BodyText"/>
+      </w:pPr>
+      <w:r>
+        <w:t xml:space="preserve">1735</w:t>
+      </w:r>
+    </w:p>
+    <w:p>
+      <w:pPr>
+        <w:pStyle w:val="BodyText"/>
+      </w:pPr>
+      <w:r>
+        <w:t xml:space="preserve">08NS1</w:t>
+      </w:r>
+    </w:p>
+    <w:p>
+      <w:pPr>
+        <w:pStyle w:val="BodyText"/>
+      </w:pPr>
+      <w:r>
+        <w:t xml:space="preserve">cov0</w:t>
+      </w:r>
+    </w:p>
+    <w:p>
+      <w:pPr>
+        <w:pStyle w:val="BodyText"/>
+      </w:pPr>
+      <w:r>
+        <w:t xml:space="preserve">8</w:t>
+      </w:r>
+    </w:p>
+    <w:p>
+      <w:pPr>
+        <w:pStyle w:val="BodyText"/>
+      </w:pPr>
+      <w:r>
+        <w:t xml:space="preserve">117</w:t>
+      </w:r>
+    </w:p>
+    <w:p>
+      <w:pPr>
+        <w:pStyle w:val="BodyText"/>
+      </w:pPr>
+      <w:r>
+        <w:t xml:space="preserve">86</w:t>
+      </w:r>
+    </w:p>
+    <w:p>
+      <w:pPr>
+        <w:pStyle w:val="BodyText"/>
+      </w:pPr>
+      <w:r>
+        <w:t xml:space="preserve">464</w:t>
+      </w:r>
+    </w:p>
+    <w:p>
+      <w:pPr>
+        <w:pStyle w:val="BodyText"/>
+      </w:pPr>
+      <w:r>
+        <w:t xml:space="preserve">3187</w:t>
+      </w:r>
+    </w:p>
+    <w:p>
+      <w:pPr>
+        <w:pStyle w:val="BodyText"/>
+      </w:pPr>
+      <w:r>
+        <w:t xml:space="preserve">14</w:t>
+      </w:r>
+    </w:p>
+    <w:p>
+      <w:pPr>
+        <w:pStyle w:val="BodyText"/>
+      </w:pPr>
+      <w:r>
+        <w:t xml:space="preserve">125</w:t>
+      </w:r>
+    </w:p>
+    <w:p>
+      <w:pPr>
+        <w:pStyle w:val="BodyText"/>
+      </w:pPr>
+      <w:r>
+        <w:t xml:space="preserve">93</w:t>
+      </w:r>
+    </w:p>
+    <w:p>
+      <w:pPr>
+        <w:pStyle w:val="BodyText"/>
+      </w:pPr>
+      <w:r>
+        <w:t xml:space="preserve">469</w:t>
+      </w:r>
+    </w:p>
+    <w:p>
+      <w:pPr>
+        <w:pStyle w:val="BodyText"/>
+      </w:pPr>
+      <w:r>
+        <w:t xml:space="preserve">3187</w:t>
+      </w:r>
+    </w:p>
+    <w:p>
+      <w:pPr>
+        <w:pStyle w:val="BodyText"/>
+      </w:pPr>
+      <w:r>
+        <w:t xml:space="preserve">26</w:t>
+      </w:r>
+    </w:p>
+    <w:p>
+      <w:pPr>
+        <w:pStyle w:val="BodyText"/>
+      </w:pPr>
+      <w:r>
+        <w:t xml:space="preserve">133</w:t>
+      </w:r>
+    </w:p>
+    <w:p>
+      <w:pPr>
+        <w:pStyle w:val="BodyText"/>
+      </w:pPr>
+      <w:r>
+        <w:t xml:space="preserve">101</w:t>
+      </w:r>
+    </w:p>
+    <w:p>
+      <w:pPr>
+        <w:pStyle w:val="BodyText"/>
+      </w:pPr>
+      <w:r>
+        <w:t xml:space="preserve">472</w:t>
+      </w:r>
+    </w:p>
+    <w:p>
+      <w:pPr>
+        <w:pStyle w:val="BodyText"/>
+      </w:pPr>
+      <w:r>
+        <w:t xml:space="preserve">3189</w:t>
+      </w:r>
+    </w:p>
+    <w:p>
+      <w:pPr>
+        <w:pStyle w:val="BodyText"/>
+      </w:pPr>
+      <w:r>
+        <w:t xml:space="preserve">15293</w:t>
+      </w:r>
+    </w:p>
+    <w:p>
+      <w:pPr>
+        <w:pStyle w:val="BodyText"/>
+      </w:pPr>
+      <w:r>
+        <w:t xml:space="preserve">cov1</w:t>
+      </w:r>
+    </w:p>
+    <w:p>
+      <w:pPr>
+        <w:pStyle w:val="BodyText"/>
+      </w:pPr>
+      <w:r>
+        <w:t xml:space="preserve">4</w:t>
+      </w:r>
+    </w:p>
+    <w:p>
+      <w:pPr>
+        <w:pStyle w:val="BodyText"/>
+      </w:pPr>
+      <w:r>
+        <w:t xml:space="preserve">115</w:t>
+      </w:r>
+    </w:p>
+    <w:p>
+      <w:pPr>
+        <w:pStyle w:val="BodyText"/>
+      </w:pPr>
+      <w:r>
+        <w:t xml:space="preserve">81</w:t>
+      </w:r>
+    </w:p>
+    <w:p>
+      <w:pPr>
+        <w:pStyle w:val="BodyText"/>
+      </w:pPr>
+      <w:r>
+        <w:t xml:space="preserve">554</w:t>
+      </w:r>
+    </w:p>
+    <w:p>
+      <w:pPr>
+        <w:pStyle w:val="BodyText"/>
+      </w:pPr>
+      <w:r>
+        <w:t xml:space="preserve">3200</w:t>
+      </w:r>
+    </w:p>
+    <w:p>
+      <w:pPr>
+        <w:pStyle w:val="BodyText"/>
+      </w:pPr>
+      <w:r>
+        <w:t xml:space="preserve">4</w:t>
+      </w:r>
+    </w:p>
+    <w:p>
+      <w:pPr>
+        <w:pStyle w:val="BodyText"/>
+      </w:pPr>
+      <w:r>
+        <w:t xml:space="preserve">116</w:t>
+      </w:r>
+    </w:p>
+    <w:p>
+      <w:pPr>
+        <w:pStyle w:val="BodyText"/>
+      </w:pPr>
+      <w:r>
+        <w:t xml:space="preserve">81</w:t>
+      </w:r>
+    </w:p>
+    <w:p>
+      <w:pPr>
+        <w:pStyle w:val="BodyText"/>
+      </w:pPr>
+      <w:r>
+        <w:t xml:space="preserve">554</w:t>
+      </w:r>
+    </w:p>
+    <w:p>
+      <w:pPr>
+        <w:pStyle w:val="BodyText"/>
+      </w:pPr>
+      <w:r>
+        <w:t xml:space="preserve">3200</w:t>
+      </w:r>
+    </w:p>
+    <w:p>
+      <w:pPr>
+        <w:pStyle w:val="BodyText"/>
+      </w:pPr>
+      <w:r>
+        <w:t xml:space="preserve">5</w:t>
+      </w:r>
+    </w:p>
+    <w:p>
+      <w:pPr>
+        <w:pStyle w:val="BodyText"/>
+      </w:pPr>
+      <w:r>
+        <w:t xml:space="preserve">115</w:t>
+      </w:r>
+    </w:p>
+    <w:p>
+      <w:pPr>
+        <w:pStyle w:val="BodyText"/>
+      </w:pPr>
+      <w:r>
+        <w:t xml:space="preserve">81</w:t>
+      </w:r>
+    </w:p>
+    <w:p>
+      <w:pPr>
+        <w:pStyle w:val="BodyText"/>
+      </w:pPr>
+      <w:r>
+        <w:t xml:space="preserve">554</w:t>
+      </w:r>
+    </w:p>
+    <w:p>
+      <w:pPr>
+        <w:pStyle w:val="BodyText"/>
+      </w:pPr>
+      <w:r>
+        <w:t xml:space="preserve">3200</w:t>
+      </w:r>
+    </w:p>
+    <w:p>
+      <w:pPr>
+        <w:pStyle w:val="BodyText"/>
+      </w:pPr>
+      <w:r>
+        <w:t xml:space="preserve">Mammal</w:t>
+      </w:r>
+    </w:p>
+    <w:p>
+      <w:pPr>
+        <w:pStyle w:val="BodyText"/>
+      </w:pPr>
+      <w:r>
+        <w:t xml:space="preserve">c50</w:t>
+      </w:r>
+    </w:p>
+    <w:p>
+      <w:pPr>
+        <w:pStyle w:val="BodyText"/>
+      </w:pPr>
+      <w:r>
+        <w:t xml:space="preserve">c70</w:t>
+      </w:r>
+    </w:p>
+    <w:p>
+      <w:pPr>
+        <w:pStyle w:val="BodyText"/>
+      </w:pPr>
+      <w:r>
+        <w:t xml:space="preserve">c80</w:t>
+      </w:r>
+    </w:p>
+    <w:p>
+      <w:pPr>
+        <w:pStyle w:val="BodyText"/>
+      </w:pPr>
+      <w:r>
+        <w:t xml:space="preserve">Protein</w:t>
+      </w:r>
+    </w:p>
+    <w:p>
+      <w:pPr>
+        <w:pStyle w:val="BodyText"/>
+      </w:pPr>
+      <w:r>
+        <w:t xml:space="preserve">Mode</w:t>
+      </w:r>
+    </w:p>
+    <w:p>
+      <w:pPr>
+        <w:pStyle w:val="BodyText"/>
+      </w:pPr>
+      <w:r>
+        <w:t xml:space="preserve">75</w:t>
+      </w:r>
+    </w:p>
+    <w:p>
+      <w:pPr>
+        <w:pStyle w:val="BodyText"/>
+      </w:pPr>
+      <w:r>
+        <w:t xml:space="preserve">85</w:t>
+      </w:r>
+    </w:p>
+    <w:p>
+      <w:pPr>
+        <w:pStyle w:val="BodyText"/>
+      </w:pPr>
+      <w:r>
+        <w:t xml:space="preserve">90</w:t>
+      </w:r>
+    </w:p>
+    <w:p>
+      <w:pPr>
+        <w:pStyle w:val="BodyText"/>
+      </w:pPr>
+      <w:r>
+        <w:t xml:space="preserve">95</w:t>
+      </w:r>
+    </w:p>
+    <w:p>
+      <w:pPr>
+        <w:pStyle w:val="BodyText"/>
+      </w:pPr>
+      <w:r>
+        <w:t xml:space="preserve">99</w:t>
+      </w:r>
+    </w:p>
+    <w:p>
+      <w:pPr>
+        <w:pStyle w:val="BodyText"/>
+      </w:pPr>
+      <w:r>
+        <w:t xml:space="preserve">75</w:t>
+      </w:r>
+    </w:p>
+    <w:p>
+      <w:pPr>
+        <w:pStyle w:val="BodyText"/>
+      </w:pPr>
+      <w:r>
+        <w:t xml:space="preserve">85</w:t>
+      </w:r>
+    </w:p>
+    <w:p>
+      <w:pPr>
+        <w:pStyle w:val="BodyText"/>
+      </w:pPr>
+      <w:r>
+        <w:t xml:space="preserve">90</w:t>
+      </w:r>
+    </w:p>
+    <w:p>
+      <w:pPr>
+        <w:pStyle w:val="BodyText"/>
+      </w:pPr>
+      <w:r>
+        <w:t xml:space="preserve">95</w:t>
+      </w:r>
+    </w:p>
+    <w:p>
+      <w:pPr>
+        <w:pStyle w:val="BodyText"/>
+      </w:pPr>
+      <w:r>
+        <w:t xml:space="preserve">99</w:t>
+      </w:r>
+    </w:p>
+    <w:p>
+      <w:pPr>
+        <w:pStyle w:val="BodyText"/>
+      </w:pPr>
+      <w:r>
+        <w:t xml:space="preserve">75</w:t>
+      </w:r>
+    </w:p>
+    <w:p>
+      <w:pPr>
+        <w:pStyle w:val="BodyText"/>
+      </w:pPr>
+      <w:r>
+        <w:t xml:space="preserve">85</w:t>
+      </w:r>
+    </w:p>
+    <w:p>
+      <w:pPr>
+        <w:pStyle w:val="BodyText"/>
+      </w:pPr>
+      <w:r>
+        <w:t xml:space="preserve">90</w:t>
+      </w:r>
+    </w:p>
+    <w:p>
+      <w:pPr>
+        <w:pStyle w:val="BodyText"/>
+      </w:pPr>
+      <w:r>
+        <w:t xml:space="preserve">95</w:t>
+      </w:r>
+    </w:p>
+    <w:p>
+      <w:pPr>
+        <w:pStyle w:val="BodyText"/>
+      </w:pPr>
+      <w:r>
+        <w:t xml:space="preserve">99</w:t>
+      </w:r>
+    </w:p>
+    <w:p>
+      <w:pPr>
+        <w:pStyle w:val="BodyText"/>
+      </w:pPr>
+      <w:r>
+        <w:t xml:space="preserve">Original</w:t>
+      </w:r>
+    </w:p>
+    <w:p>
+      <w:pPr>
+        <w:pStyle w:val="BodyText"/>
+      </w:pPr>
+      <w:r>
+        <w:t xml:space="preserve">01PB2</w:t>
+      </w:r>
+    </w:p>
+    <w:p>
+      <w:pPr>
+        <w:pStyle w:val="BodyText"/>
+      </w:pPr>
+      <w:r>
+        <w:t xml:space="preserve">cov1</w:t>
+      </w:r>
+    </w:p>
+    <w:p>
+      <w:pPr>
+        <w:pStyle w:val="BodyText"/>
+      </w:pPr>
+      <w:r>
+        <w:t xml:space="preserve">18</w:t>
+      </w:r>
+    </w:p>
+    <w:p>
+      <w:pPr>
+        <w:pStyle w:val="BodyText"/>
+      </w:pPr>
+      <w:r>
+        <w:t xml:space="preserve">28</w:t>
+      </w:r>
+    </w:p>
+    <w:p>
+      <w:pPr>
+        <w:pStyle w:val="BodyText"/>
+      </w:pPr>
+      <w:r>
+        <w:t xml:space="preserve">52</w:t>
+      </w:r>
+    </w:p>
+    <w:p>
+      <w:pPr>
+        <w:pStyle w:val="BodyText"/>
+      </w:pPr>
+      <w:r>
+        <w:t xml:space="preserve">2080</w:t>
+      </w:r>
+    </w:p>
+    <w:p>
+      <w:pPr>
+        <w:pStyle w:val="BodyText"/>
+      </w:pPr>
+      <w:r>
+        <w:t xml:space="preserve">4600</w:t>
+      </w:r>
+    </w:p>
+    <w:p>
+      <w:pPr>
+        <w:pStyle w:val="BodyText"/>
+      </w:pPr>
+      <w:r>
+        <w:t xml:space="preserve">18</w:t>
+      </w:r>
+    </w:p>
+    <w:p>
+      <w:pPr>
+        <w:pStyle w:val="BodyText"/>
+      </w:pPr>
+      <w:r>
+        <w:t xml:space="preserve">28</w:t>
+      </w:r>
+    </w:p>
+    <w:p>
+      <w:pPr>
+        <w:pStyle w:val="BodyText"/>
+      </w:pPr>
+      <w:r>
+        <w:t xml:space="preserve">54</w:t>
+      </w:r>
+    </w:p>
+    <w:p>
+      <w:pPr>
+        <w:pStyle w:val="BodyText"/>
+      </w:pPr>
+      <w:r>
+        <w:t xml:space="preserve">2083</w:t>
+      </w:r>
+    </w:p>
+    <w:p>
+      <w:pPr>
+        <w:pStyle w:val="BodyText"/>
+      </w:pPr>
+      <w:r>
+        <w:t xml:space="preserve">4600</w:t>
+      </w:r>
+    </w:p>
+    <w:p>
+      <w:pPr>
+        <w:pStyle w:val="BodyText"/>
+      </w:pPr>
+      <w:r>
+        <w:t xml:space="preserve">18</w:t>
+      </w:r>
+    </w:p>
+    <w:p>
+      <w:pPr>
+        <w:pStyle w:val="BodyText"/>
+      </w:pPr>
+      <w:r>
+        <w:t xml:space="preserve">28</w:t>
+      </w:r>
+    </w:p>
+    <w:p>
+      <w:pPr>
+        <w:pStyle w:val="BodyText"/>
+      </w:pPr>
+      <w:r>
+        <w:t xml:space="preserve">57</w:t>
+      </w:r>
+    </w:p>
+    <w:p>
+      <w:pPr>
+        <w:pStyle w:val="BodyText"/>
+      </w:pPr>
+      <w:r>
+        <w:t xml:space="preserve">2083</w:t>
+      </w:r>
+    </w:p>
+    <w:p>
+      <w:pPr>
+        <w:pStyle w:val="BodyText"/>
+      </w:pPr>
+      <w:r>
+        <w:t xml:space="preserve">4600</w:t>
+      </w:r>
+    </w:p>
+    <w:p>
+      <w:pPr>
+        <w:pStyle w:val="BodyText"/>
+      </w:pPr>
+      <w:r>
+        <w:t xml:space="preserve">21880</w:t>
+      </w:r>
+    </w:p>
+    <w:p>
+      <w:pPr>
+        <w:pStyle w:val="BodyText"/>
+      </w:pPr>
+      <w:r>
+        <w:t xml:space="preserve">02PB1</w:t>
+      </w:r>
+    </w:p>
+    <w:p>
+      <w:pPr>
+        <w:pStyle w:val="BodyText"/>
+      </w:pPr>
+      <w:r>
+        <w:t xml:space="preserve">cov0</w:t>
+      </w:r>
+    </w:p>
+    <w:p>
+      <w:pPr>
+        <w:pStyle w:val="BodyText"/>
+      </w:pPr>
+      <w:r>
+        <w:t xml:space="preserve">43</w:t>
+      </w:r>
+    </w:p>
+    <w:p>
+      <w:pPr>
+        <w:pStyle w:val="BodyText"/>
+      </w:pPr>
+      <w:r>
+        <w:t xml:space="preserve">72</w:t>
+      </w:r>
+    </w:p>
+    <w:p>
+      <w:pPr>
+        <w:pStyle w:val="BodyText"/>
+      </w:pPr>
+      <w:r>
+        <w:t xml:space="preserve">82</w:t>
+      </w:r>
+    </w:p>
+    <w:p>
+      <w:pPr>
+        <w:pStyle w:val="BodyText"/>
+      </w:pPr>
+      <w:r>
+        <w:t xml:space="preserve">1633</w:t>
+      </w:r>
+    </w:p>
+    <w:p>
+      <w:pPr>
+        <w:pStyle w:val="BodyText"/>
+      </w:pPr>
+      <w:r>
+        <w:t xml:space="preserve">2373</w:t>
+      </w:r>
+    </w:p>
+    <w:p>
+      <w:pPr>
+        <w:pStyle w:val="BodyText"/>
+      </w:pPr>
+      <w:r>
+        <w:t xml:space="preserve">64</w:t>
+      </w:r>
+    </w:p>
+    <w:p>
+      <w:pPr>
+        <w:pStyle w:val="BodyText"/>
+      </w:pPr>
+      <w:r>
+        <w:t xml:space="preserve">93</w:t>
+      </w:r>
+    </w:p>
+    <w:p>
+      <w:pPr>
+        <w:pStyle w:val="BodyText"/>
+      </w:pPr>
+      <w:r>
+        <w:t xml:space="preserve">108</w:t>
+      </w:r>
+    </w:p>
+    <w:p>
+      <w:pPr>
+        <w:pStyle w:val="BodyText"/>
+      </w:pPr>
+      <w:r>
+        <w:t xml:space="preserve">1654</w:t>
+      </w:r>
+    </w:p>
+    <w:p>
+      <w:pPr>
+        <w:pStyle w:val="BodyText"/>
+      </w:pPr>
+      <w:r>
+        <w:t xml:space="preserve">2386</w:t>
+      </w:r>
+    </w:p>
+    <w:p>
+      <w:pPr>
+        <w:pStyle w:val="BodyText"/>
+      </w:pPr>
+      <w:r>
+        <w:t xml:space="preserve">85</w:t>
+      </w:r>
+    </w:p>
+    <w:p>
+      <w:pPr>
+        <w:pStyle w:val="BodyText"/>
+      </w:pPr>
+      <w:r>
+        <w:t xml:space="preserve">115</w:t>
+      </w:r>
+    </w:p>
+    <w:p>
+      <w:pPr>
+        <w:pStyle w:val="BodyText"/>
+      </w:pPr>
+      <w:r>
+        <w:t xml:space="preserve">126</w:t>
+      </w:r>
+    </w:p>
+    <w:p>
+      <w:pPr>
+        <w:pStyle w:val="BodyText"/>
+      </w:pPr>
+      <w:r>
+        <w:t xml:space="preserve">1679</w:t>
+      </w:r>
+    </w:p>
+    <w:p>
+      <w:pPr>
+        <w:pStyle w:val="BodyText"/>
+      </w:pPr>
+      <w:r>
+        <w:t xml:space="preserve">2394</w:t>
+      </w:r>
+    </w:p>
+    <w:p>
+      <w:pPr>
+        <w:pStyle w:val="BodyText"/>
+      </w:pPr>
+      <w:r>
+        <w:t xml:space="preserve">21829</w:t>
+      </w:r>
+    </w:p>
+    <w:p>
+      <w:pPr>
+        <w:pStyle w:val="BodyText"/>
+      </w:pPr>
+      <w:r>
+        <w:t xml:space="preserve">cov1</w:t>
+      </w:r>
+    </w:p>
+    <w:p>
+      <w:pPr>
+        <w:pStyle w:val="BodyText"/>
+      </w:pPr>
+      <w:r>
+        <w:t xml:space="preserve">29</w:t>
+      </w:r>
+    </w:p>
+    <w:p>
+      <w:pPr>
+        <w:pStyle w:val="BodyText"/>
+      </w:pPr>
+      <w:r>
+        <w:t xml:space="preserve">62</w:t>
+      </w:r>
+    </w:p>
+    <w:p>
+      <w:pPr>
+        <w:pStyle w:val="BodyText"/>
+      </w:pPr>
+      <w:r>
+        <w:t xml:space="preserve">68</w:t>
+      </w:r>
+    </w:p>
+    <w:p>
+      <w:pPr>
+        <w:pStyle w:val="BodyText"/>
+      </w:pPr>
+      <w:r>
+        <w:t xml:space="preserve">1622</w:t>
+      </w:r>
+    </w:p>
+    <w:p>
+      <w:pPr>
+        <w:pStyle w:val="BodyText"/>
+      </w:pPr>
+      <w:r>
+        <w:t xml:space="preserve">2373</w:t>
+      </w:r>
+    </w:p>
+    <w:p>
+      <w:pPr>
+        <w:pStyle w:val="BodyText"/>
+      </w:pPr>
+      <w:r>
+        <w:t xml:space="preserve">29</w:t>
+      </w:r>
+    </w:p>
+    <w:p>
+      <w:pPr>
+        <w:pStyle w:val="BodyText"/>
+      </w:pPr>
+      <w:r>
+        <w:t xml:space="preserve">62</w:t>
+      </w:r>
+    </w:p>
+    <w:p>
+      <w:pPr>
+        <w:pStyle w:val="BodyText"/>
+      </w:pPr>
+      <w:r>
+        <w:t xml:space="preserve">76</w:t>
+      </w:r>
+    </w:p>
+    <w:p>
+      <w:pPr>
+        <w:pStyle w:val="BodyText"/>
+      </w:pPr>
+      <w:r>
+        <w:t xml:space="preserve">1623</w:t>
+      </w:r>
+    </w:p>
+    <w:p>
+      <w:pPr>
+        <w:pStyle w:val="BodyText"/>
+      </w:pPr>
+      <w:r>
+        <w:t xml:space="preserve">2375</w:t>
+      </w:r>
+    </w:p>
+    <w:p>
+      <w:pPr>
+        <w:pStyle w:val="BodyText"/>
+      </w:pPr>
+      <w:r>
+        <w:t xml:space="preserve">29</w:t>
+      </w:r>
+    </w:p>
+    <w:p>
+      <w:pPr>
+        <w:pStyle w:val="BodyText"/>
+      </w:pPr>
+      <w:r>
+        <w:t xml:space="preserve">62</w:t>
+      </w:r>
+    </w:p>
+    <w:p>
+      <w:pPr>
+        <w:pStyle w:val="BodyText"/>
+      </w:pPr>
+      <w:r>
+        <w:t xml:space="preserve">69</w:t>
+      </w:r>
+    </w:p>
+    <w:p>
+      <w:pPr>
+        <w:pStyle w:val="BodyText"/>
+      </w:pPr>
+      <w:r>
+        <w:t xml:space="preserve">1623</w:t>
+      </w:r>
+    </w:p>
+    <w:p>
+      <w:pPr>
+        <w:pStyle w:val="BodyText"/>
+      </w:pPr>
+      <w:r>
+        <w:t xml:space="preserve">2376</w:t>
+      </w:r>
+    </w:p>
+    <w:p>
+      <w:pPr>
+        <w:pStyle w:val="BodyText"/>
+      </w:pPr>
+      <w:r>
+        <w:t xml:space="preserve">03PA</w:t>
+      </w:r>
+    </w:p>
+    <w:p>
+      <w:pPr>
+        <w:pStyle w:val="BodyText"/>
+      </w:pPr>
+      <w:r>
+        <w:t xml:space="preserve">cov0</w:t>
+      </w:r>
+    </w:p>
+    <w:p>
+      <w:pPr>
+        <w:pStyle w:val="BodyText"/>
+      </w:pPr>
+      <w:r>
+        <w:t xml:space="preserve">22</w:t>
+      </w:r>
+    </w:p>
+    <w:p>
+      <w:pPr>
+        <w:pStyle w:val="BodyText"/>
+      </w:pPr>
+      <w:r>
+        <w:t xml:space="preserve">34</w:t>
+      </w:r>
+    </w:p>
+    <w:p>
+      <w:pPr>
+        <w:pStyle w:val="BodyText"/>
+      </w:pPr>
+      <w:r>
+        <w:t xml:space="preserve">51</w:t>
+      </w:r>
+    </w:p>
+    <w:p>
+      <w:pPr>
+        <w:pStyle w:val="BodyText"/>
+      </w:pPr>
+      <w:r>
+        <w:t xml:space="preserve">336</w:t>
+      </w:r>
+    </w:p>
+    <w:p>
+      <w:pPr>
+        <w:pStyle w:val="BodyText"/>
+      </w:pPr>
+      <w:r>
+        <w:t xml:space="preserve">4143</w:t>
+      </w:r>
+    </w:p>
+    <w:p>
+      <w:pPr>
+        <w:pStyle w:val="BodyText"/>
+      </w:pPr>
+      <w:r>
+        <w:t xml:space="preserve">41</w:t>
+      </w:r>
+    </w:p>
+    <w:p>
+      <w:pPr>
+        <w:pStyle w:val="BodyText"/>
+      </w:pPr>
+      <w:r>
+        <w:t xml:space="preserve">53</w:t>
+      </w:r>
+    </w:p>
+    <w:p>
+      <w:pPr>
+        <w:pStyle w:val="BodyText"/>
+      </w:pPr>
+      <w:r>
+        <w:t xml:space="preserve">66</w:t>
+      </w:r>
+    </w:p>
+    <w:p>
+      <w:pPr>
+        <w:pStyle w:val="BodyText"/>
+      </w:pPr>
+      <w:r>
+        <w:t xml:space="preserve">1783</w:t>
+      </w:r>
+    </w:p>
+    <w:p>
+      <w:pPr>
+        <w:pStyle w:val="BodyText"/>
+      </w:pPr>
+      <w:r>
+        <w:t xml:space="preserve">4150</w:t>
+      </w:r>
+    </w:p>
+    <w:p>
+      <w:pPr>
+        <w:pStyle w:val="BodyText"/>
+      </w:pPr>
+      <w:r>
+        <w:t xml:space="preserve">61</w:t>
+      </w:r>
+    </w:p>
+    <w:p>
+      <w:pPr>
+        <w:pStyle w:val="BodyText"/>
+      </w:pPr>
+      <w:r>
+        <w:t xml:space="preserve">73</w:t>
+      </w:r>
+    </w:p>
+    <w:p>
+      <w:pPr>
+        <w:pStyle w:val="BodyText"/>
+      </w:pPr>
+      <w:r>
+        <w:t xml:space="preserve">88</w:t>
+      </w:r>
+    </w:p>
+    <w:p>
+      <w:pPr>
+        <w:pStyle w:val="BodyText"/>
+      </w:pPr>
+      <w:r>
+        <w:t xml:space="preserve">1805</w:t>
+      </w:r>
+    </w:p>
+    <w:p>
+      <w:pPr>
+        <w:pStyle w:val="BodyText"/>
+      </w:pPr>
+      <w:r>
+        <w:t xml:space="preserve">4161</w:t>
+      </w:r>
+    </w:p>
+    <w:p>
+      <w:pPr>
+        <w:pStyle w:val="BodyText"/>
+      </w:pPr>
+      <w:r>
+        <w:t xml:space="preserve">21856</w:t>
+      </w:r>
+    </w:p>
+    <w:p>
+      <w:pPr>
+        <w:pStyle w:val="BodyText"/>
+      </w:pPr>
+      <w:r>
+        <w:t xml:space="preserve">cov1</w:t>
+      </w:r>
+    </w:p>
+    <w:p>
+      <w:pPr>
+        <w:pStyle w:val="BodyText"/>
+      </w:pPr>
+      <w:r>
+        <w:t xml:space="preserve">12</w:t>
+      </w:r>
+    </w:p>
+    <w:p>
+      <w:pPr>
+        <w:pStyle w:val="BodyText"/>
+      </w:pPr>
+      <w:r>
+        <w:t xml:space="preserve">25</w:t>
+      </w:r>
+    </w:p>
+    <w:p>
+      <w:pPr>
+        <w:pStyle w:val="BodyText"/>
+      </w:pPr>
+      <w:r>
+        <w:t xml:space="preserve">36</w:t>
+      </w:r>
+    </w:p>
+    <w:p>
+      <w:pPr>
+        <w:pStyle w:val="BodyText"/>
+      </w:pPr>
+      <w:r>
+        <w:t xml:space="preserve">325</w:t>
+      </w:r>
+    </w:p>
+    <w:p>
+      <w:pPr>
+        <w:pStyle w:val="BodyText"/>
+      </w:pPr>
+      <w:r>
+        <w:t xml:space="preserve">4130</w:t>
+      </w:r>
+    </w:p>
+    <w:p>
+      <w:pPr>
+        <w:pStyle w:val="BodyText"/>
+      </w:pPr>
+      <w:r>
+        <w:t xml:space="preserve">12</w:t>
+      </w:r>
+    </w:p>
+    <w:p>
+      <w:pPr>
+        <w:pStyle w:val="BodyText"/>
+      </w:pPr>
+      <w:r>
+        <w:t xml:space="preserve">25</w:t>
+      </w:r>
+    </w:p>
+    <w:p>
+      <w:pPr>
+        <w:pStyle w:val="BodyText"/>
+      </w:pPr>
+      <w:r>
+        <w:t xml:space="preserve">37</w:t>
+      </w:r>
+    </w:p>
+    <w:p>
+      <w:pPr>
+        <w:pStyle w:val="BodyText"/>
+      </w:pPr>
+      <w:r>
+        <w:t xml:space="preserve">1756</w:t>
+      </w:r>
+    </w:p>
+    <w:p>
+      <w:pPr>
+        <w:pStyle w:val="BodyText"/>
+      </w:pPr>
+      <w:r>
+        <w:t xml:space="preserve">4130</w:t>
+      </w:r>
+    </w:p>
+    <w:p>
+      <w:pPr>
+        <w:pStyle w:val="BodyText"/>
+      </w:pPr>
+      <w:r>
+        <w:t xml:space="preserve">12</w:t>
+      </w:r>
+    </w:p>
+    <w:p>
+      <w:pPr>
+        <w:pStyle w:val="BodyText"/>
+      </w:pPr>
+      <w:r>
+        <w:t xml:space="preserve">25</w:t>
+      </w:r>
+    </w:p>
+    <w:p>
+      <w:pPr>
+        <w:pStyle w:val="BodyText"/>
+      </w:pPr>
+      <w:r>
+        <w:t xml:space="preserve">38</w:t>
+      </w:r>
+    </w:p>
+    <w:p>
+      <w:pPr>
+        <w:pStyle w:val="BodyText"/>
+      </w:pPr>
+      <w:r>
+        <w:t xml:space="preserve">1758</w:t>
+      </w:r>
+    </w:p>
+    <w:p>
+      <w:pPr>
+        <w:pStyle w:val="BodyText"/>
+      </w:pPr>
+      <w:r>
+        <w:t xml:space="preserve">4130</w:t>
+      </w:r>
+    </w:p>
+    <w:p>
+      <w:pPr>
+        <w:pStyle w:val="BodyText"/>
+      </w:pPr>
+      <w:r>
+        <w:t xml:space="preserve">07M1</w:t>
+      </w:r>
+    </w:p>
+    <w:p>
+      <w:pPr>
+        <w:pStyle w:val="BodyText"/>
+      </w:pPr>
+      <w:r>
+        <w:t xml:space="preserve">cov0</w:t>
+      </w:r>
+    </w:p>
+    <w:p>
+      <w:pPr>
+        <w:pStyle w:val="BodyText"/>
+      </w:pPr>
+      <w:r>
+        <w:t xml:space="preserve">5</w:t>
+      </w:r>
+    </w:p>
+    <w:p>
+      <w:pPr>
+        <w:pStyle w:val="BodyText"/>
+      </w:pPr>
+      <w:r>
+        <w:t xml:space="preserve">6</w:t>
+      </w:r>
+    </w:p>
+    <w:p>
+      <w:pPr>
+        <w:pStyle w:val="BodyText"/>
+      </w:pPr>
+      <w:r>
+        <w:t xml:space="preserve">6</w:t>
+      </w:r>
+    </w:p>
+    <w:p>
+      <w:pPr>
+        <w:pStyle w:val="BodyText"/>
+      </w:pPr>
+      <w:r>
+        <w:t xml:space="preserve">133</w:t>
+      </w:r>
+    </w:p>
+    <w:p>
+      <w:pPr>
+        <w:pStyle w:val="BodyText"/>
+      </w:pPr>
+      <w:r>
+        <w:t xml:space="preserve">779</w:t>
+      </w:r>
+    </w:p>
+    <w:p>
+      <w:pPr>
+        <w:pStyle w:val="BodyText"/>
+      </w:pPr>
+      <w:r>
+        <w:t xml:space="preserve">11</w:t>
+      </w:r>
+    </w:p>
+    <w:p>
+      <w:pPr>
+        <w:pStyle w:val="BodyText"/>
+      </w:pPr>
+      <w:r>
+        <w:t xml:space="preserve">12</w:t>
+      </w:r>
+    </w:p>
+    <w:p>
+      <w:pPr>
+        <w:pStyle w:val="BodyText"/>
+      </w:pPr>
+      <w:r>
+        <w:t xml:space="preserve">15</w:t>
+      </w:r>
+    </w:p>
+    <w:p>
+      <w:pPr>
+        <w:pStyle w:val="BodyText"/>
+      </w:pPr>
+      <w:r>
+        <w:t xml:space="preserve">143</w:t>
+      </w:r>
+    </w:p>
+    <w:p>
+      <w:pPr>
+        <w:pStyle w:val="BodyText"/>
+      </w:pPr>
+      <w:r>
+        <w:t xml:space="preserve">784</w:t>
+      </w:r>
+    </w:p>
+    <w:p>
+      <w:pPr>
+        <w:pStyle w:val="BodyText"/>
+      </w:pPr>
+      <w:r>
+        <w:t xml:space="preserve">15</w:t>
+      </w:r>
+    </w:p>
+    <w:p>
+      <w:pPr>
+        <w:pStyle w:val="BodyText"/>
+      </w:pPr>
+      <w:r>
+        <w:t xml:space="preserve">16</w:t>
+      </w:r>
+    </w:p>
+    <w:p>
+      <w:pPr>
+        <w:pStyle w:val="BodyText"/>
+      </w:pPr>
+      <w:r>
+        <w:t xml:space="preserve">20</w:t>
+      </w:r>
+    </w:p>
+    <w:p>
+      <w:pPr>
+        <w:pStyle w:val="BodyText"/>
+      </w:pPr>
+      <w:r>
+        <w:t xml:space="preserve">147</w:t>
+      </w:r>
+    </w:p>
+    <w:p>
+      <w:pPr>
+        <w:pStyle w:val="BodyText"/>
+      </w:pPr>
+      <w:r>
+        <w:t xml:space="preserve">788</w:t>
+      </w:r>
+    </w:p>
+    <w:p>
+      <w:pPr>
+        <w:pStyle w:val="BodyText"/>
+      </w:pPr>
+      <w:r>
+        <w:t xml:space="preserve">21791</w:t>
+      </w:r>
+    </w:p>
+    <w:p>
+      <w:pPr>
+        <w:pStyle w:val="BodyText"/>
+      </w:pPr>
+      <w:r>
+        <w:t xml:space="preserve">cov1</w:t>
+      </w:r>
+    </w:p>
+    <w:p>
+      <w:pPr>
+        <w:pStyle w:val="BodyText"/>
+      </w:pPr>
+      <w:r>
+        <w:t xml:space="preserve">1</w:t>
+      </w:r>
+    </w:p>
+    <w:p>
+      <w:pPr>
+        <w:pStyle w:val="BodyText"/>
+      </w:pPr>
+      <w:r>
+        <w:t xml:space="preserve">2</w:t>
+      </w:r>
+    </w:p>
+    <w:p>
+      <w:pPr>
+        <w:pStyle w:val="BodyText"/>
+      </w:pPr>
+      <w:r>
+        <w:t xml:space="preserve">3</w:t>
+      </w:r>
+    </w:p>
+    <w:p>
+      <w:pPr>
+        <w:pStyle w:val="BodyText"/>
+      </w:pPr>
+      <w:r>
+        <w:t xml:space="preserve">130</w:t>
+      </w:r>
+    </w:p>
+    <w:p>
+      <w:pPr>
+        <w:pStyle w:val="BodyText"/>
+      </w:pPr>
+      <w:r>
+        <w:t xml:space="preserve">776</w:t>
+      </w:r>
+    </w:p>
+    <w:p>
+      <w:pPr>
+        <w:pStyle w:val="BodyText"/>
+      </w:pPr>
+      <w:r>
+        <w:t xml:space="preserve">1</w:t>
+      </w:r>
+    </w:p>
+    <w:p>
+      <w:pPr>
+        <w:pStyle w:val="BodyText"/>
+      </w:pPr>
+      <w:r>
+        <w:t xml:space="preserve">2</w:t>
+      </w:r>
+    </w:p>
+    <w:p>
+      <w:pPr>
+        <w:pStyle w:val="BodyText"/>
+      </w:pPr>
+      <w:r>
+        <w:t xml:space="preserve">3</w:t>
+      </w:r>
+    </w:p>
+    <w:p>
+      <w:pPr>
+        <w:pStyle w:val="BodyText"/>
+      </w:pPr>
+      <w:r>
+        <w:t xml:space="preserve">130</w:t>
+      </w:r>
+    </w:p>
+    <w:p>
+      <w:pPr>
+        <w:pStyle w:val="BodyText"/>
+      </w:pPr>
+      <w:r>
+        <w:t xml:space="preserve">776</w:t>
+      </w:r>
+    </w:p>
+    <w:p>
+      <w:pPr>
+        <w:pStyle w:val="BodyText"/>
+      </w:pPr>
+      <w:r>
+        <w:t xml:space="preserve">1</w:t>
+      </w:r>
+    </w:p>
+    <w:p>
+      <w:pPr>
+        <w:pStyle w:val="BodyText"/>
+      </w:pPr>
+      <w:r>
+        <w:t xml:space="preserve">2</w:t>
+      </w:r>
+    </w:p>
+    <w:p>
+      <w:pPr>
+        <w:pStyle w:val="BodyText"/>
+      </w:pPr>
+      <w:r>
+        <w:t xml:space="preserve">3</w:t>
+      </w:r>
+    </w:p>
+    <w:p>
+      <w:pPr>
+        <w:pStyle w:val="BodyText"/>
+      </w:pPr>
+      <w:r>
+        <w:t xml:space="preserve">130</w:t>
+      </w:r>
+    </w:p>
+    <w:p>
+      <w:pPr>
+        <w:pStyle w:val="BodyText"/>
+      </w:pPr>
+      <w:r>
+        <w:t xml:space="preserve">776</w:t>
+      </w:r>
+    </w:p>
+    <w:p>
+      <w:pPr>
+        <w:pStyle w:val="BodyText"/>
+      </w:pPr>
+      <w:r>
+        <w:t xml:space="preserve">04HA</w:t>
+      </w:r>
+    </w:p>
+    <w:p>
+      <w:pPr>
+        <w:pStyle w:val="BodyText"/>
+      </w:pPr>
+      <w:r>
+        <w:t xml:space="preserve">cov0</w:t>
+      </w:r>
+    </w:p>
+    <w:p>
+      <w:pPr>
+        <w:pStyle w:val="BodyText"/>
+      </w:pPr>
+      <w:r>
+        <w:t xml:space="preserve">39</w:t>
+      </w:r>
+    </w:p>
+    <w:p>
+      <w:pPr>
+        <w:pStyle w:val="BodyText"/>
+      </w:pPr>
+      <w:r>
+        <w:t xml:space="preserve">46</w:t>
+      </w:r>
+    </w:p>
+    <w:p>
+      <w:pPr>
+        <w:pStyle w:val="BodyText"/>
+      </w:pPr>
+      <w:r>
+        <w:t xml:space="preserve">148</w:t>
+      </w:r>
+    </w:p>
+    <w:p>
+      <w:pPr>
+        <w:pStyle w:val="BodyText"/>
+      </w:pPr>
+      <w:r>
+        <w:t xml:space="preserve">1957</w:t>
+      </w:r>
+    </w:p>
+    <w:p>
+      <w:pPr>
+        <w:pStyle w:val="BodyText"/>
+      </w:pPr>
+      <w:r>
+        <w:t xml:space="preserve">6732</w:t>
+      </w:r>
+    </w:p>
+    <w:p>
+      <w:pPr>
+        <w:pStyle w:val="BodyText"/>
+      </w:pPr>
+      <w:r>
+        <w:t xml:space="preserve">88</w:t>
+      </w:r>
+    </w:p>
+    <w:p>
+      <w:pPr>
+        <w:pStyle w:val="BodyText"/>
+      </w:pPr>
+      <w:r>
+        <w:t xml:space="preserve">103</w:t>
+      </w:r>
+    </w:p>
+    <w:p>
+      <w:pPr>
+        <w:pStyle w:val="BodyText"/>
+      </w:pPr>
+      <w:r>
+        <w:t xml:space="preserve">221</w:t>
+      </w:r>
+    </w:p>
+    <w:p>
+      <w:pPr>
+        <w:pStyle w:val="BodyText"/>
+      </w:pPr>
+      <w:r>
+        <w:t xml:space="preserve">2023</w:t>
+      </w:r>
+    </w:p>
+    <w:p>
+      <w:pPr>
+        <w:pStyle w:val="BodyText"/>
+      </w:pPr>
+      <w:r>
+        <w:t xml:space="preserve">6799</w:t>
+      </w:r>
+    </w:p>
+    <w:p>
+      <w:pPr>
+        <w:pStyle w:val="BodyText"/>
+      </w:pPr>
+      <w:r>
+        <w:t xml:space="preserve">117</w:t>
+      </w:r>
+    </w:p>
+    <w:p>
+      <w:pPr>
+        <w:pStyle w:val="BodyText"/>
+      </w:pPr>
+      <w:r>
+        <w:t xml:space="preserve">134</w:t>
+      </w:r>
+    </w:p>
+    <w:p>
+      <w:pPr>
+        <w:pStyle w:val="BodyText"/>
+      </w:pPr>
+      <w:r>
+        <w:t xml:space="preserve">258</w:t>
+      </w:r>
+    </w:p>
+    <w:p>
+      <w:pPr>
+        <w:pStyle w:val="BodyText"/>
+      </w:pPr>
+      <w:r>
+        <w:t xml:space="preserve">2051</w:t>
+      </w:r>
+    </w:p>
+    <w:p>
+      <w:pPr>
+        <w:pStyle w:val="BodyText"/>
+      </w:pPr>
+      <w:r>
+        <w:t xml:space="preserve">6808</w:t>
+      </w:r>
+    </w:p>
+    <w:p>
+      <w:pPr>
+        <w:pStyle w:val="BodyText"/>
+      </w:pPr>
+      <w:r>
+        <w:t xml:space="preserve">22106</w:t>
+      </w:r>
+    </w:p>
+    <w:p>
+      <w:pPr>
+        <w:pStyle w:val="BodyText"/>
+      </w:pPr>
+      <w:r>
+        <w:t xml:space="preserve">cov1</w:t>
+      </w:r>
+    </w:p>
+    <w:p>
+      <w:pPr>
+        <w:pStyle w:val="BodyText"/>
+      </w:pPr>
+      <w:r>
+        <w:t xml:space="preserve">20</w:t>
+      </w:r>
+    </w:p>
+    <w:p>
+      <w:pPr>
+        <w:pStyle w:val="BodyText"/>
+      </w:pPr>
+      <w:r>
+        <w:t xml:space="preserve">32</w:t>
+      </w:r>
+    </w:p>
+    <w:p>
+      <w:pPr>
+        <w:pStyle w:val="BodyText"/>
+      </w:pPr>
+      <w:r>
+        <w:t xml:space="preserve">147</w:t>
+      </w:r>
+    </w:p>
+    <w:p>
+      <w:pPr>
+        <w:pStyle w:val="BodyText"/>
+      </w:pPr>
+      <w:r>
+        <w:t xml:space="preserve">2030</w:t>
+      </w:r>
+    </w:p>
+    <w:p>
+      <w:pPr>
+        <w:pStyle w:val="BodyText"/>
+      </w:pPr>
+      <w:r>
+        <w:t xml:space="preserve">6740</w:t>
+      </w:r>
+    </w:p>
+    <w:p>
+      <w:pPr>
+        <w:pStyle w:val="BodyText"/>
+      </w:pPr>
+      <w:r>
+        <w:t xml:space="preserve">20</w:t>
+      </w:r>
+    </w:p>
+    <w:p>
+      <w:pPr>
+        <w:pStyle w:val="BodyText"/>
+      </w:pPr>
+      <w:r>
+        <w:t xml:space="preserve">32</w:t>
+      </w:r>
+    </w:p>
+    <w:p>
+      <w:pPr>
+        <w:pStyle w:val="BodyText"/>
+      </w:pPr>
+      <w:r>
+        <w:t xml:space="preserve">154</w:t>
+      </w:r>
+    </w:p>
+    <w:p>
+      <w:pPr>
+        <w:pStyle w:val="BodyText"/>
+      </w:pPr>
+      <w:r>
+        <w:t xml:space="preserve">2038</w:t>
+      </w:r>
+    </w:p>
+    <w:p>
+      <w:pPr>
+        <w:pStyle w:val="BodyText"/>
+      </w:pPr>
+      <w:r>
+        <w:t xml:space="preserve">6740</w:t>
+      </w:r>
+    </w:p>
+    <w:p>
+      <w:pPr>
+        <w:pStyle w:val="BodyText"/>
+      </w:pPr>
+      <w:r>
+        <w:t xml:space="preserve">20</w:t>
+      </w:r>
+    </w:p>
+    <w:p>
+      <w:pPr>
+        <w:pStyle w:val="BodyText"/>
+      </w:pPr>
+      <w:r>
+        <w:t xml:space="preserve">32</w:t>
+      </w:r>
+    </w:p>
+    <w:p>
+      <w:pPr>
+        <w:pStyle w:val="BodyText"/>
+      </w:pPr>
+      <w:r>
+        <w:t xml:space="preserve">150</w:t>
+      </w:r>
+    </w:p>
+    <w:p>
+      <w:pPr>
+        <w:pStyle w:val="BodyText"/>
+      </w:pPr>
+      <w:r>
+        <w:t xml:space="preserve">2038</w:t>
+      </w:r>
+    </w:p>
+    <w:p>
+      <w:pPr>
+        <w:pStyle w:val="BodyText"/>
+      </w:pPr>
+      <w:r>
+        <w:t xml:space="preserve">6740</w:t>
+      </w:r>
+    </w:p>
+    <w:p>
+      <w:pPr>
+        <w:pStyle w:val="BodyText"/>
+      </w:pPr>
+      <w:r>
+        <w:t xml:space="preserve">07M2</w:t>
+      </w:r>
+    </w:p>
+    <w:p>
+      <w:pPr>
+        <w:pStyle w:val="BodyText"/>
+      </w:pPr>
+      <w:r>
+        <w:t xml:space="preserve">cov0</w:t>
+      </w:r>
+    </w:p>
+    <w:p>
+      <w:pPr>
+        <w:pStyle w:val="BodyText"/>
+      </w:pPr>
+      <w:r>
+        <w:t xml:space="preserve">12</w:t>
+      </w:r>
+    </w:p>
+    <w:p>
+      <w:pPr>
+        <w:pStyle w:val="BodyText"/>
+      </w:pPr>
+      <w:r>
+        <w:t xml:space="preserve">24</w:t>
+      </w:r>
+    </w:p>
+    <w:p>
+      <w:pPr>
+        <w:pStyle w:val="BodyText"/>
+      </w:pPr>
+      <w:r>
+        <w:t xml:space="preserve">54</w:t>
+      </w:r>
+    </w:p>
+    <w:p>
+      <w:pPr>
+        <w:pStyle w:val="BodyText"/>
+      </w:pPr>
+      <w:r>
+        <w:t xml:space="preserve">300</w:t>
+      </w:r>
+    </w:p>
+    <w:p>
+      <w:pPr>
+        <w:pStyle w:val="BodyText"/>
+      </w:pPr>
+      <w:r>
+        <w:t xml:space="preserve">2089</w:t>
+      </w:r>
+    </w:p>
+    <w:p>
+      <w:pPr>
+        <w:pStyle w:val="BodyText"/>
+      </w:pPr>
+      <w:r>
+        <w:t xml:space="preserve">27</w:t>
+      </w:r>
+    </w:p>
+    <w:p>
+      <w:pPr>
+        <w:pStyle w:val="BodyText"/>
+      </w:pPr>
+      <w:r>
+        <w:t xml:space="preserve">41</w:t>
+      </w:r>
+    </w:p>
+    <w:p>
+      <w:pPr>
+        <w:pStyle w:val="BodyText"/>
+      </w:pPr>
+      <w:r>
+        <w:t xml:space="preserve">62</w:t>
+      </w:r>
+    </w:p>
+    <w:p>
+      <w:pPr>
+        <w:pStyle w:val="BodyText"/>
+      </w:pPr>
+      <w:r>
+        <w:t xml:space="preserve">307</w:t>
+      </w:r>
+    </w:p>
+    <w:p>
+      <w:pPr>
+        <w:pStyle w:val="BodyText"/>
+      </w:pPr>
+      <w:r>
+        <w:t xml:space="preserve">2098</w:t>
+      </w:r>
+    </w:p>
+    <w:p>
+      <w:pPr>
+        <w:pStyle w:val="BodyText"/>
+      </w:pPr>
+      <w:r>
+        <w:t xml:space="preserve">45</w:t>
+      </w:r>
+    </w:p>
+    <w:p>
+      <w:pPr>
+        <w:pStyle w:val="BodyText"/>
+      </w:pPr>
+      <w:r>
+        <w:t xml:space="preserve">57</w:t>
+      </w:r>
+    </w:p>
+    <w:p>
+      <w:pPr>
+        <w:pStyle w:val="BodyText"/>
+      </w:pPr>
+      <w:r>
+        <w:t xml:space="preserve">77</w:t>
+      </w:r>
+    </w:p>
+    <w:p>
+      <w:pPr>
+        <w:pStyle w:val="BodyText"/>
+      </w:pPr>
+      <w:r>
+        <w:t xml:space="preserve">321</w:t>
+      </w:r>
+    </w:p>
+    <w:p>
+      <w:pPr>
+        <w:pStyle w:val="BodyText"/>
+      </w:pPr>
+      <w:r>
+        <w:t xml:space="preserve">2117</w:t>
+      </w:r>
+    </w:p>
+    <w:p>
+      <w:pPr>
+        <w:pStyle w:val="BodyText"/>
+      </w:pPr>
+      <w:r>
+        <w:t xml:space="preserve">21770</w:t>
+      </w:r>
+    </w:p>
+    <w:p>
+      <w:pPr>
+        <w:pStyle w:val="BodyText"/>
+      </w:pPr>
+      <w:r>
+        <w:t xml:space="preserve">cov1</w:t>
+      </w:r>
+    </w:p>
+    <w:p>
+      <w:pPr>
+        <w:pStyle w:val="BodyText"/>
+      </w:pPr>
+      <w:r>
+        <w:t xml:space="preserve">10</w:t>
+      </w:r>
+    </w:p>
+    <w:p>
+      <w:pPr>
+        <w:pStyle w:val="BodyText"/>
+      </w:pPr>
+      <w:r>
+        <w:t xml:space="preserve">22</w:t>
+      </w:r>
+    </w:p>
+    <w:p>
+      <w:pPr>
+        <w:pStyle w:val="BodyText"/>
+      </w:pPr>
+      <w:r>
+        <w:t xml:space="preserve">47</w:t>
+      </w:r>
+    </w:p>
+    <w:p>
+      <w:pPr>
+        <w:pStyle w:val="BodyText"/>
+      </w:pPr>
+      <w:r>
+        <w:t xml:space="preserve">293</w:t>
+      </w:r>
+    </w:p>
+    <w:p>
+      <w:pPr>
+        <w:pStyle w:val="BodyText"/>
+      </w:pPr>
+      <w:r>
+        <w:t xml:space="preserve">2084</w:t>
+      </w:r>
+    </w:p>
+    <w:p>
+      <w:pPr>
+        <w:pStyle w:val="BodyText"/>
+      </w:pPr>
+      <w:r>
+        <w:t xml:space="preserve">10</w:t>
+      </w:r>
+    </w:p>
+    <w:p>
+      <w:pPr>
+        <w:pStyle w:val="BodyText"/>
+      </w:pPr>
+      <w:r>
+        <w:t xml:space="preserve">22</w:t>
+      </w:r>
+    </w:p>
+    <w:p>
+      <w:pPr>
+        <w:pStyle w:val="BodyText"/>
+      </w:pPr>
+      <w:r>
+        <w:t xml:space="preserve">47</w:t>
+      </w:r>
+    </w:p>
+    <w:p>
+      <w:pPr>
+        <w:pStyle w:val="BodyText"/>
+      </w:pPr>
+      <w:r>
+        <w:t xml:space="preserve">293</w:t>
+      </w:r>
+    </w:p>
+    <w:p>
+      <w:pPr>
+        <w:pStyle w:val="BodyText"/>
+      </w:pPr>
+      <w:r>
+        <w:t xml:space="preserve">2084</w:t>
+      </w:r>
+    </w:p>
+    <w:p>
+      <w:pPr>
+        <w:pStyle w:val="BodyText"/>
+      </w:pPr>
+      <w:r>
+        <w:t xml:space="preserve">10</w:t>
+      </w:r>
+    </w:p>
+    <w:p>
+      <w:pPr>
+        <w:pStyle w:val="BodyText"/>
+      </w:pPr>
+      <w:r>
+        <w:t xml:space="preserve">22</w:t>
+      </w:r>
+    </w:p>
+    <w:p>
+      <w:pPr>
+        <w:pStyle w:val="BodyText"/>
+      </w:pPr>
+      <w:r>
+        <w:t xml:space="preserve">47</w:t>
+      </w:r>
+    </w:p>
+    <w:p>
+      <w:pPr>
+        <w:pStyle w:val="BodyText"/>
+      </w:pPr>
+      <w:r>
+        <w:t xml:space="preserve">293</w:t>
+      </w:r>
+    </w:p>
+    <w:p>
+      <w:pPr>
+        <w:pStyle w:val="BodyText"/>
+      </w:pPr>
+      <w:r>
+        <w:t xml:space="preserve">2084</w:t>
+      </w:r>
+    </w:p>
+    <w:p>
+      <w:pPr>
+        <w:pStyle w:val="BodyText"/>
+      </w:pPr>
+      <w:r>
+        <w:t xml:space="preserve">06NA</w:t>
+      </w:r>
+    </w:p>
+    <w:p>
+      <w:pPr>
+        <w:pStyle w:val="BodyText"/>
+      </w:pPr>
+      <w:r>
+        <w:t xml:space="preserve">cov0</w:t>
+      </w:r>
+    </w:p>
+    <w:p>
+      <w:pPr>
+        <w:pStyle w:val="BodyText"/>
+      </w:pPr>
+      <w:r>
+        <w:t xml:space="preserve">25</w:t>
+      </w:r>
+    </w:p>
+    <w:p>
+      <w:pPr>
+        <w:pStyle w:val="BodyText"/>
+      </w:pPr>
+      <w:r>
+        <w:t xml:space="preserve">31</w:t>
+      </w:r>
+    </w:p>
+    <w:p>
+      <w:pPr>
+        <w:pStyle w:val="BodyText"/>
+      </w:pPr>
+      <w:r>
+        <w:t xml:space="preserve">56</w:t>
+      </w:r>
+    </w:p>
+    <w:p>
+      <w:pPr>
+        <w:pStyle w:val="BodyText"/>
+      </w:pPr>
+      <w:r>
+        <w:t xml:space="preserve">322</w:t>
+      </w:r>
+    </w:p>
+    <w:p>
+      <w:pPr>
+        <w:pStyle w:val="BodyText"/>
+      </w:pPr>
+      <w:r>
+        <w:t xml:space="preserve">2426</w:t>
+      </w:r>
+    </w:p>
+    <w:p>
+      <w:pPr>
+        <w:pStyle w:val="BodyText"/>
+      </w:pPr>
+      <w:r>
+        <w:t xml:space="preserve">36</w:t>
+      </w:r>
+    </w:p>
+    <w:p>
+      <w:pPr>
+        <w:pStyle w:val="BodyText"/>
+      </w:pPr>
+      <w:r>
+        <w:t xml:space="preserve">44</w:t>
+      </w:r>
+    </w:p>
+    <w:p>
+      <w:pPr>
+        <w:pStyle w:val="BodyText"/>
+      </w:pPr>
+      <w:r>
+        <w:t xml:space="preserve">70</w:t>
+      </w:r>
+    </w:p>
+    <w:p>
+      <w:pPr>
+        <w:pStyle w:val="BodyText"/>
+      </w:pPr>
+      <w:r>
+        <w:t xml:space="preserve">327</w:t>
+      </w:r>
+    </w:p>
+    <w:p>
+      <w:pPr>
+        <w:pStyle w:val="BodyText"/>
+      </w:pPr>
+      <w:r>
+        <w:t xml:space="preserve">2437</w:t>
+      </w:r>
+    </w:p>
+    <w:p>
+      <w:pPr>
+        <w:pStyle w:val="BodyText"/>
+      </w:pPr>
+      <w:r>
+        <w:t xml:space="preserve">49</w:t>
+      </w:r>
+    </w:p>
+    <w:p>
+      <w:pPr>
+        <w:pStyle w:val="BodyText"/>
+      </w:pPr>
+      <w:r>
+        <w:t xml:space="preserve">57</w:t>
+      </w:r>
+    </w:p>
+    <w:p>
+      <w:pPr>
+        <w:pStyle w:val="BodyText"/>
+      </w:pPr>
+      <w:r>
+        <w:t xml:space="preserve">85</w:t>
+      </w:r>
+    </w:p>
+    <w:p>
+      <w:pPr>
+        <w:pStyle w:val="BodyText"/>
+      </w:pPr>
+      <w:r>
+        <w:t xml:space="preserve">325</w:t>
+      </w:r>
+    </w:p>
+    <w:p>
+      <w:pPr>
+        <w:pStyle w:val="BodyText"/>
+      </w:pPr>
+      <w:r>
+        <w:t xml:space="preserve">2263</w:t>
+      </w:r>
+    </w:p>
+    <w:p>
+      <w:pPr>
+        <w:pStyle w:val="BodyText"/>
+      </w:pPr>
+      <w:r>
+        <w:t xml:space="preserve">21845</w:t>
+      </w:r>
+    </w:p>
+    <w:p>
+      <w:pPr>
+        <w:pStyle w:val="BodyText"/>
+      </w:pPr>
+      <w:r>
+        <w:t xml:space="preserve">cov1</w:t>
+      </w:r>
+    </w:p>
+    <w:p>
+      <w:pPr>
+        <w:pStyle w:val="BodyText"/>
+      </w:pPr>
+      <w:r>
+        <w:t xml:space="preserve">13</w:t>
+      </w:r>
+    </w:p>
+    <w:p>
+      <w:pPr>
+        <w:pStyle w:val="BodyText"/>
+      </w:pPr>
+      <w:r>
+        <w:t xml:space="preserve">21</w:t>
+      </w:r>
+    </w:p>
+    <w:p>
+      <w:pPr>
+        <w:pStyle w:val="BodyText"/>
+      </w:pPr>
+      <w:r>
+        <w:t xml:space="preserve">45</w:t>
+      </w:r>
+    </w:p>
+    <w:p>
+      <w:pPr>
+        <w:pStyle w:val="BodyText"/>
+      </w:pPr>
+      <w:r>
+        <w:t xml:space="preserve">293</w:t>
+      </w:r>
+    </w:p>
+    <w:p>
+      <w:pPr>
+        <w:pStyle w:val="BodyText"/>
+      </w:pPr>
+      <w:r>
+        <w:t xml:space="preserve">2376</w:t>
+      </w:r>
+    </w:p>
+    <w:p>
+      <w:pPr>
+        <w:pStyle w:val="BodyText"/>
+      </w:pPr>
+      <w:r>
+        <w:t xml:space="preserve">13</w:t>
+      </w:r>
+    </w:p>
+    <w:p>
+      <w:pPr>
+        <w:pStyle w:val="BodyText"/>
+      </w:pPr>
+      <w:r>
+        <w:t xml:space="preserve">21</w:t>
+      </w:r>
+    </w:p>
+    <w:p>
+      <w:pPr>
+        <w:pStyle w:val="BodyText"/>
+      </w:pPr>
+      <w:r>
+        <w:t xml:space="preserve">47</w:t>
+      </w:r>
+    </w:p>
+    <w:p>
+      <w:pPr>
+        <w:pStyle w:val="BodyText"/>
+      </w:pPr>
+      <w:r>
+        <w:t xml:space="preserve">294</w:t>
+      </w:r>
+    </w:p>
+    <w:p>
+      <w:pPr>
+        <w:pStyle w:val="BodyText"/>
+      </w:pPr>
+      <w:r>
+        <w:t xml:space="preserve">2377</w:t>
+      </w:r>
+    </w:p>
+    <w:p>
+      <w:pPr>
+        <w:pStyle w:val="BodyText"/>
+      </w:pPr>
+      <w:r>
+        <w:t xml:space="preserve">13</w:t>
+      </w:r>
+    </w:p>
+    <w:p>
+      <w:pPr>
+        <w:pStyle w:val="BodyText"/>
+      </w:pPr>
+      <w:r>
+        <w:t xml:space="preserve">21</w:t>
+      </w:r>
+    </w:p>
+    <w:p>
+      <w:pPr>
+        <w:pStyle w:val="BodyText"/>
+      </w:pPr>
+      <w:r>
+        <w:t xml:space="preserve">47</w:t>
+      </w:r>
+    </w:p>
+    <w:p>
+      <w:pPr>
+        <w:pStyle w:val="BodyText"/>
+      </w:pPr>
+      <w:r>
+        <w:t xml:space="preserve">294</w:t>
+      </w:r>
+    </w:p>
+    <w:p>
+      <w:pPr>
+        <w:pStyle w:val="BodyText"/>
+      </w:pPr>
+      <w:r>
+        <w:t xml:space="preserve">2377</w:t>
+      </w:r>
+    </w:p>
+    <w:p>
+      <w:pPr>
+        <w:pStyle w:val="BodyText"/>
+      </w:pPr>
+      <w:r>
+        <w:t xml:space="preserve">08NEP</w:t>
+      </w:r>
+    </w:p>
+    <w:p>
+      <w:pPr>
+        <w:pStyle w:val="BodyText"/>
+      </w:pPr>
+      <w:r>
+        <w:t xml:space="preserve">cov0</w:t>
+      </w:r>
+    </w:p>
+    <w:p>
+      <w:pPr>
+        <w:pStyle w:val="BodyText"/>
+      </w:pPr>
+      <w:r>
+        <w:t xml:space="preserve">5</w:t>
+      </w:r>
+    </w:p>
+    <w:p>
+      <w:pPr>
+        <w:pStyle w:val="BodyText"/>
+      </w:pPr>
+      <w:r>
+        <w:t xml:space="preserve">21</w:t>
+      </w:r>
+    </w:p>
+    <w:p>
+      <w:pPr>
+        <w:pStyle w:val="BodyText"/>
+      </w:pPr>
+      <w:r>
+        <w:t xml:space="preserve">33</w:t>
+      </w:r>
+    </w:p>
+    <w:p>
+      <w:pPr>
+        <w:pStyle w:val="BodyText"/>
+      </w:pPr>
+      <w:r>
+        <w:t xml:space="preserve">224</w:t>
+      </w:r>
+    </w:p>
+    <w:p>
+      <w:pPr>
+        <w:pStyle w:val="BodyText"/>
+      </w:pPr>
+      <w:r>
+        <w:t xml:space="preserve">1364</w:t>
+      </w:r>
+    </w:p>
+    <w:p>
+      <w:pPr>
+        <w:pStyle w:val="BodyText"/>
+      </w:pPr>
+      <w:r>
+        <w:t xml:space="preserve">9</w:t>
+      </w:r>
+    </w:p>
+    <w:p>
+      <w:pPr>
+        <w:pStyle w:val="BodyText"/>
+      </w:pPr>
+      <w:r>
+        <w:t xml:space="preserve">22</w:t>
+      </w:r>
+    </w:p>
+    <w:p>
+      <w:pPr>
+        <w:pStyle w:val="BodyText"/>
+      </w:pPr>
+      <w:r>
+        <w:t xml:space="preserve">38</w:t>
+      </w:r>
+    </w:p>
+    <w:p>
+      <w:pPr>
+        <w:pStyle w:val="BodyText"/>
+      </w:pPr>
+      <w:r>
+        <w:t xml:space="preserve">228</w:t>
+      </w:r>
+    </w:p>
+    <w:p>
+      <w:pPr>
+        <w:pStyle w:val="BodyText"/>
+      </w:pPr>
+      <w:r>
+        <w:t xml:space="preserve">1368</w:t>
+      </w:r>
+    </w:p>
+    <w:p>
+      <w:pPr>
+        <w:pStyle w:val="BodyText"/>
+      </w:pPr>
+      <w:r>
+        <w:t xml:space="preserve">17</w:t>
+      </w:r>
+    </w:p>
+    <w:p>
+      <w:pPr>
+        <w:pStyle w:val="BodyText"/>
+      </w:pPr>
+      <w:r>
+        <w:t xml:space="preserve">30</w:t>
+      </w:r>
+    </w:p>
+    <w:p>
+      <w:pPr>
+        <w:pStyle w:val="BodyText"/>
+      </w:pPr>
+      <w:r>
+        <w:t xml:space="preserve">46</w:t>
+      </w:r>
+    </w:p>
+    <w:p>
+      <w:pPr>
+        <w:pStyle w:val="BodyText"/>
+      </w:pPr>
+      <w:r>
+        <w:t xml:space="preserve">236</w:t>
+      </w:r>
+    </w:p>
+    <w:p>
+      <w:pPr>
+        <w:pStyle w:val="BodyText"/>
+      </w:pPr>
+      <w:r>
+        <w:t xml:space="preserve">1370</w:t>
+      </w:r>
+    </w:p>
+    <w:p>
+      <w:pPr>
+        <w:pStyle w:val="BodyText"/>
+      </w:pPr>
+      <w:r>
+        <w:t xml:space="preserve">21760</w:t>
+      </w:r>
+    </w:p>
+    <w:p>
+      <w:pPr>
+        <w:pStyle w:val="BodyText"/>
+      </w:pPr>
+      <w:r>
+        <w:t xml:space="preserve">cov1</w:t>
+      </w:r>
+    </w:p>
+    <w:p>
+      <w:pPr>
+        <w:pStyle w:val="BodyText"/>
+      </w:pPr>
+      <w:r>
+        <w:t xml:space="preserve">2</w:t>
+      </w:r>
+    </w:p>
+    <w:p>
+      <w:pPr>
+        <w:pStyle w:val="BodyText"/>
+      </w:pPr>
+      <w:r>
+        <w:t xml:space="preserve">17</w:t>
+      </w:r>
+    </w:p>
+    <w:p>
+      <w:pPr>
+        <w:pStyle w:val="BodyText"/>
+      </w:pPr>
+      <w:r>
+        <w:t xml:space="preserve">30</w:t>
+      </w:r>
+    </w:p>
+    <w:p>
+      <w:pPr>
+        <w:pStyle w:val="BodyText"/>
+      </w:pPr>
+      <w:r>
+        <w:t xml:space="preserve">231</w:t>
+      </w:r>
+    </w:p>
+    <w:p>
+      <w:pPr>
+        <w:pStyle w:val="BodyText"/>
+      </w:pPr>
+      <w:r>
+        <w:t xml:space="preserve">1310</w:t>
+      </w:r>
+    </w:p>
+    <w:p>
+      <w:pPr>
+        <w:pStyle w:val="BodyText"/>
+      </w:pPr>
+      <w:r>
+        <w:t xml:space="preserve">2</w:t>
+      </w:r>
+    </w:p>
+    <w:p>
+      <w:pPr>
+        <w:pStyle w:val="BodyText"/>
+      </w:pPr>
+      <w:r>
+        <w:t xml:space="preserve">17</w:t>
+      </w:r>
+    </w:p>
+    <w:p>
+      <w:pPr>
+        <w:pStyle w:val="BodyText"/>
+      </w:pPr>
+      <w:r>
+        <w:t xml:space="preserve">30</w:t>
+      </w:r>
+    </w:p>
+    <w:p>
+      <w:pPr>
+        <w:pStyle w:val="BodyText"/>
+      </w:pPr>
+      <w:r>
+        <w:t xml:space="preserve">231</w:t>
+      </w:r>
+    </w:p>
+    <w:p>
+      <w:pPr>
+        <w:pStyle w:val="BodyText"/>
+      </w:pPr>
+      <w:r>
+        <w:t xml:space="preserve">1310</w:t>
+      </w:r>
+    </w:p>
+    <w:p>
+      <w:pPr>
+        <w:pStyle w:val="BodyText"/>
+      </w:pPr>
+      <w:r>
+        <w:t xml:space="preserve">2</w:t>
+      </w:r>
+    </w:p>
+    <w:p>
+      <w:pPr>
+        <w:pStyle w:val="BodyText"/>
+      </w:pPr>
+      <w:r>
+        <w:t xml:space="preserve">17</w:t>
+      </w:r>
+    </w:p>
+    <w:p>
+      <w:pPr>
+        <w:pStyle w:val="BodyText"/>
+      </w:pPr>
+      <w:r>
+        <w:t xml:space="preserve">30</w:t>
+      </w:r>
+    </w:p>
+    <w:p>
+      <w:pPr>
+        <w:pStyle w:val="BodyText"/>
+      </w:pPr>
+      <w:r>
+        <w:t xml:space="preserve">231</w:t>
+      </w:r>
+    </w:p>
+    <w:p>
+      <w:pPr>
+        <w:pStyle w:val="BodyText"/>
+      </w:pPr>
+      <w:r>
+        <w:t xml:space="preserve">1310</w:t>
+      </w:r>
+    </w:p>
+    <w:p>
+      <w:pPr>
+        <w:pStyle w:val="BodyText"/>
+      </w:pPr>
+      <w:r>
+        <w:t xml:space="preserve">05NP</w:t>
+      </w:r>
+    </w:p>
+    <w:p>
+      <w:pPr>
+        <w:pStyle w:val="BodyText"/>
+      </w:pPr>
+      <w:r>
+        <w:t xml:space="preserve">cov0</w:t>
+      </w:r>
+    </w:p>
+    <w:p>
+      <w:pPr>
+        <w:pStyle w:val="BodyText"/>
+      </w:pPr>
+      <w:r>
+        <w:t xml:space="preserve">15</w:t>
+      </w:r>
+    </w:p>
+    <w:p>
+      <w:pPr>
+        <w:pStyle w:val="BodyText"/>
+      </w:pPr>
+      <w:r>
+        <w:t xml:space="preserve">18</w:t>
+      </w:r>
+    </w:p>
+    <w:p>
+      <w:pPr>
+        <w:pStyle w:val="BodyText"/>
+      </w:pPr>
+      <w:r>
+        <w:t xml:space="preserve">621</w:t>
+      </w:r>
+    </w:p>
+    <w:p>
+      <w:pPr>
+        <w:pStyle w:val="BodyText"/>
+      </w:pPr>
+      <w:r>
+        <w:t xml:space="preserve">79</w:t>
+      </w:r>
+    </w:p>
+    <w:p>
+      <w:pPr>
+        <w:pStyle w:val="BodyText"/>
+      </w:pPr>
+      <w:r>
+        <w:t xml:space="preserve">2148</w:t>
+      </w:r>
+    </w:p>
+    <w:p>
+      <w:pPr>
+        <w:pStyle w:val="BodyText"/>
+      </w:pPr>
+      <w:r>
+        <w:t xml:space="preserve">25</w:t>
+      </w:r>
+    </w:p>
+    <w:p>
+      <w:pPr>
+        <w:pStyle w:val="BodyText"/>
+      </w:pPr>
+      <w:r>
+        <w:t xml:space="preserve">28</w:t>
+      </w:r>
+    </w:p>
+    <w:p>
+      <w:pPr>
+        <w:pStyle w:val="BodyText"/>
+      </w:pPr>
+      <w:r>
+        <w:t xml:space="preserve">631</w:t>
+      </w:r>
+    </w:p>
+    <w:p>
+      <w:pPr>
+        <w:pStyle w:val="BodyText"/>
+      </w:pPr>
+      <w:r>
+        <w:t xml:space="preserve">89</w:t>
+      </w:r>
+    </w:p>
+    <w:p>
+      <w:pPr>
+        <w:pStyle w:val="BodyText"/>
+      </w:pPr>
+      <w:r>
+        <w:t xml:space="preserve">2153</w:t>
+      </w:r>
+    </w:p>
+    <w:p>
+      <w:pPr>
+        <w:pStyle w:val="BodyText"/>
+      </w:pPr>
+      <w:r>
+        <w:t xml:space="preserve">33</w:t>
+      </w:r>
+    </w:p>
+    <w:p>
+      <w:pPr>
+        <w:pStyle w:val="BodyText"/>
+      </w:pPr>
+      <w:r>
+        <w:t xml:space="preserve">35</w:t>
+      </w:r>
+    </w:p>
+    <w:p>
+      <w:pPr>
+        <w:pStyle w:val="BodyText"/>
+      </w:pPr>
+      <w:r>
+        <w:t xml:space="preserve">636</w:t>
+      </w:r>
+    </w:p>
+    <w:p>
+      <w:pPr>
+        <w:pStyle w:val="BodyText"/>
+      </w:pPr>
+      <w:r>
+        <w:t xml:space="preserve">93</w:t>
+      </w:r>
+    </w:p>
+    <w:p>
+      <w:pPr>
+        <w:pStyle w:val="BodyText"/>
+      </w:pPr>
+      <w:r>
+        <w:t xml:space="preserve">2155</w:t>
+      </w:r>
+    </w:p>
+    <w:p>
+      <w:pPr>
+        <w:pStyle w:val="BodyText"/>
+      </w:pPr>
+      <w:r>
+        <w:t xml:space="preserve">21865</w:t>
+      </w:r>
+    </w:p>
+    <w:p>
+      <w:pPr>
+        <w:pStyle w:val="BodyText"/>
+      </w:pPr>
+      <w:r>
+        <w:t xml:space="preserve">cov1</w:t>
+      </w:r>
+    </w:p>
+    <w:p>
+      <w:pPr>
+        <w:pStyle w:val="BodyText"/>
+      </w:pPr>
+      <w:r>
+        <w:t xml:space="preserve">6</w:t>
+      </w:r>
+    </w:p>
+    <w:p>
+      <w:pPr>
+        <w:pStyle w:val="BodyText"/>
+      </w:pPr>
+      <w:r>
+        <w:t xml:space="preserve">9</w:t>
+      </w:r>
+    </w:p>
+    <w:p>
+      <w:pPr>
+        <w:pStyle w:val="BodyText"/>
+      </w:pPr>
+      <w:r>
+        <w:t xml:space="preserve">614</w:t>
+      </w:r>
+    </w:p>
+    <w:p>
+      <w:pPr>
+        <w:pStyle w:val="BodyText"/>
+      </w:pPr>
+      <w:r>
+        <w:t xml:space="preserve">70</w:t>
+      </w:r>
+    </w:p>
+    <w:p>
+      <w:pPr>
+        <w:pStyle w:val="BodyText"/>
+      </w:pPr>
+      <w:r>
+        <w:t xml:space="preserve">2243</w:t>
+      </w:r>
+    </w:p>
+    <w:p>
+      <w:pPr>
+        <w:pStyle w:val="BodyText"/>
+      </w:pPr>
+      <w:r>
+        <w:t xml:space="preserve">7</w:t>
+      </w:r>
+    </w:p>
+    <w:p>
+      <w:pPr>
+        <w:pStyle w:val="BodyText"/>
+      </w:pPr>
+      <w:r>
+        <w:t xml:space="preserve">10</w:t>
+      </w:r>
+    </w:p>
+    <w:p>
+      <w:pPr>
+        <w:pStyle w:val="BodyText"/>
+      </w:pPr>
+      <w:r>
+        <w:t xml:space="preserve">614</w:t>
+      </w:r>
+    </w:p>
+    <w:p>
+      <w:pPr>
+        <w:pStyle w:val="BodyText"/>
+      </w:pPr>
+      <w:r>
+        <w:t xml:space="preserve">70</w:t>
+      </w:r>
+    </w:p>
+    <w:p>
+      <w:pPr>
+        <w:pStyle w:val="BodyText"/>
+      </w:pPr>
+      <w:r>
+        <w:t xml:space="preserve">2244</w:t>
+      </w:r>
+    </w:p>
+    <w:p>
+      <w:pPr>
+        <w:pStyle w:val="BodyText"/>
+      </w:pPr>
+      <w:r>
+        <w:t xml:space="preserve">7</w:t>
+      </w:r>
+    </w:p>
+    <w:p>
+      <w:pPr>
+        <w:pStyle w:val="BodyText"/>
+      </w:pPr>
+      <w:r>
+        <w:t xml:space="preserve">10</w:t>
+      </w:r>
+    </w:p>
+    <w:p>
+      <w:pPr>
+        <w:pStyle w:val="BodyText"/>
+      </w:pPr>
+      <w:r>
+        <w:t xml:space="preserve">614</w:t>
+      </w:r>
+    </w:p>
+    <w:p>
+      <w:pPr>
+        <w:pStyle w:val="BodyText"/>
+      </w:pPr>
+      <w:r>
+        <w:t xml:space="preserve">70</w:t>
+      </w:r>
+    </w:p>
+    <w:p>
+      <w:pPr>
+        <w:pStyle w:val="BodyText"/>
+      </w:pPr>
+      <w:r>
+        <w:t xml:space="preserve">2244</w:t>
+      </w:r>
+    </w:p>
+    <w:p>
+      <w:pPr>
+        <w:pStyle w:val="BodyText"/>
+      </w:pPr>
+      <w:r>
+        <w:t xml:space="preserve">08NS1</w:t>
+      </w:r>
+    </w:p>
+    <w:p>
+      <w:pPr>
+        <w:pStyle w:val="BodyText"/>
+      </w:pPr>
+      <w:r>
+        <w:t xml:space="preserve">cov0</w:t>
+      </w:r>
+    </w:p>
+    <w:p>
+      <w:pPr>
+        <w:pStyle w:val="BodyText"/>
+      </w:pPr>
+      <w:r>
+        <w:t xml:space="preserve">10</w:t>
+      </w:r>
+    </w:p>
+    <w:p>
+      <w:pPr>
+        <w:pStyle w:val="BodyText"/>
+      </w:pPr>
+      <w:r>
+        <w:t xml:space="preserve">37</w:t>
+      </w:r>
+    </w:p>
+    <w:p>
+      <w:pPr>
+        <w:pStyle w:val="BodyText"/>
+      </w:pPr>
+      <w:r>
+        <w:t xml:space="preserve">152</w:t>
+      </w:r>
+    </w:p>
+    <w:p>
+      <w:pPr>
+        <w:pStyle w:val="BodyText"/>
+      </w:pPr>
+      <w:r>
+        <w:t xml:space="preserve">504</w:t>
+      </w:r>
+    </w:p>
+    <w:p>
+      <w:pPr>
+        <w:pStyle w:val="BodyText"/>
+      </w:pPr>
+      <w:r>
+        <w:t xml:space="preserve">3822</w:t>
+      </w:r>
+    </w:p>
+    <w:p>
+      <w:pPr>
+        <w:pStyle w:val="BodyText"/>
+      </w:pPr>
+      <w:r>
+        <w:t xml:space="preserve">17</w:t>
+      </w:r>
+    </w:p>
+    <w:p>
+      <w:pPr>
+        <w:pStyle w:val="BodyText"/>
+      </w:pPr>
+      <w:r>
+        <w:t xml:space="preserve">44</w:t>
+      </w:r>
+    </w:p>
+    <w:p>
+      <w:pPr>
+        <w:pStyle w:val="BodyText"/>
+      </w:pPr>
+      <w:r>
+        <w:t xml:space="preserve">159</w:t>
+      </w:r>
+    </w:p>
+    <w:p>
+      <w:pPr>
+        <w:pStyle w:val="BodyText"/>
+      </w:pPr>
+      <w:r>
+        <w:t xml:space="preserve">511</w:t>
+      </w:r>
+    </w:p>
+    <w:p>
+      <w:pPr>
+        <w:pStyle w:val="BodyText"/>
+      </w:pPr>
+      <w:r>
+        <w:t xml:space="preserve">3825</w:t>
+      </w:r>
+    </w:p>
+    <w:p>
+      <w:pPr>
+        <w:pStyle w:val="BodyText"/>
+      </w:pPr>
+      <w:r>
+        <w:t xml:space="preserve">23</w:t>
+      </w:r>
+    </w:p>
+    <w:p>
+      <w:pPr>
+        <w:pStyle w:val="BodyText"/>
+      </w:pPr>
+      <w:r>
+        <w:t xml:space="preserve">49</w:t>
+      </w:r>
+    </w:p>
+    <w:p>
+      <w:pPr>
+        <w:pStyle w:val="BodyText"/>
+      </w:pPr>
+      <w:r>
+        <w:t xml:space="preserve">164</w:t>
+      </w:r>
+    </w:p>
+    <w:p>
+      <w:pPr>
+        <w:pStyle w:val="BodyText"/>
+      </w:pPr>
+      <w:r>
+        <w:t xml:space="preserve">516</w:t>
+      </w:r>
+    </w:p>
+    <w:p>
+      <w:pPr>
+        <w:pStyle w:val="BodyText"/>
+      </w:pPr>
+      <w:r>
+        <w:t xml:space="preserve">3829</w:t>
+      </w:r>
+    </w:p>
+    <w:p>
+      <w:pPr>
+        <w:pStyle w:val="BodyText"/>
+      </w:pPr>
+      <w:r>
+        <w:t xml:space="preserve">21737</w:t>
+      </w:r>
+    </w:p>
+    <w:p>
+      <w:pPr>
+        <w:pStyle w:val="BodyText"/>
+      </w:pPr>
+      <w:r>
+        <w:t xml:space="preserve">cov1</w:t>
+      </w:r>
+    </w:p>
+    <w:p>
+      <w:pPr>
+        <w:pStyle w:val="BodyText"/>
+      </w:pPr>
+      <w:r>
+        <w:t xml:space="preserve">5</w:t>
+      </w:r>
+    </w:p>
+    <w:p>
+      <w:pPr>
+        <w:pStyle w:val="BodyText"/>
+      </w:pPr>
+      <w:r>
+        <w:t xml:space="preserve">35</w:t>
+      </w:r>
+    </w:p>
+    <w:p>
+      <w:pPr>
+        <w:pStyle w:val="BodyText"/>
+      </w:pPr>
+      <w:r>
+        <w:t xml:space="preserve">132</w:t>
+      </w:r>
+    </w:p>
+    <w:p>
+      <w:pPr>
+        <w:pStyle w:val="BodyText"/>
+      </w:pPr>
+      <w:r>
+        <w:t xml:space="preserve">517</w:t>
+      </w:r>
+    </w:p>
+    <w:p>
+      <w:pPr>
+        <w:pStyle w:val="BodyText"/>
+      </w:pPr>
+      <w:r>
+        <w:t xml:space="preserve">3825</w:t>
+      </w:r>
+    </w:p>
+    <w:p>
+      <w:pPr>
+        <w:pStyle w:val="BodyText"/>
+      </w:pPr>
+      <w:r>
+        <w:t xml:space="preserve">5</w:t>
+      </w:r>
+    </w:p>
+    <w:p>
+      <w:pPr>
+        <w:pStyle w:val="BodyText"/>
+      </w:pPr>
+      <w:r>
+        <w:t xml:space="preserve">35</w:t>
+      </w:r>
+    </w:p>
+    <w:p>
+      <w:pPr>
+        <w:pStyle w:val="BodyText"/>
+      </w:pPr>
+      <w:r>
+        <w:t xml:space="preserve">132</w:t>
+      </w:r>
+    </w:p>
+    <w:p>
+      <w:pPr>
+        <w:pStyle w:val="BodyText"/>
+      </w:pPr>
+      <w:r>
+        <w:t xml:space="preserve">517</w:t>
+      </w:r>
+    </w:p>
+    <w:p>
+      <w:pPr>
+        <w:pStyle w:val="BodyText"/>
+      </w:pPr>
+      <w:r>
+        <w:t xml:space="preserve">3825</w:t>
+      </w:r>
+    </w:p>
+    <w:p>
+      <w:pPr>
+        <w:pStyle w:val="BodyText"/>
+      </w:pPr>
+      <w:r>
+        <w:t xml:space="preserve">5</w:t>
+      </w:r>
+    </w:p>
+    <w:p>
+      <w:pPr>
+        <w:pStyle w:val="BodyText"/>
+      </w:pPr>
+      <w:r>
+        <w:t xml:space="preserve">35</w:t>
+      </w:r>
+    </w:p>
+    <w:p>
+      <w:pPr>
+        <w:pStyle w:val="BodyText"/>
+      </w:pPr>
+      <w:r>
+        <w:t xml:space="preserve">132</w:t>
+      </w:r>
+    </w:p>
+    <w:p>
+      <w:pPr>
+        <w:pStyle w:val="BodyText"/>
+      </w:pPr>
+      <w:r>
+        <w:t xml:space="preserve">517</w:t>
+      </w:r>
+    </w:p>
+    <w:p>
+      <w:pPr>
+        <w:pStyle w:val="BodyText"/>
+      </w:pPr>
+      <w:r>
+        <w:t xml:space="preserve">3825</w:t>
+      </w:r>
+    </w:p>
+    <w:p>
+      <w:pPr>
+        <w:pStyle w:val="BodyText"/>
+      </w:pPr>
+      <w:r>
+        <w:t xml:space="preserve">01PB2</w:t>
+      </w:r>
+    </w:p>
+    <w:p>
+      <w:pPr>
+        <w:pStyle w:val="BodyText"/>
+      </w:pPr>
+      <w:r>
+        <w:t xml:space="preserve">cov0</w:t>
+      </w:r>
+    </w:p>
+    <w:p>
+      <w:pPr>
+        <w:pStyle w:val="BodyText"/>
+      </w:pPr>
+      <w:r>
+        <w:t xml:space="preserve">34</w:t>
+      </w:r>
+    </w:p>
+    <w:p>
+      <w:pPr>
+        <w:pStyle w:val="BodyText"/>
+      </w:pPr>
+      <w:r>
+        <w:t xml:space="preserve">49</w:t>
+      </w:r>
+    </w:p>
+    <w:p>
+      <w:pPr>
+        <w:pStyle w:val="BodyText"/>
+      </w:pPr>
+      <w:r>
+        <w:t xml:space="preserve">74</w:t>
+      </w:r>
+    </w:p>
+    <w:p>
+      <w:pPr>
+        <w:pStyle w:val="BodyText"/>
+      </w:pPr>
+      <w:r>
+        <w:t xml:space="preserve">2099</w:t>
+      </w:r>
+    </w:p>
+    <w:p>
+      <w:pPr>
+        <w:pStyle w:val="BodyText"/>
+      </w:pPr>
+      <w:r>
+        <w:t xml:space="preserve">4615</w:t>
+      </w:r>
+    </w:p>
+    <w:p>
+      <w:pPr>
+        <w:pStyle w:val="BodyText"/>
+      </w:pPr>
+      <w:r>
+        <w:t xml:space="preserve">47</w:t>
+      </w:r>
+    </w:p>
+    <w:p>
+      <w:pPr>
+        <w:pStyle w:val="BodyText"/>
+      </w:pPr>
+      <w:r>
+        <w:t xml:space="preserve">62</w:t>
+      </w:r>
+    </w:p>
+    <w:p>
+      <w:pPr>
+        <w:pStyle w:val="BodyText"/>
+      </w:pPr>
+      <w:r>
+        <w:t xml:space="preserve">95</w:t>
+      </w:r>
+    </w:p>
+    <w:p>
+      <w:pPr>
+        <w:pStyle w:val="BodyText"/>
+      </w:pPr>
+      <w:r>
+        <w:t xml:space="preserve">2115</w:t>
+      </w:r>
+    </w:p>
+    <w:p>
+      <w:pPr>
+        <w:pStyle w:val="BodyText"/>
+      </w:pPr>
+      <w:r>
+        <w:t xml:space="preserve">4625</w:t>
+      </w:r>
+    </w:p>
+    <w:p>
+      <w:pPr>
+        <w:pStyle w:val="BodyText"/>
+      </w:pPr>
+      <w:r>
+        <w:t xml:space="preserve">71</w:t>
+      </w:r>
+    </w:p>
+    <w:p>
+      <w:pPr>
+        <w:pStyle w:val="BodyText"/>
+      </w:pPr>
+      <w:r>
+        <w:t xml:space="preserve">86</w:t>
+      </w:r>
+    </w:p>
+    <w:p>
+      <w:pPr>
+        <w:pStyle w:val="BodyText"/>
+      </w:pPr>
+      <w:r>
+        <w:t xml:space="preserve">119</w:t>
+      </w:r>
+    </w:p>
+    <w:p>
+      <w:pPr>
+        <w:pStyle w:val="BodyText"/>
+      </w:pPr>
+      <w:r>
+        <w:t xml:space="preserve">2133</w:t>
+      </w:r>
+    </w:p>
+    <w:p>
+      <w:pPr>
+        <w:pStyle w:val="BodyText"/>
+      </w:pPr>
+      <w:r>
+        <w:t xml:space="preserve">4642</w:t>
+      </w:r>
+    </w:p>
+    <w:p>
+      <w:pPr>
+        <w:pStyle w:val="BodyText"/>
+      </w:pPr>
+      <w:r>
+        <w:t xml:space="preserve">21880</w:t>
+      </w:r>
+    </w:p>
+    <w:bookmarkEnd w:id="95"/>
     <w:sectPr>
       <w:footnotePr>
         <w:numRestart w:val="eachSect"/>
